--- a/01-电源电路/03-整流滤波电路/π型滤波电路/π型滤波电路.docx
+++ b/01-电源电路/03-整流滤波电路/π型滤波电路/π型滤波电路.docx
@@ -2788,6 +2788,20 @@
     </w:p>
     <w:bookmarkEnd w:id="26"/>
     <w:bookmarkEnd w:id="27"/>
+    <w:p>
+      <w:pPr>
+        <w:spacing w:before="360"/>
+        <w:jc w:val="center"/>
+      </w:pPr>
+      <w:r>
+        <w:rPr>
+          <w:rFonts w:ascii="Times New Roman" w:hAnsi="Times New Roman"/>
+          <w:color w:val="555555"/>
+          <w:sz w:val="21"/>
+        </w:rPr>
+        <w:t>材料收集者：杜文杰</w:t>
+      </w:r>
+    </w:p>
     <w:sectPr>
       <w:headerReference r:id="rId9" w:type="default"/>
       <w:footerReference r:id="rId10" w:type="default"/>

--- a/01-电源电路/03-整流滤波电路/π型滤波电路/π型滤波电路.docx
+++ b/01-电源电路/03-整流滤波电路/π型滤波电路/π型滤波电路.docx
@@ -1,6 +1,6 @@
 
 <file path=word/document.xml><?xml version="1.0" encoding="utf-8"?>
-<w:document xmlns:w="http://schemas.openxmlformats.org/wordprocessingml/2006/main" xmlns:m="http://schemas.openxmlformats.org/officeDocument/2006/math" xmlns:r="http://schemas.openxmlformats.org/officeDocument/2006/relationships" xmlns:o="urn:schemas-microsoft-com:office:office" xmlns:v="urn:schemas-microsoft-com:vml" xmlns:w10="urn:schemas-microsoft-com:office:word" xmlns:a="http://schemas.openxmlformats.org/drawingml/2006/main" xmlns:pic="http://schemas.openxmlformats.org/drawingml/2006/picture" xmlns:wp="http://schemas.openxmlformats.org/drawingml/2006/wordprocessingDrawing">
+<w:document xmlns:m="http://schemas.openxmlformats.org/officeDocument/2006/math" xmlns:r="http://schemas.openxmlformats.org/officeDocument/2006/relationships" xmlns:w="http://schemas.openxmlformats.org/wordprocessingml/2006/main" xmlns:o="urn:schemas-microsoft-com:office:office" xmlns:v="urn:schemas-microsoft-com:vml" xmlns:w10="urn:schemas-microsoft-com:office:word" xmlns:a="http://schemas.openxmlformats.org/drawingml/2006/main" xmlns:pic="http://schemas.openxmlformats.org/drawingml/2006/picture" xmlns:wp="http://schemas.openxmlformats.org/drawingml/2006/wordprocessingDrawing">
   <w:body>
     <w:bookmarkStart w:id="27" w:name="π-型滤波电路"/>
     <w:p>
@@ -8,11 +8,14 @@
         <w:pStyle w:val="Heading1"/>
       </w:pPr>
       <w:r>
+        <w:rPr>
+          <w:rFonts w:eastAsia="黑体"/>
+        </w:rPr>
         <w:t xml:space="preserve">π </w:t>
       </w:r>
       <w:r>
         <w:rPr>
-          <w:rFonts w:hint="eastAsia"/>
+          <w:rFonts w:hint="eastAsia" w:eastAsia="黑体"/>
         </w:rPr>
         <w:t xml:space="preserve">型滤波电路</w:t>
       </w:r>
@@ -24,7 +27,7 @@
       </w:pPr>
       <w:r>
         <w:rPr>
-          <w:rFonts w:hint="eastAsia"/>
+          <w:rFonts w:hint="eastAsia" w:eastAsia="黑体"/>
         </w:rPr>
         <w:t xml:space="preserve">拓扑描述</w:t>
       </w:r>
@@ -35,11 +38,14 @@
       </w:pPr>
       <w:r>
         <w:rPr>
-          <w:rFonts w:hint="eastAsia"/>
+          <w:rFonts w:hint="eastAsia" w:eastAsia="黑体"/>
         </w:rPr>
         <w:t xml:space="preserve">本电路由三个二端元件组成：输入电容</w:t>
       </w:r>
       <w:r>
+        <w:rPr>
+          <w:rFonts w:eastAsia="黑体"/>
+        </w:rPr>
         <w:t xml:space="preserve"> </w:t>
       </w:r>
       <m:oMath>
@@ -58,20 +64,26 @@
       </m:oMath>
       <w:r>
         <w:rPr>
-          <w:rFonts w:hint="eastAsia"/>
+          <w:rFonts w:hint="eastAsia" w:eastAsia="黑体"/>
         </w:rPr>
         <w:t xml:space="preserve">（编号</w:t>
       </w:r>
       <w:r>
+        <w:rPr>
+          <w:rFonts w:eastAsia="黑体"/>
+        </w:rPr>
         <w:t xml:space="preserve"> </w:t>
       </w:r>
       <w:r>
         <w:rPr>
-          <w:rFonts w:hint="eastAsia"/>
+          <w:rFonts w:hint="eastAsia" w:eastAsia="黑体"/>
         </w:rPr>
         <w:t xml:space="preserve">C1）、串联电感</w:t>
       </w:r>
       <w:r>
+        <w:rPr>
+          <w:rFonts w:eastAsia="黑体"/>
+        </w:rPr>
         <w:t xml:space="preserve"> </w:t>
       </w:r>
       <m:oMath>
@@ -81,20 +93,26 @@
       </m:oMath>
       <w:r>
         <w:rPr>
-          <w:rFonts w:hint="eastAsia"/>
+          <w:rFonts w:hint="eastAsia" w:eastAsia="黑体"/>
         </w:rPr>
         <w:t xml:space="preserve">（编号</w:t>
       </w:r>
       <w:r>
+        <w:rPr>
+          <w:rFonts w:eastAsia="黑体"/>
+        </w:rPr>
         <w:t xml:space="preserve"> </w:t>
       </w:r>
       <w:r>
         <w:rPr>
-          <w:rFonts w:hint="eastAsia"/>
+          <w:rFonts w:hint="eastAsia" w:eastAsia="黑体"/>
         </w:rPr>
         <w:t xml:space="preserve">L1）、输出电容</w:t>
       </w:r>
       <w:r>
+        <w:rPr>
+          <w:rFonts w:eastAsia="黑体"/>
+        </w:rPr>
         <w:t xml:space="preserve"> </w:t>
       </w:r>
       <m:oMath>
@@ -113,56 +131,74 @@
       </m:oMath>
       <w:r>
         <w:rPr>
-          <w:rFonts w:hint="eastAsia"/>
+          <w:rFonts w:hint="eastAsia" w:eastAsia="黑体"/>
         </w:rPr>
         <w:t xml:space="preserve">（编号</w:t>
       </w:r>
       <w:r>
+        <w:rPr>
+          <w:rFonts w:eastAsia="黑体"/>
+        </w:rPr>
         <w:t xml:space="preserve"> </w:t>
       </w:r>
       <w:r>
         <w:rPr>
-          <w:rFonts w:hint="eastAsia"/>
+          <w:rFonts w:hint="eastAsia" w:eastAsia="黑体"/>
         </w:rPr>
         <w:t xml:space="preserve">C2）。关键节点有四个：输入节点</w:t>
       </w:r>
       <w:r>
+        <w:rPr>
+          <w:rFonts w:eastAsia="黑体"/>
+        </w:rPr>
         <w:t xml:space="preserve"> A </w:t>
       </w:r>
       <w:r>
         <w:rPr>
-          <w:rFonts w:hint="eastAsia"/>
+          <w:rFonts w:hint="eastAsia" w:eastAsia="黑体"/>
         </w:rPr>
         <w:t xml:space="preserve">为整流器输出的正端，输出节点</w:t>
       </w:r>
       <w:r>
+        <w:rPr>
+          <w:rFonts w:eastAsia="黑体"/>
+        </w:rPr>
         <w:t xml:space="preserve"> B </w:t>
       </w:r>
       <w:r>
         <w:rPr>
-          <w:rFonts w:hint="eastAsia"/>
+          <w:rFonts w:hint="eastAsia" w:eastAsia="黑体"/>
         </w:rPr>
         <w:t xml:space="preserve">为接负载的正端，地节点</w:t>
       </w:r>
       <w:r>
+        <w:rPr>
+          <w:rFonts w:eastAsia="黑体"/>
+        </w:rPr>
         <w:t xml:space="preserve"> GND </w:t>
       </w:r>
       <w:r>
         <w:rPr>
-          <w:rFonts w:hint="eastAsia"/>
+          <w:rFonts w:hint="eastAsia" w:eastAsia="黑体"/>
         </w:rPr>
         <w:t xml:space="preserve">为输入与负载公共的零电位参考点，以及中间节点</w:t>
       </w:r>
       <w:r>
+        <w:rPr>
+          <w:rFonts w:eastAsia="黑体"/>
+        </w:rPr>
         <w:t xml:space="preserve"> M </w:t>
       </w:r>
       <w:r>
         <w:rPr>
-          <w:rFonts w:hint="eastAsia"/>
+          <w:rFonts w:hint="eastAsia" w:eastAsia="黑体"/>
         </w:rPr>
         <w:t xml:space="preserve">是电感</w:t>
       </w:r>
       <w:r>
+        <w:rPr>
+          <w:rFonts w:eastAsia="黑体"/>
+        </w:rPr>
         <w:t xml:space="preserve"> </w:t>
       </w:r>
       <m:oMath>
@@ -171,15 +207,21 @@
         </m:r>
       </m:oMath>
       <w:r>
+        <w:rPr>
+          <w:rFonts w:eastAsia="黑体"/>
+        </w:rPr>
         <w:t xml:space="preserve"> </w:t>
       </w:r>
       <w:r>
         <w:rPr>
-          <w:rFonts w:hint="eastAsia"/>
+          <w:rFonts w:hint="eastAsia" w:eastAsia="黑体"/>
         </w:rPr>
         <w:t xml:space="preserve">与输出电容</w:t>
       </w:r>
       <w:r>
+        <w:rPr>
+          <w:rFonts w:eastAsia="黑体"/>
+        </w:rPr>
         <w:t xml:space="preserve"> </w:t>
       </w:r>
       <m:oMath>
@@ -197,24 +239,33 @@
         </m:sSub>
       </m:oMath>
       <w:r>
+        <w:rPr>
+          <w:rFonts w:eastAsia="黑体"/>
+        </w:rPr>
         <w:t xml:space="preserve"> </w:t>
       </w:r>
       <w:r>
         <w:rPr>
-          <w:rFonts w:hint="eastAsia"/>
+          <w:rFonts w:hint="eastAsia" w:eastAsia="黑体"/>
         </w:rPr>
         <w:t xml:space="preserve">的连接点。节点</w:t>
       </w:r>
       <w:r>
+        <w:rPr>
+          <w:rFonts w:eastAsia="黑体"/>
+        </w:rPr>
         <w:t xml:space="preserve"> A </w:t>
       </w:r>
       <w:r>
         <w:rPr>
-          <w:rFonts w:hint="eastAsia"/>
+          <w:rFonts w:hint="eastAsia" w:eastAsia="黑体"/>
         </w:rPr>
         <w:t xml:space="preserve">直接连接</w:t>
       </w:r>
       <w:r>
+        <w:rPr>
+          <w:rFonts w:eastAsia="黑体"/>
+        </w:rPr>
         <w:t xml:space="preserve"> </w:t>
       </w:r>
       <m:oMath>
@@ -232,15 +283,21 @@
         </m:sSub>
       </m:oMath>
       <w:r>
+        <w:rPr>
+          <w:rFonts w:eastAsia="黑体"/>
+        </w:rPr>
         <w:t xml:space="preserve"> </w:t>
       </w:r>
       <w:r>
         <w:rPr>
-          <w:rFonts w:hint="eastAsia"/>
+          <w:rFonts w:hint="eastAsia" w:eastAsia="黑体"/>
         </w:rPr>
         <w:t xml:space="preserve">的上端与</w:t>
       </w:r>
       <w:r>
+        <w:rPr>
+          <w:rFonts w:eastAsia="黑体"/>
+        </w:rPr>
         <w:t xml:space="preserve"> </w:t>
       </w:r>
       <m:oMath>
@@ -249,24 +306,33 @@
         </m:r>
       </m:oMath>
       <w:r>
+        <w:rPr>
+          <w:rFonts w:eastAsia="黑体"/>
+        </w:rPr>
         <w:t xml:space="preserve"> </w:t>
       </w:r>
       <w:r>
         <w:rPr>
-          <w:rFonts w:hint="eastAsia"/>
+          <w:rFonts w:hint="eastAsia" w:eastAsia="黑体"/>
         </w:rPr>
         <w:t xml:space="preserve">的一端；节点</w:t>
       </w:r>
       <w:r>
+        <w:rPr>
+          <w:rFonts w:eastAsia="黑体"/>
+        </w:rPr>
         <w:t xml:space="preserve"> M </w:t>
       </w:r>
       <w:r>
         <w:rPr>
-          <w:rFonts w:hint="eastAsia"/>
+          <w:rFonts w:hint="eastAsia" w:eastAsia="黑体"/>
         </w:rPr>
         <w:t xml:space="preserve">连接</w:t>
       </w:r>
       <w:r>
+        <w:rPr>
+          <w:rFonts w:eastAsia="黑体"/>
+        </w:rPr>
         <w:t xml:space="preserve"> </w:t>
       </w:r>
       <m:oMath>
@@ -275,15 +341,21 @@
         </m:r>
       </m:oMath>
       <w:r>
+        <w:rPr>
+          <w:rFonts w:eastAsia="黑体"/>
+        </w:rPr>
         <w:t xml:space="preserve"> </w:t>
       </w:r>
       <w:r>
         <w:rPr>
-          <w:rFonts w:hint="eastAsia"/>
+          <w:rFonts w:hint="eastAsia" w:eastAsia="黑体"/>
         </w:rPr>
         <w:t xml:space="preserve">的另一端与</w:t>
       </w:r>
       <w:r>
+        <w:rPr>
+          <w:rFonts w:eastAsia="黑体"/>
+        </w:rPr>
         <w:t xml:space="preserve"> </w:t>
       </w:r>
       <m:oMath>
@@ -301,24 +373,33 @@
         </m:sSub>
       </m:oMath>
       <w:r>
+        <w:rPr>
+          <w:rFonts w:eastAsia="黑体"/>
+        </w:rPr>
         <w:t xml:space="preserve"> </w:t>
       </w:r>
       <w:r>
         <w:rPr>
-          <w:rFonts w:hint="eastAsia"/>
+          <w:rFonts w:hint="eastAsia" w:eastAsia="黑体"/>
         </w:rPr>
         <w:t xml:space="preserve">的上端；地节点</w:t>
       </w:r>
       <w:r>
+        <w:rPr>
+          <w:rFonts w:eastAsia="黑体"/>
+        </w:rPr>
         <w:t xml:space="preserve"> GND </w:t>
       </w:r>
       <w:r>
         <w:rPr>
-          <w:rFonts w:hint="eastAsia"/>
+          <w:rFonts w:hint="eastAsia" w:eastAsia="黑体"/>
         </w:rPr>
         <w:t xml:space="preserve">同时连接</w:t>
       </w:r>
       <w:r>
+        <w:rPr>
+          <w:rFonts w:eastAsia="黑体"/>
+        </w:rPr>
         <w:t xml:space="preserve"> </w:t>
       </w:r>
       <m:oMath>
@@ -336,15 +417,21 @@
         </m:sSub>
       </m:oMath>
       <w:r>
+        <w:rPr>
+          <w:rFonts w:eastAsia="黑体"/>
+        </w:rPr>
         <w:t xml:space="preserve"> </w:t>
       </w:r>
       <w:r>
         <w:rPr>
-          <w:rFonts w:hint="eastAsia"/>
+          <w:rFonts w:hint="eastAsia" w:eastAsia="黑体"/>
         </w:rPr>
         <w:t xml:space="preserve">的下端与</w:t>
       </w:r>
       <w:r>
+        <w:rPr>
+          <w:rFonts w:eastAsia="黑体"/>
+        </w:rPr>
         <w:t xml:space="preserve"> </w:t>
       </w:r>
       <m:oMath>
@@ -362,29 +449,38 @@
         </m:sSub>
       </m:oMath>
       <w:r>
+        <w:rPr>
+          <w:rFonts w:eastAsia="黑体"/>
+        </w:rPr>
         <w:t xml:space="preserve"> </w:t>
       </w:r>
       <w:r>
         <w:rPr>
-          <w:rFonts w:hint="eastAsia"/>
+          <w:rFonts w:hint="eastAsia" w:eastAsia="黑体"/>
         </w:rPr>
         <w:t xml:space="preserve">的下端；节点</w:t>
       </w:r>
       <w:r>
+        <w:rPr>
+          <w:rFonts w:eastAsia="黑体"/>
+        </w:rPr>
         <w:t xml:space="preserve"> B </w:t>
       </w:r>
       <w:r>
         <w:rPr>
-          <w:rFonts w:hint="eastAsia"/>
+          <w:rFonts w:hint="eastAsia" w:eastAsia="黑体"/>
         </w:rPr>
         <w:t xml:space="preserve">即节点</w:t>
       </w:r>
       <w:r>
+        <w:rPr>
+          <w:rFonts w:eastAsia="黑体"/>
+        </w:rPr>
         <w:t xml:space="preserve"> M </w:t>
       </w:r>
       <w:r>
         <w:rPr>
-          <w:rFonts w:hint="eastAsia"/>
+          <w:rFonts w:hint="eastAsia" w:eastAsia="黑体"/>
         </w:rPr>
         <w:t xml:space="preserve">本身，向外引出接负载。</w:t>
       </w:r>
@@ -393,11 +489,14 @@
       <w:pPr/>
       <w:r>
         <w:rPr>
-          <w:rFonts w:hint="eastAsia"/>
+          <w:rFonts w:hint="eastAsia" w:eastAsia="黑体"/>
         </w:rPr>
         <w:t xml:space="preserve">各元件管脚连接：电容</w:t>
       </w:r>
       <w:r>
+        <w:rPr>
+          <w:rFonts w:eastAsia="黑体"/>
+        </w:rPr>
         <w:t xml:space="preserve"> </w:t>
       </w:r>
       <m:oMath>
@@ -415,33 +514,45 @@
         </m:sSub>
       </m:oMath>
       <w:r>
+        <w:rPr>
+          <w:rFonts w:eastAsia="黑体"/>
+        </w:rPr>
         <w:t xml:space="preserve"> </w:t>
       </w:r>
       <w:r>
         <w:rPr>
-          <w:rFonts w:hint="eastAsia"/>
+          <w:rFonts w:hint="eastAsia" w:eastAsia="黑体"/>
         </w:rPr>
         <w:t xml:space="preserve">的一端接输入节点</w:t>
       </w:r>
       <w:r>
+        <w:rPr>
+          <w:rFonts w:eastAsia="黑体"/>
+        </w:rPr>
         <w:t xml:space="preserve"> </w:t>
       </w:r>
       <w:r>
         <w:rPr>
-          <w:rFonts w:hint="eastAsia"/>
+          <w:rFonts w:hint="eastAsia" w:eastAsia="黑体"/>
         </w:rPr>
         <w:t xml:space="preserve">A、另一端接地节点</w:t>
       </w:r>
       <w:r>
+        <w:rPr>
+          <w:rFonts w:eastAsia="黑体"/>
+        </w:rPr>
         <w:t xml:space="preserve"> </w:t>
       </w:r>
       <w:r>
         <w:rPr>
-          <w:rFonts w:hint="eastAsia"/>
+          <w:rFonts w:hint="eastAsia" w:eastAsia="黑体"/>
         </w:rPr>
         <w:t xml:space="preserve">GND；电感</w:t>
       </w:r>
       <w:r>
+        <w:rPr>
+          <w:rFonts w:eastAsia="黑体"/>
+        </w:rPr>
         <w:t xml:space="preserve"> </w:t>
       </w:r>
       <m:oMath>
@@ -450,33 +561,45 @@
         </m:r>
       </m:oMath>
       <w:r>
+        <w:rPr>
+          <w:rFonts w:eastAsia="黑体"/>
+        </w:rPr>
         <w:t xml:space="preserve"> </w:t>
       </w:r>
       <w:r>
         <w:rPr>
-          <w:rFonts w:hint="eastAsia"/>
+          <w:rFonts w:hint="eastAsia" w:eastAsia="黑体"/>
         </w:rPr>
         <w:t xml:space="preserve">的一端接输入节点</w:t>
       </w:r>
       <w:r>
+        <w:rPr>
+          <w:rFonts w:eastAsia="黑体"/>
+        </w:rPr>
         <w:t xml:space="preserve"> </w:t>
       </w:r>
       <w:r>
         <w:rPr>
-          <w:rFonts w:hint="eastAsia"/>
+          <w:rFonts w:hint="eastAsia" w:eastAsia="黑体"/>
         </w:rPr>
         <w:t xml:space="preserve">A、另一端接中间节点</w:t>
       </w:r>
       <w:r>
+        <w:rPr>
+          <w:rFonts w:eastAsia="黑体"/>
+        </w:rPr>
         <w:t xml:space="preserve"> </w:t>
       </w:r>
       <w:r>
         <w:rPr>
-          <w:rFonts w:hint="eastAsia"/>
+          <w:rFonts w:hint="eastAsia" w:eastAsia="黑体"/>
         </w:rPr>
         <w:t xml:space="preserve">M；电容</w:t>
       </w:r>
       <w:r>
+        <w:rPr>
+          <w:rFonts w:eastAsia="黑体"/>
+        </w:rPr>
         <w:t xml:space="preserve"> </w:t>
       </w:r>
       <m:oMath>
@@ -494,33 +617,45 @@
         </m:sSub>
       </m:oMath>
       <w:r>
+        <w:rPr>
+          <w:rFonts w:eastAsia="黑体"/>
+        </w:rPr>
         <w:t xml:space="preserve"> </w:t>
       </w:r>
       <w:r>
         <w:rPr>
-          <w:rFonts w:hint="eastAsia"/>
+          <w:rFonts w:hint="eastAsia" w:eastAsia="黑体"/>
         </w:rPr>
         <w:t xml:space="preserve">的一端接中间节点</w:t>
       </w:r>
       <w:r>
+        <w:rPr>
+          <w:rFonts w:eastAsia="黑体"/>
+        </w:rPr>
         <w:t xml:space="preserve"> </w:t>
       </w:r>
       <w:r>
         <w:rPr>
-          <w:rFonts w:hint="eastAsia"/>
+          <w:rFonts w:hint="eastAsia" w:eastAsia="黑体"/>
         </w:rPr>
         <w:t xml:space="preserve">M（即输出节点</w:t>
       </w:r>
       <w:r>
+        <w:rPr>
+          <w:rFonts w:eastAsia="黑体"/>
+        </w:rPr>
         <w:t xml:space="preserve"> </w:t>
       </w:r>
       <w:r>
         <w:rPr>
-          <w:rFonts w:hint="eastAsia"/>
+          <w:rFonts w:hint="eastAsia" w:eastAsia="黑体"/>
         </w:rPr>
         <w:t xml:space="preserve">B）、另一端接地节点</w:t>
       </w:r>
       <w:r>
+        <w:rPr>
+          <w:rFonts w:eastAsia="黑体"/>
+        </w:rPr>
         <w:t xml:space="preserve"> GND。</w:t>
       </w:r>
       <m:oMath>
@@ -538,15 +673,21 @@
         </m:sSub>
       </m:oMath>
       <w:r>
+        <w:rPr>
+          <w:rFonts w:eastAsia="黑体"/>
+        </w:rPr>
         <w:t xml:space="preserve"> </w:t>
       </w:r>
       <w:r>
         <w:rPr>
-          <w:rFonts w:hint="eastAsia"/>
+          <w:rFonts w:hint="eastAsia" w:eastAsia="黑体"/>
         </w:rPr>
         <w:t xml:space="preserve">与</w:t>
       </w:r>
       <w:r>
+        <w:rPr>
+          <w:rFonts w:eastAsia="黑体"/>
+        </w:rPr>
         <w:t xml:space="preserve"> </w:t>
       </w:r>
       <m:oMath>
@@ -564,11 +705,14 @@
         </m:sSub>
       </m:oMath>
       <w:r>
+        <w:rPr>
+          <w:rFonts w:eastAsia="黑体"/>
+        </w:rPr>
         <w:t xml:space="preserve"> </w:t>
       </w:r>
       <w:r>
         <w:rPr>
-          <w:rFonts w:hint="eastAsia"/>
+          <w:rFonts w:hint="eastAsia" w:eastAsia="黑体"/>
         </w:rPr>
         <w:t xml:space="preserve">的下端同电位，</w:t>
       </w:r>
@@ -578,15 +722,21 @@
         </m:r>
       </m:oMath>
       <w:r>
+        <w:rPr>
+          <w:rFonts w:eastAsia="黑体"/>
+        </w:rPr>
         <w:t xml:space="preserve"> </w:t>
       </w:r>
       <w:r>
         <w:rPr>
-          <w:rFonts w:hint="eastAsia"/>
+          <w:rFonts w:hint="eastAsia" w:eastAsia="黑体"/>
         </w:rPr>
         <w:t xml:space="preserve">横跨在</w:t>
       </w:r>
       <w:r>
+        <w:rPr>
+          <w:rFonts w:eastAsia="黑体"/>
+        </w:rPr>
         <w:t xml:space="preserve"> </w:t>
       </w:r>
       <m:oMath>
@@ -604,6 +754,9 @@
         </m:sSub>
       </m:oMath>
       <w:r>
+        <w:rPr>
+          <w:rFonts w:eastAsia="黑体"/>
+        </w:rPr>
         <w:t xml:space="preserve">、</w:t>
       </w:r>
       <m:oMath>
@@ -621,20 +774,26 @@
         </m:sSub>
       </m:oMath>
       <w:r>
+        <w:rPr>
+          <w:rFonts w:eastAsia="黑体"/>
+        </w:rPr>
         <w:t xml:space="preserve"> </w:t>
       </w:r>
       <w:r>
         <w:rPr>
-          <w:rFonts w:hint="eastAsia"/>
+          <w:rFonts w:hint="eastAsia" w:eastAsia="黑体"/>
         </w:rPr>
         <w:t xml:space="preserve">上端之间，使三者呈”输入电容—串联电感—输出电容”的链条关系，两个接地电容分别位于链条首尾，形似</w:t>
       </w:r>
       <w:r>
+        <w:rPr>
+          <w:rFonts w:eastAsia="黑体"/>
+        </w:rPr>
         <w:t xml:space="preserve"> π </w:t>
       </w:r>
       <w:r>
         <w:rPr>
-          <w:rFonts w:hint="eastAsia"/>
+          <w:rFonts w:hint="eastAsia" w:eastAsia="黑体"/>
         </w:rPr>
         <w:t xml:space="preserve">字。</w:t>
       </w:r>
@@ -643,25 +802,31 @@
       <w:pPr/>
       <w:r>
         <w:rPr>
-          <w:rFonts w:hint="eastAsia"/>
+          <w:rFonts w:hint="eastAsia" w:eastAsia="黑体"/>
         </w:rPr>
         <w:t xml:space="preserve">组态上这是一个”电容输入、电感串联、电容输出”的二阶</w:t>
       </w:r>
       <w:r>
+        <w:rPr>
+          <w:rFonts w:eastAsia="黑体"/>
+        </w:rPr>
         <w:t xml:space="preserve"> LC </w:t>
       </w:r>
       <w:r>
         <w:rPr>
-          <w:rFonts w:hint="eastAsia"/>
+          <w:rFonts w:hint="eastAsia" w:eastAsia="黑体"/>
         </w:rPr>
         <w:t xml:space="preserve">无源低通</w:t>
       </w:r>
       <w:r>
+        <w:rPr>
+          <w:rFonts w:eastAsia="黑体"/>
+        </w:rPr>
         <w:t xml:space="preserve"> π </w:t>
       </w:r>
       <w:r>
         <w:rPr>
-          <w:rFonts w:hint="eastAsia"/>
+          <w:rFonts w:hint="eastAsia" w:eastAsia="黑体"/>
         </w:rPr>
         <w:t xml:space="preserve">型滤波器，插入整流输出与负载之间，用于平滑纹波并抑制高频噪声。</w:t>
       </w:r>
@@ -674,7 +839,7 @@
       </w:pPr>
       <w:r>
         <w:rPr>
-          <w:rFonts w:hint="eastAsia"/>
+          <w:rFonts w:hint="eastAsia" w:eastAsia="黑体"/>
         </w:rPr>
         <w:t xml:space="preserve">工作原理</w:t>
       </w:r>
@@ -685,7 +850,7 @@
       </w:pPr>
       <w:r>
         <w:rPr>
-          <w:rFonts w:hint="eastAsia"/>
+          <w:rFonts w:hint="eastAsia" w:eastAsia="黑体"/>
         </w:rPr>
         <w:t xml:space="preserve">第一级电容先滤除一部分纹波，中间电感对剩余纹波电流提供高阻抗阻碍，第二级电容再把残余纹波旁路到地；两级电容加一级电感形成比一阶更强的滚降，使输出纹波大幅衰减。</w:t>
       </w:r>
@@ -698,7 +863,7 @@
       </w:pPr>
       <w:r>
         <w:rPr>
-          <w:rFonts w:hint="eastAsia"/>
+          <w:rFonts w:hint="eastAsia" w:eastAsia="黑体"/>
         </w:rPr>
         <w:t xml:space="preserve">关键计算公式</w:t>
       </w:r>
@@ -712,7 +877,7 @@
       </w:pPr>
       <w:r>
         <w:rPr>
-          <w:rFonts w:hint="eastAsia"/>
+          <w:rFonts w:hint="eastAsia" w:eastAsia="黑体"/>
         </w:rPr>
         <w:t xml:space="preserve">转折频率：</w:t>
       </w:r>
@@ -855,7 +1020,7 @@
       </w:pPr>
       <w:r>
         <w:rPr>
-          <w:rFonts w:hint="eastAsia"/>
+          <w:rFonts w:hint="eastAsia" w:eastAsia="黑体"/>
         </w:rPr>
         <w:t xml:space="preserve">高频纹波衰减：</w:t>
       </w:r>
@@ -1038,7 +1203,7 @@
       </w:pPr>
       <w:r>
         <w:rPr>
-          <w:rFonts w:hint="eastAsia"/>
+          <w:rFonts w:hint="eastAsia" w:eastAsia="黑体"/>
         </w:rPr>
         <w:t xml:space="preserve">临界阻尼条件：</w:t>
       </w:r>
@@ -1139,7 +1304,7 @@
       </w:pPr>
       <w:r>
         <w:rPr>
-          <w:rFonts w:hint="eastAsia"/>
+          <w:rFonts w:hint="eastAsia" w:eastAsia="黑体"/>
         </w:rPr>
         <w:t xml:space="preserve">输出纹波近似：</w:t>
       </w:r>
@@ -1314,7 +1479,7 @@
             </w:pPr>
             <w:r>
               <w:rPr>
-                <w:rFonts w:hint="eastAsia"/>
+                <w:rFonts w:hint="eastAsia" w:eastAsia="黑体"/>
               </w:rPr>
               <w:t xml:space="preserve">符号</w:t>
             </w:r>
@@ -1328,7 +1493,7 @@
             </w:pPr>
             <w:r>
               <w:rPr>
-                <w:rFonts w:hint="eastAsia"/>
+                <w:rFonts w:hint="eastAsia" w:eastAsia="黑体"/>
               </w:rPr>
               <w:t xml:space="preserve">含义</w:t>
             </w:r>
@@ -1342,7 +1507,7 @@
             </w:pPr>
             <w:r>
               <w:rPr>
-                <w:rFonts w:hint="eastAsia"/>
+                <w:rFonts w:hint="eastAsia" w:eastAsia="黑体"/>
               </w:rPr>
               <w:t xml:space="preserve">单位</w:t>
             </w:r>
@@ -1371,6 +1536,9 @@
               </m:sSub>
             </m:oMath>
             <w:r>
+              <w:rPr>
+                <w:rFonts w:eastAsia="黑体"/>
+              </w:rPr>
               <w:t xml:space="preserve">​</w:t>
             </w:r>
           </w:p>
@@ -1383,7 +1551,7 @@
             </w:pPr>
             <w:r>
               <w:rPr>
-                <w:rFonts w:hint="eastAsia"/>
+                <w:rFonts w:hint="eastAsia" w:eastAsia="黑体"/>
               </w:rPr>
               <w:t xml:space="preserve">输入电容</w:t>
             </w:r>
@@ -1396,6 +1564,9 @@
               <w:pStyle w:val="Compact"/>
             </w:pPr>
             <w:r>
+              <w:rPr>
+                <w:rFonts w:eastAsia="黑体"/>
+              </w:rPr>
               <w:t xml:space="preserve">F</w:t>
             </w:r>
           </w:p>
@@ -1423,6 +1594,9 @@
               </m:sSub>
             </m:oMath>
             <w:r>
+              <w:rPr>
+                <w:rFonts w:eastAsia="黑体"/>
+              </w:rPr>
               <w:t xml:space="preserve">​</w:t>
             </w:r>
           </w:p>
@@ -1435,7 +1609,7 @@
             </w:pPr>
             <w:r>
               <w:rPr>
-                <w:rFonts w:hint="eastAsia"/>
+                <w:rFonts w:hint="eastAsia" w:eastAsia="黑体"/>
               </w:rPr>
               <w:t xml:space="preserve">输出电容</w:t>
             </w:r>
@@ -1448,6 +1622,9 @@
               <w:pStyle w:val="Compact"/>
             </w:pPr>
             <w:r>
+              <w:rPr>
+                <w:rFonts w:eastAsia="黑体"/>
+              </w:rPr>
               <w:t xml:space="preserve">F</w:t>
             </w:r>
           </w:p>
@@ -1466,6 +1643,9 @@
               </m:r>
             </m:oMath>
             <w:r>
+              <w:rPr>
+                <w:rFonts w:eastAsia="黑体"/>
+              </w:rPr>
               <w:t xml:space="preserve">​</w:t>
             </w:r>
           </w:p>
@@ -1478,7 +1658,7 @@
             </w:pPr>
             <w:r>
               <w:rPr>
-                <w:rFonts w:hint="eastAsia"/>
+                <w:rFonts w:hint="eastAsia" w:eastAsia="黑体"/>
               </w:rPr>
               <w:t xml:space="preserve">串联电感</w:t>
             </w:r>
@@ -1491,6 +1671,9 @@
               <w:pStyle w:val="Compact"/>
             </w:pPr>
             <w:r>
+              <w:rPr>
+                <w:rFonts w:eastAsia="黑体"/>
+              </w:rPr>
               <w:t xml:space="preserve">H</w:t>
             </w:r>
           </w:p>
@@ -1518,6 +1701,9 @@
               </m:sSub>
             </m:oMath>
             <w:r>
+              <w:rPr>
+                <w:rFonts w:eastAsia="黑体"/>
+              </w:rPr>
               <w:t xml:space="preserve">​</w:t>
             </w:r>
           </w:p>
@@ -1530,7 +1716,7 @@
             </w:pPr>
             <w:r>
               <w:rPr>
-                <w:rFonts w:hint="eastAsia"/>
+                <w:rFonts w:hint="eastAsia" w:eastAsia="黑体"/>
               </w:rPr>
               <w:t xml:space="preserve">转折频率</w:t>
             </w:r>
@@ -1543,6 +1729,9 @@
               <w:pStyle w:val="Compact"/>
             </w:pPr>
             <w:r>
+              <w:rPr>
+                <w:rFonts w:eastAsia="黑体"/>
+              </w:rPr>
               <w:t xml:space="preserve">Hz</w:t>
             </w:r>
           </w:p>
@@ -1561,6 +1750,9 @@
               </m:r>
             </m:oMath>
             <w:r>
+              <w:rPr>
+                <w:rFonts w:eastAsia="黑体"/>
+              </w:rPr>
               <w:t xml:space="preserve">​</w:t>
             </w:r>
           </w:p>
@@ -1573,7 +1765,7 @@
             </w:pPr>
             <w:r>
               <w:rPr>
-                <w:rFonts w:hint="eastAsia"/>
+                <w:rFonts w:hint="eastAsia" w:eastAsia="黑体"/>
               </w:rPr>
               <w:t xml:space="preserve">纹波频率</w:t>
             </w:r>
@@ -1586,6 +1778,9 @@
               <w:pStyle w:val="Compact"/>
             </w:pPr>
             <w:r>
+              <w:rPr>
+                <w:rFonts w:eastAsia="黑体"/>
+              </w:rPr>
               <w:t xml:space="preserve">Hz</w:t>
             </w:r>
           </w:p>
@@ -1622,6 +1817,9 @@
               </m:sSub>
             </m:oMath>
             <w:r>
+              <w:rPr>
+                <w:rFonts w:eastAsia="黑体"/>
+              </w:rPr>
               <w:t xml:space="preserve">​</w:t>
             </w:r>
           </w:p>
@@ -1634,7 +1832,7 @@
             </w:pPr>
             <w:r>
               <w:rPr>
-                <w:rFonts w:hint="eastAsia"/>
+                <w:rFonts w:hint="eastAsia" w:eastAsia="黑体"/>
               </w:rPr>
               <w:t xml:space="preserve">负载电阻</w:t>
             </w:r>
@@ -1647,6 +1845,9 @@
               <w:pStyle w:val="Compact"/>
             </w:pPr>
             <w:r>
+              <w:rPr>
+                <w:rFonts w:eastAsia="黑体"/>
+              </w:rPr>
               <w:t xml:space="preserve">Ω</w:t>
             </w:r>
           </w:p>
@@ -1661,7 +1862,7 @@
       </w:pPr>
       <w:r>
         <w:rPr>
-          <w:rFonts w:hint="eastAsia"/>
+          <w:rFonts w:hint="eastAsia" w:eastAsia="黑体"/>
         </w:rPr>
         <w:t xml:space="preserve">元件调整影响</w:t>
       </w:r>
@@ -1681,6 +1882,7 @@
       </m:oMath>
       <w:r>
         <w:rPr>
+          <w:rFonts w:eastAsia="黑体"/>
           <w:b/>
           <w:bCs/>
         </w:rPr>
@@ -1688,7 +1890,7 @@
       </w:r>
       <w:r>
         <w:rPr>
-          <w:rFonts w:hint="eastAsia"/>
+          <w:rFonts w:hint="eastAsia" w:eastAsia="黑体"/>
           <w:b/>
           <w:bCs/>
         </w:rPr>
@@ -1696,6 +1898,7 @@
       </w:r>
       <w:r>
         <w:rPr>
+          <w:rFonts w:eastAsia="黑体"/>
           <w:b/>
           <w:bCs/>
         </w:rPr>
@@ -1703,7 +1906,7 @@
       </w:r>
       <w:r>
         <w:rPr>
-          <w:rFonts w:hint="eastAsia"/>
+          <w:rFonts w:hint="eastAsia" w:eastAsia="黑体"/>
           <w:b/>
           <w:bCs/>
         </w:rPr>
@@ -1711,6 +1914,7 @@
       </w:r>
       <w:r>
         <w:rPr>
+          <w:rFonts w:eastAsia="黑体"/>
           <w:b/>
           <w:bCs/>
         </w:rPr>
@@ -1732,6 +1936,7 @@
       </m:oMath>
       <w:r>
         <w:rPr>
+          <w:rFonts w:eastAsia="黑体"/>
           <w:b/>
           <w:bCs/>
         </w:rPr>
@@ -1739,19 +1944,28 @@
       </w:r>
       <w:r>
         <w:rPr>
-          <w:rFonts w:hint="eastAsia"/>
+          <w:rFonts w:hint="eastAsia" w:eastAsia="黑体"/>
           <w:b/>
           <w:bCs/>
         </w:rPr>
         <w:t xml:space="preserve">增大</w:t>
       </w:r>
       <w:r>
+        <w:rPr>
+          <w:rFonts w:eastAsia="黑体"/>
+        </w:rPr>
         <w:t xml:space="preserve"> </w:t>
       </w:r>
       <w:r>
+        <w:rPr>
+          <w:rFonts w:eastAsia="黑体"/>
+        </w:rPr>
         <w:t xml:space="preserve">→</w:t>
       </w:r>
       <w:r>
+        <w:rPr>
+          <w:rFonts w:eastAsia="黑体"/>
+        </w:rPr>
         <w:t xml:space="preserve"> </w:t>
       </w:r>
       <m:oMath>
@@ -1769,11 +1983,14 @@
         </m:sSub>
       </m:oMath>
       <w:r>
+        <w:rPr>
+          <w:rFonts w:eastAsia="黑体"/>
+        </w:rPr>
         <w:t xml:space="preserve"> </w:t>
       </w:r>
       <w:r>
         <w:rPr>
-          <w:rFonts w:hint="eastAsia"/>
+          <w:rFonts w:hint="eastAsia" w:eastAsia="黑体"/>
         </w:rPr>
         <w:t xml:space="preserve">降低、纹波衰减加大、滤波更彻底。</w:t>
       </w:r>
@@ -1802,6 +2019,7 @@
       </m:oMath>
       <w:r>
         <w:rPr>
+          <w:rFonts w:eastAsia="黑体"/>
           <w:b/>
           <w:bCs/>
         </w:rPr>
@@ -1809,21 +2027,27 @@
       </w:r>
       <w:r>
         <w:rPr>
-          <w:rFonts w:hint="eastAsia"/>
+          <w:rFonts w:hint="eastAsia" w:eastAsia="黑体"/>
           <w:b/>
           <w:bCs/>
         </w:rPr>
         <w:t xml:space="preserve">增大</w:t>
       </w:r>
       <w:r>
+        <w:rPr>
+          <w:rFonts w:eastAsia="黑体"/>
+        </w:rPr>
         <w:t xml:space="preserve"> </w:t>
       </w:r>
       <w:r>
+        <w:rPr>
+          <w:rFonts w:eastAsia="黑体"/>
+        </w:rPr>
         <w:t xml:space="preserve">→ </w:t>
       </w:r>
       <w:r>
         <w:rPr>
-          <w:rFonts w:hint="eastAsia"/>
+          <w:rFonts w:hint="eastAsia" w:eastAsia="黑体"/>
         </w:rPr>
         <w:t xml:space="preserve">改善输入缓冲与整流冲动，但对总衰减贡献有限。</w:t>
       </w:r>
@@ -1843,6 +2067,7 @@
       </m:oMath>
       <w:r>
         <w:rPr>
+          <w:rFonts w:eastAsia="黑体"/>
           <w:b/>
           <w:bCs/>
         </w:rPr>
@@ -1850,21 +2075,27 @@
       </w:r>
       <w:r>
         <w:rPr>
-          <w:rFonts w:hint="eastAsia"/>
+          <w:rFonts w:hint="eastAsia" w:eastAsia="黑体"/>
           <w:b/>
           <w:bCs/>
         </w:rPr>
         <w:t xml:space="preserve">增大过多</w:t>
       </w:r>
       <w:r>
+        <w:rPr>
+          <w:rFonts w:eastAsia="黑体"/>
+        </w:rPr>
         <w:t xml:space="preserve"> </w:t>
       </w:r>
       <w:r>
+        <w:rPr>
+          <w:rFonts w:eastAsia="黑体"/>
+        </w:rPr>
         <w:t xml:space="preserve">→ </w:t>
       </w:r>
       <w:r>
         <w:rPr>
-          <w:rFonts w:hint="eastAsia"/>
+          <w:rFonts w:hint="eastAsia" w:eastAsia="黑体"/>
         </w:rPr>
         <w:t xml:space="preserve">体积、铜损与直流压降增大，动态响应恶化。</w:t>
       </w:r>
@@ -1893,6 +2124,7 @@
       </m:oMath>
       <w:r>
         <w:rPr>
+          <w:rFonts w:eastAsia="黑体"/>
           <w:b/>
           <w:bCs/>
         </w:rPr>
@@ -1900,21 +2132,27 @@
       </w:r>
       <w:r>
         <w:rPr>
-          <w:rFonts w:hint="eastAsia"/>
+          <w:rFonts w:hint="eastAsia" w:eastAsia="黑体"/>
           <w:b/>
           <w:bCs/>
         </w:rPr>
         <w:t xml:space="preserve">增大</w:t>
       </w:r>
       <w:r>
+        <w:rPr>
+          <w:rFonts w:eastAsia="黑体"/>
+        </w:rPr>
         <w:t xml:space="preserve"> </w:t>
       </w:r>
       <w:r>
+        <w:rPr>
+          <w:rFonts w:eastAsia="黑体"/>
+        </w:rPr>
         <w:t xml:space="preserve">→ </w:t>
       </w:r>
       <w:r>
         <w:rPr>
-          <w:rFonts w:hint="eastAsia"/>
+          <w:rFonts w:hint="eastAsia" w:eastAsia="黑体"/>
         </w:rPr>
         <w:t xml:space="preserve">输出纹波更小，但冲击电流与开机压降时间增长。</w:t>
       </w:r>
@@ -1927,7 +2165,7 @@
       </w:pPr>
       <w:r>
         <w:rPr>
-          <w:rFonts w:hint="eastAsia"/>
+          <w:rFonts w:hint="eastAsia" w:eastAsia="黑体"/>
         </w:rPr>
         <w:t xml:space="preserve">典型参数示例</w:t>
       </w:r>
@@ -1942,11 +2180,14 @@
       </w:pPr>
       <w:r>
         <w:rPr>
-          <w:rFonts w:hint="eastAsia"/>
+          <w:rFonts w:hint="eastAsia" w:eastAsia="黑体"/>
         </w:rPr>
         <w:t xml:space="preserve">取</w:t>
       </w:r>
       <w:r>
+        <w:rPr>
+          <w:rFonts w:eastAsia="黑体"/>
+        </w:rPr>
         <w:t xml:space="preserve"> </w:t>
       </w:r>
       <m:oMath>
@@ -1974,6 +2215,9 @@
         </m:r>
       </m:oMath>
       <w:r>
+        <w:rPr>
+          <w:rFonts w:eastAsia="黑体"/>
+        </w:rPr>
         <w:t xml:space="preserve">、</w:t>
       </w:r>
       <m:oMath>
@@ -2032,7 +2276,7 @@
       </m:oMath>
       <w:r>
         <w:rPr>
-          <w:rFonts w:hint="eastAsia"/>
+          <w:rFonts w:hint="eastAsia" w:eastAsia="黑体"/>
         </w:rPr>
         <w:t xml:space="preserve">：</w:t>
       </w:r>
@@ -2077,7 +2321,7 @@
       </m:oMath>
       <w:r>
         <w:rPr>
-          <w:rFonts w:hint="eastAsia"/>
+          <w:rFonts w:hint="eastAsia" w:eastAsia="黑体"/>
         </w:rPr>
         <w:t xml:space="preserve">，</w:t>
       </w:r>
@@ -2207,6 +2451,9 @@
         </m:r>
       </m:oMath>
       <w:r>
+        <w:rPr>
+          <w:rFonts w:eastAsia="黑体"/>
+        </w:rPr>
         <w:t xml:space="preserve">。</w:t>
       </w:r>
     </w:p>
@@ -2220,11 +2467,14 @@
       </w:pPr>
       <w:r>
         <w:rPr>
-          <w:rFonts w:hint="eastAsia"/>
+          <w:rFonts w:hint="eastAsia" w:eastAsia="黑体"/>
         </w:rPr>
         <w:t xml:space="preserve">取</w:t>
       </w:r>
       <w:r>
+        <w:rPr>
+          <w:rFonts w:eastAsia="黑体"/>
+        </w:rPr>
         <w:t xml:space="preserve"> </w:t>
       </w:r>
       <m:oMath>
@@ -2291,6 +2541,9 @@
         </m:r>
       </m:oMath>
       <w:r>
+        <w:rPr>
+          <w:rFonts w:eastAsia="黑体"/>
+        </w:rPr>
         <w:t xml:space="preserve">、</w:t>
       </w:r>
       <m:oMath>
@@ -2318,6 +2571,9 @@
         </m:r>
       </m:oMath>
       <w:r>
+        <w:rPr>
+          <w:rFonts w:eastAsia="黑体"/>
+        </w:rPr>
         <w:t xml:space="preserve">、</w:t>
       </w:r>
       <m:oMath>
@@ -2345,6 +2601,9 @@
         </m:r>
       </m:oMath>
       <w:r>
+        <w:rPr>
+          <w:rFonts w:eastAsia="黑体"/>
+        </w:rPr>
         <w:t xml:space="preserve">、</w:t>
       </w:r>
       <m:oMath>
@@ -2385,7 +2644,7 @@
       </m:oMath>
       <w:r>
         <w:rPr>
-          <w:rFonts w:hint="eastAsia"/>
+          <w:rFonts w:hint="eastAsia" w:eastAsia="黑体"/>
         </w:rPr>
         <w:t xml:space="preserve">：</w:t>
       </w:r>
@@ -2546,6 +2805,9 @@
         </m:r>
       </m:oMath>
       <w:r>
+        <w:rPr>
+          <w:rFonts w:eastAsia="黑体"/>
+        </w:rPr>
         <w:t xml:space="preserve">。</w:t>
       </w:r>
     </w:p>
@@ -2557,7 +2819,7 @@
       </w:pPr>
       <w:r>
         <w:rPr>
-          <w:rFonts w:hint="eastAsia"/>
+          <w:rFonts w:hint="eastAsia" w:eastAsia="黑体"/>
         </w:rPr>
         <w:t xml:space="preserve">常见器件型号</w:t>
       </w:r>
@@ -2572,7 +2834,7 @@
       </w:pPr>
       <w:r>
         <w:rPr>
-          <w:rFonts w:hint="eastAsia"/>
+          <w:rFonts w:hint="eastAsia" w:eastAsia="黑体"/>
         </w:rPr>
         <w:t xml:space="preserve">电感：功率扼流圈、磁环电感、TDK/村田。</w:t>
       </w:r>
@@ -2587,16 +2849,19 @@
       </w:pPr>
       <w:r>
         <w:rPr>
-          <w:rFonts w:hint="eastAsia"/>
+          <w:rFonts w:hint="eastAsia" w:eastAsia="黑体"/>
         </w:rPr>
         <w:t xml:space="preserve">电容：电解电容、X7R</w:t>
       </w:r>
       <w:r>
+        <w:rPr>
+          <w:rFonts w:eastAsia="黑体"/>
+        </w:rPr>
         <w:t xml:space="preserve"> </w:t>
       </w:r>
       <w:r>
         <w:rPr>
-          <w:rFonts w:hint="eastAsia"/>
+          <w:rFonts w:hint="eastAsia" w:eastAsia="黑体"/>
         </w:rPr>
         <w:t xml:space="preserve">陶瓷、C0G/NP0。</w:t>
       </w:r>
@@ -2611,7 +2876,7 @@
       </w:pPr>
       <w:r>
         <w:rPr>
-          <w:rFonts w:hint="eastAsia"/>
+          <w:rFonts w:hint="eastAsia" w:eastAsia="黑体"/>
         </w:rPr>
         <w:t xml:space="preserve">常用：按需选型。</w:t>
       </w:r>
@@ -2624,7 +2889,7 @@
       </w:pPr>
       <w:r>
         <w:rPr>
-          <w:rFonts w:hint="eastAsia"/>
+          <w:rFonts w:hint="eastAsia" w:eastAsia="黑体"/>
         </w:rPr>
         <w:t xml:space="preserve">注意事项</w:t>
       </w:r>
@@ -2639,7 +2904,7 @@
       </w:pPr>
       <w:r>
         <w:rPr>
-          <w:rFonts w:hint="eastAsia"/>
+          <w:rFonts w:hint="eastAsia" w:eastAsia="黑体"/>
         </w:rPr>
         <w:t xml:space="preserve">电感额定电流需大于负载电流，避免饱和与过流损坏。</w:t>
       </w:r>
@@ -2653,11 +2918,14 @@
         </w:numPr>
       </w:pPr>
       <w:r>
+        <w:rPr>
+          <w:rFonts w:eastAsia="黑体"/>
+        </w:rPr>
         <w:t xml:space="preserve">LC </w:t>
       </w:r>
       <w:r>
         <w:rPr>
-          <w:rFonts w:hint="eastAsia"/>
+          <w:rFonts w:hint="eastAsia" w:eastAsia="黑体"/>
         </w:rPr>
         <w:t xml:space="preserve">组合可能谐振，负载突变时可能过冲，需注意阻尼。</w:t>
       </w:r>
@@ -2672,16 +2940,19 @@
       </w:pPr>
       <w:r>
         <w:rPr>
-          <w:rFonts w:hint="eastAsia"/>
+          <w:rFonts w:hint="eastAsia" w:eastAsia="黑体"/>
         </w:rPr>
         <w:t xml:space="preserve">电解电容</w:t>
       </w:r>
       <w:r>
+        <w:rPr>
+          <w:rFonts w:eastAsia="黑体"/>
+        </w:rPr>
         <w:t xml:space="preserve"> ESR </w:t>
       </w:r>
       <w:r>
         <w:rPr>
-          <w:rFonts w:hint="eastAsia"/>
+          <w:rFonts w:hint="eastAsia" w:eastAsia="黑体"/>
         </w:rPr>
         <w:t xml:space="preserve">会限制高频纹波衰减，可并联小陶瓷电容。</w:t>
       </w:r>
@@ -2696,7 +2967,7 @@
       </w:pPr>
       <w:r>
         <w:rPr>
-          <w:rFonts w:hint="eastAsia"/>
+          <w:rFonts w:hint="eastAsia" w:eastAsia="黑体"/>
         </w:rPr>
         <w:t xml:space="preserve">电感直流电阻产生压降，影响输出精度。</w:t>
       </w:r>
@@ -2709,7 +2980,7 @@
       </w:pPr>
       <w:r>
         <w:rPr>
-          <w:rFonts w:hint="eastAsia"/>
+          <w:rFonts w:hint="eastAsia" w:eastAsia="黑体"/>
         </w:rPr>
         <w:t xml:space="preserve">参考资料</w:t>
       </w:r>
@@ -2723,6 +2994,9 @@
         </w:numPr>
       </w:pPr>
       <w:r>
+        <w:rPr>
+          <w:rFonts w:eastAsia="黑体"/>
+        </w:rPr>
         <w:t xml:space="preserve">Wikipedia: Pi filter / Capacitor-input filter。</w:t>
       </w:r>
     </w:p>
@@ -2736,7 +3010,7 @@
       </w:pPr>
       <w:r>
         <w:rPr>
-          <w:rFonts w:hint="eastAsia"/>
+          <w:rFonts w:hint="eastAsia" w:eastAsia="黑体"/>
         </w:rPr>
         <w:t xml:space="preserve">《模拟电子技术基础》（童诗白、华成英）。</w:t>
       </w:r>
@@ -2750,38 +3024,50 @@
         </w:numPr>
       </w:pPr>
       <w:r>
+        <w:rPr>
+          <w:rFonts w:eastAsia="黑体"/>
+        </w:rPr>
         <w:t xml:space="preserve">TI </w:t>
       </w:r>
       <w:r>
         <w:rPr>
-          <w:rFonts w:hint="eastAsia"/>
+          <w:rFonts w:hint="eastAsia" w:eastAsia="黑体"/>
         </w:rPr>
         <w:t xml:space="preserve">应用笔记</w:t>
       </w:r>
       <w:r>
+        <w:rPr>
+          <w:rFonts w:eastAsia="黑体"/>
+        </w:rPr>
         <w:t xml:space="preserve"> </w:t>
       </w:r>
       <w:r>
         <w:rPr>
-          <w:rFonts w:hint="eastAsia"/>
+          <w:rFonts w:hint="eastAsia" w:eastAsia="黑体"/>
         </w:rPr>
         <w:t xml:space="preserve">SLTA055（π</w:t>
       </w:r>
       <w:r>
+        <w:rPr>
+          <w:rFonts w:eastAsia="黑体"/>
+        </w:rPr>
         <w:t xml:space="preserve"> </w:t>
       </w:r>
       <w:r>
         <w:rPr>
-          <w:rFonts w:hint="eastAsia"/>
+          <w:rFonts w:hint="eastAsia" w:eastAsia="黑体"/>
         </w:rPr>
         <w:t xml:space="preserve">型</w:t>
       </w:r>
       <w:r>
+        <w:rPr>
+          <w:rFonts w:eastAsia="黑体"/>
+        </w:rPr>
         <w:t xml:space="preserve"> EMI </w:t>
       </w:r>
       <w:r>
         <w:rPr>
-          <w:rFonts w:hint="eastAsia"/>
+          <w:rFonts w:hint="eastAsia" w:eastAsia="黑体"/>
         </w:rPr>
         <w:t xml:space="preserve">滤波）。</w:t>
       </w:r>
@@ -2795,11 +3081,11 @@
       </w:pPr>
       <w:r>
         <w:rPr>
-          <w:rFonts w:ascii="Times New Roman" w:hAnsi="Times New Roman"/>
+          <w:rFonts w:ascii="Times New Roman" w:hAnsi="Times New Roman" w:eastAsia="黑体"/>
           <w:color w:val="555555"/>
           <w:sz w:val="21"/>
         </w:rPr>
-        <w:t>材料收集者：杜文杰</w:t>
+        <w:t>材料收集者：杜文杰，WX手机：19519196569，QQ:3478827729</w:t>
       </w:r>
     </w:p>
     <w:sectPr>
@@ -2819,7 +3105,7 @@
 </file>
 
 <file path=word/footer1.xml><?xml version="1.0" encoding="utf-8"?>
-<w:ftr xmlns:m="http://schemas.openxmlformats.org/officeDocument/2006/math" xmlns:mc="http://schemas.openxmlformats.org/markup-compatibility/2006" xmlns:mo="http://schemas.microsoft.com/office/mac/office/2008/main" xmlns:mv="urn:schemas-microsoft-com:mac:vml" xmlns:o="urn:schemas-microsoft-com:office:office" xmlns:r="http://schemas.openxmlformats.org/officeDocument/2006/relationships" xmlns:v="urn:schemas-microsoft-com:vml" xmlns:w10="urn:schemas-microsoft-com:office:word" xmlns:w14="http://schemas.microsoft.com/office/word/2010/wordml" xmlns:w="http://schemas.openxmlformats.org/wordprocessingml/2006/main" xmlns:wne="http://schemas.microsoft.com/office/word/2006/wordml" xmlns:wp14="http://schemas.microsoft.com/office/word/2010/wordprocessingDrawing" xmlns:wp="http://schemas.openxmlformats.org/drawingml/2006/wordprocessingDrawing" xmlns:wpc="http://schemas.microsoft.com/office/word/2010/wordprocessingCanvas" xmlns:wpg="http://schemas.microsoft.com/office/word/2010/wordprocessingGroup" xmlns:wpi="http://schemas.microsoft.com/office/word/2010/wordprocessingInk" xmlns:wps="http://schemas.microsoft.com/office/word/2010/wordprocessingShape" mc:Ignorable="w14 wp14">
+<w:ftr xmlns:mc="http://schemas.openxmlformats.org/markup-compatibility/2006" xmlns:w="http://schemas.openxmlformats.org/wordprocessingml/2006/main" xmlns:m="http://schemas.openxmlformats.org/officeDocument/2006/math" xmlns:mo="http://schemas.microsoft.com/office/mac/office/2008/main" xmlns:mv="urn:schemas-microsoft-com:mac:vml" xmlns:o="urn:schemas-microsoft-com:office:office" xmlns:r="http://schemas.openxmlformats.org/officeDocument/2006/relationships" xmlns:v="urn:schemas-microsoft-com:vml" xmlns:w10="urn:schemas-microsoft-com:office:word" xmlns:w14="http://schemas.microsoft.com/office/word/2010/wordml" xmlns:wne="http://schemas.microsoft.com/office/word/2006/wordml" xmlns:wp14="http://schemas.microsoft.com/office/word/2010/wordprocessingDrawing" xmlns:wp="http://schemas.openxmlformats.org/drawingml/2006/wordprocessingDrawing" xmlns:wpc="http://schemas.microsoft.com/office/word/2010/wordprocessingCanvas" xmlns:wpg="http://schemas.microsoft.com/office/word/2010/wordprocessingGroup" xmlns:wpi="http://schemas.microsoft.com/office/word/2010/wordprocessingInk" xmlns:wps="http://schemas.microsoft.com/office/word/2010/wordprocessingShape" mc:Ignorable="w14 wp14">
   <w:p>
     <w:pPr>
       <w:pStyle w:val="Footer"/>
@@ -2827,12 +3113,14 @@
     </w:pPr>
     <w:r>
       <w:rPr>
+        <w:rFonts w:eastAsia="黑体"/>
         <w:sz w:val="18"/>
       </w:rPr>
       <w:t xml:space="preserve">第 </w:t>
     </w:r>
     <w:r>
       <w:rPr>
+        <w:rFonts w:eastAsia="黑体"/>
         <w:sz w:val="18"/>
       </w:rPr>
       <w:fldChar w:fldCharType="begin"/>
@@ -2841,6 +3129,7 @@
     </w:r>
     <w:r>
       <w:rPr>
+        <w:rFonts w:eastAsia="黑体"/>
         <w:sz w:val="18"/>
       </w:rPr>
       <w:t xml:space="preserve"> 页</w:t>
@@ -2854,6 +3143,9 @@
   <w:footnote w:type="continuationSeparator" w:id="0">
     <w:p>
       <w:r>
+        <w:rPr>
+          <w:rFonts w:eastAsia="黑体"/>
+        </w:rPr>
         <w:continuationSeparator/>
       </w:r>
     </w:p>
@@ -2861,6 +3153,9 @@
   <w:footnote w:type="separator" w:id="-1">
     <w:p>
       <w:r>
+        <w:rPr>
+          <w:rFonts w:eastAsia="黑体"/>
+        </w:rPr>
         <w:separator/>
       </w:r>
     </w:p>
@@ -2869,7 +3164,7 @@
 </file>
 
 <file path=word/header1.xml><?xml version="1.0" encoding="utf-8"?>
-<w:hdr xmlns:m="http://schemas.openxmlformats.org/officeDocument/2006/math" xmlns:mc="http://schemas.openxmlformats.org/markup-compatibility/2006" xmlns:mo="http://schemas.microsoft.com/office/mac/office/2008/main" xmlns:mv="urn:schemas-microsoft-com:mac:vml" xmlns:o="urn:schemas-microsoft-com:office:office" xmlns:r="http://schemas.openxmlformats.org/officeDocument/2006/relationships" xmlns:v="urn:schemas-microsoft-com:vml" xmlns:w10="urn:schemas-microsoft-com:office:word" xmlns:w14="http://schemas.microsoft.com/office/word/2010/wordml" xmlns:w="http://schemas.openxmlformats.org/wordprocessingml/2006/main" xmlns:wne="http://schemas.microsoft.com/office/word/2006/wordml" xmlns:wp14="http://schemas.microsoft.com/office/word/2010/wordprocessingDrawing" xmlns:wp="http://schemas.openxmlformats.org/drawingml/2006/wordprocessingDrawing" xmlns:wpc="http://schemas.microsoft.com/office/word/2010/wordprocessingCanvas" xmlns:wpg="http://schemas.microsoft.com/office/word/2010/wordprocessingGroup" xmlns:wpi="http://schemas.microsoft.com/office/word/2010/wordprocessingInk" xmlns:wps="http://schemas.microsoft.com/office/word/2010/wordprocessingShape" mc:Ignorable="w14 wp14">
+<w:hdr xmlns:mc="http://schemas.openxmlformats.org/markup-compatibility/2006" xmlns:w="http://schemas.openxmlformats.org/wordprocessingml/2006/main" xmlns:m="http://schemas.openxmlformats.org/officeDocument/2006/math" xmlns:mo="http://schemas.microsoft.com/office/mac/office/2008/main" xmlns:mv="urn:schemas-microsoft-com:mac:vml" xmlns:o="urn:schemas-microsoft-com:office:office" xmlns:r="http://schemas.openxmlformats.org/officeDocument/2006/relationships" xmlns:v="urn:schemas-microsoft-com:vml" xmlns:w10="urn:schemas-microsoft-com:office:word" xmlns:w14="http://schemas.microsoft.com/office/word/2010/wordml" xmlns:wne="http://schemas.microsoft.com/office/word/2006/wordml" xmlns:wp14="http://schemas.microsoft.com/office/word/2010/wordprocessingDrawing" xmlns:wp="http://schemas.openxmlformats.org/drawingml/2006/wordprocessingDrawing" xmlns:wpc="http://schemas.microsoft.com/office/word/2010/wordprocessingCanvas" xmlns:wpg="http://schemas.microsoft.com/office/word/2010/wordprocessingGroup" xmlns:wpi="http://schemas.microsoft.com/office/word/2010/wordprocessingInk" xmlns:wps="http://schemas.microsoft.com/office/word/2010/wordprocessingShape" mc:Ignorable="w14 wp14">
   <w:p>
     <w:pPr>
       <w:pStyle w:val="Header"/>
@@ -2877,7 +3172,7 @@
     </w:pPr>
     <w:r>
       <w:rPr>
-        <w:rFonts w:ascii="Times New Roman" w:hAnsi="Times New Roman"/>
+        <w:rFonts w:ascii="Times New Roman" w:hAnsi="Times New Roman" w:eastAsia="黑体"/>
         <w:sz w:val="18"/>
         <w:rFonts w:eastAsia="黑体"/>
         <w:rFonts w:eastAsia="黑体"/>
@@ -2889,7 +3184,7 @@
 </file>
 
 <file path=word/numbering.xml><?xml version="1.0" encoding="utf-8"?>
-<w:numbering xmlns:m="http://schemas.openxmlformats.org/officeDocument/2006/math" xmlns:mc="http://schemas.openxmlformats.org/markup-compatibility/2006" xmlns:mo="http://schemas.microsoft.com/office/mac/office/2008/main" xmlns:mv="urn:schemas-microsoft-com:mac:vml" xmlns:o="urn:schemas-microsoft-com:office:office" xmlns:r="http://schemas.openxmlformats.org/officeDocument/2006/relationships" xmlns:v="urn:schemas-microsoft-com:vml" xmlns:w="http://schemas.openxmlformats.org/wordprocessingml/2006/main" xmlns:w10="urn:schemas-microsoft-com:office:word" xmlns:w14="http://schemas.microsoft.com/office/word/2010/wordml" xmlns:wne="http://schemas.microsoft.com/office/word/2006/wordml" xmlns:wp="http://schemas.openxmlformats.org/drawingml/2006/wordprocessingDrawing" xmlns:wp14="http://schemas.microsoft.com/office/word/2010/wordprocessingDrawing" xmlns:wpc="http://schemas.microsoft.com/office/word/2010/wordprocessingCanvas" xmlns:wpg="http://schemas.microsoft.com/office/word/2010/wordprocessingGroup" xmlns:wpi="http://schemas.microsoft.com/office/word/2010/wordprocessingInk" xmlns:wps="http://schemas.microsoft.com/office/word/2010/wordprocessingShape" mc:Ignorable="w14 wp14">
+<w:numbering xmlns:mc="http://schemas.openxmlformats.org/markup-compatibility/2006" xmlns:w="http://schemas.openxmlformats.org/wordprocessingml/2006/main" xmlns:m="http://schemas.openxmlformats.org/officeDocument/2006/math" xmlns:mo="http://schemas.microsoft.com/office/mac/office/2008/main" xmlns:mv="urn:schemas-microsoft-com:mac:vml" xmlns:o="urn:schemas-microsoft-com:office:office" xmlns:r="http://schemas.openxmlformats.org/officeDocument/2006/relationships" xmlns:v="urn:schemas-microsoft-com:vml" xmlns:w10="urn:schemas-microsoft-com:office:word" xmlns:w14="http://schemas.microsoft.com/office/word/2010/wordml" xmlns:wne="http://schemas.microsoft.com/office/word/2006/wordml" xmlns:wp="http://schemas.openxmlformats.org/drawingml/2006/wordprocessingDrawing" xmlns:wp14="http://schemas.microsoft.com/office/word/2010/wordprocessingDrawing" xmlns:wpc="http://schemas.microsoft.com/office/word/2010/wordprocessingCanvas" xmlns:wpg="http://schemas.microsoft.com/office/word/2010/wordprocessingGroup" xmlns:wpi="http://schemas.microsoft.com/office/word/2010/wordprocessingInk" xmlns:wps="http://schemas.microsoft.com/office/word/2010/wordprocessingShape" mc:Ignorable="w14 wp14">
   <w:abstractNum w:abstractNumId="0">
     <w:nsid w:val="FFFFFF7C"/>
     <w:multiLevelType w:val="singleLevel"/>
@@ -2976,7 +3271,7 @@
         <w:ind w:hanging="360" w:left="1440"/>
       </w:pPr>
       <w:rPr>
-        <w:rFonts w:ascii="Symbol" w:hAnsi="Symbol" w:hint="default"/>
+        <w:rFonts w:ascii="Symbol" w:hAnsi="Symbol" w:hint="default" w:eastAsia="黑体"/>
       </w:rPr>
     </w:lvl>
   </w:abstractNum>
@@ -2997,7 +3292,7 @@
         <w:ind w:hanging="360" w:left="1080"/>
       </w:pPr>
       <w:rPr>
-        <w:rFonts w:ascii="Symbol" w:hAnsi="Symbol" w:hint="default"/>
+        <w:rFonts w:ascii="Symbol" w:hAnsi="Symbol" w:hint="default" w:eastAsia="黑体"/>
       </w:rPr>
     </w:lvl>
   </w:abstractNum>
@@ -3018,7 +3313,7 @@
         <w:ind w:hanging="360" w:left="720"/>
       </w:pPr>
       <w:rPr>
-        <w:rFonts w:ascii="Symbol" w:hAnsi="Symbol" w:hint="default"/>
+        <w:rFonts w:ascii="Symbol" w:hAnsi="Symbol" w:hint="default" w:eastAsia="黑体"/>
       </w:rPr>
     </w:lvl>
   </w:abstractNum>
@@ -3057,7 +3352,7 @@
         <w:ind w:hanging="360" w:left="360"/>
       </w:pPr>
       <w:rPr>
-        <w:rFonts w:ascii="Symbol" w:hAnsi="Symbol" w:hint="default"/>
+        <w:rFonts w:ascii="Symbol" w:hAnsi="Symbol" w:hint="default" w:eastAsia="黑体"/>
       </w:rPr>
     </w:lvl>
   </w:abstractNum>
@@ -3148,7 +3443,7 @@
         <w:ind w:left="720" w:hanging="360"/>
       </w:pPr>
       <w:rPr>
-        <w:rFonts w:ascii="Symbol" w:hAnsi="Symbol" w:cs="Symbol" w:hint="default"/>
+        <w:rFonts w:ascii="Symbol" w:hAnsi="Symbol" w:cs="Symbol" w:hint="default" w:eastAsia="黑体"/>
       </w:rPr>
     </w:lvl>
     <w:lvl w:ilvl="1">
@@ -3159,7 +3454,7 @@
         <w:ind w:left="1440" w:hanging="360"/>
       </w:pPr>
       <w:rPr>
-        <w:rFonts w:ascii="Courier New" w:hAnsi="Courier New" w:cs="Courier New" w:hint="default"/>
+        <w:rFonts w:ascii="Courier New" w:hAnsi="Courier New" w:cs="Courier New" w:hint="default" w:eastAsia="黑体"/>
       </w:rPr>
     </w:lvl>
     <w:lvl w:ilvl="2">
@@ -3170,7 +3465,7 @@
         <w:ind w:left="2160" w:hanging="360"/>
       </w:pPr>
       <w:rPr>
-        <w:rFonts w:ascii="Wingdings" w:hAnsi="Wingdings" w:cs="Wingdings" w:hint="default"/>
+        <w:rFonts w:ascii="Wingdings" w:hAnsi="Wingdings" w:cs="Wingdings" w:hint="default" w:eastAsia="黑体"/>
       </w:rPr>
     </w:lvl>
     <w:lvl w:ilvl="3">
@@ -3181,7 +3476,7 @@
         <w:ind w:left="2880" w:hanging="360"/>
       </w:pPr>
       <w:rPr>
-        <w:rFonts w:ascii="Symbol" w:hAnsi="Symbol" w:cs="Symbol" w:hint="default"/>
+        <w:rFonts w:ascii="Symbol" w:hAnsi="Symbol" w:cs="Symbol" w:hint="default" w:eastAsia="黑体"/>
       </w:rPr>
     </w:lvl>
     <w:lvl w:ilvl="4">
@@ -3192,7 +3487,7 @@
         <w:ind w:left="3600" w:hanging="360"/>
       </w:pPr>
       <w:rPr>
-        <w:rFonts w:ascii="Courier New" w:hAnsi="Courier New" w:cs="Courier New" w:hint="default"/>
+        <w:rFonts w:ascii="Courier New" w:hAnsi="Courier New" w:cs="Courier New" w:hint="default" w:eastAsia="黑体"/>
       </w:rPr>
     </w:lvl>
     <w:lvl w:ilvl="5">
@@ -3203,7 +3498,7 @@
         <w:ind w:left="4320" w:hanging="360"/>
       </w:pPr>
       <w:rPr>
-        <w:rFonts w:ascii="Wingdings" w:hAnsi="Wingdings" w:cs="Wingdings" w:hint="default"/>
+        <w:rFonts w:ascii="Wingdings" w:hAnsi="Wingdings" w:cs="Wingdings" w:hint="default" w:eastAsia="黑体"/>
       </w:rPr>
     </w:lvl>
     <w:lvl w:ilvl="6">
@@ -3214,7 +3509,7 @@
         <w:ind w:left="5040" w:hanging="360"/>
       </w:pPr>
       <w:rPr>
-        <w:rFonts w:ascii="Symbol" w:hAnsi="Symbol" w:cs="Symbol" w:hint="default"/>
+        <w:rFonts w:ascii="Symbol" w:hAnsi="Symbol" w:cs="Symbol" w:hint="default" w:eastAsia="黑体"/>
       </w:rPr>
     </w:lvl>
     <w:lvl w:ilvl="7">
@@ -3225,7 +3520,7 @@
         <w:ind w:left="5760" w:hanging="360"/>
       </w:pPr>
       <w:rPr>
-        <w:rFonts w:ascii="Courier New" w:hAnsi="Courier New" w:cs="Courier New" w:hint="default"/>
+        <w:rFonts w:ascii="Courier New" w:hAnsi="Courier New" w:cs="Courier New" w:hint="default" w:eastAsia="黑体"/>
       </w:rPr>
     </w:lvl>
     <w:lvl w:ilvl="8">
@@ -3236,7 +3531,7 @@
         <w:ind w:left="6480" w:hanging="360"/>
       </w:pPr>
       <w:rPr>
-        <w:rFonts w:ascii="Wingdings" w:hAnsi="Wingdings" w:cs="Wingdings" w:hint="default"/>
+        <w:rFonts w:ascii="Wingdings" w:hAnsi="Wingdings" w:cs="Wingdings" w:hint="default" w:eastAsia="黑体"/>
       </w:rPr>
     </w:lvl>
   </w:abstractNum>
@@ -3292,11 +3587,11 @@
 </file>
 
 <file path=word/styles.xml><?xml version="1.0" encoding="utf-8"?>
-<w:styles xmlns:mc="http://schemas.openxmlformats.org/markup-compatibility/2006" xmlns:r="http://schemas.openxmlformats.org/officeDocument/2006/relationships" xmlns:w="http://schemas.openxmlformats.org/wordprocessingml/2006/main" xmlns:w14="http://schemas.microsoft.com/office/word/2010/wordml" mc:Ignorable="w14">
+<w:styles xmlns:mc="http://schemas.openxmlformats.org/markup-compatibility/2006" xmlns:w="http://schemas.openxmlformats.org/wordprocessingml/2006/main" xmlns:r="http://schemas.openxmlformats.org/officeDocument/2006/relationships" xmlns:w14="http://schemas.microsoft.com/office/word/2010/wordml" mc:Ignorable="w14">
   <w:docDefaults>
     <w:rPrDefault>
       <w:rPr>
-        <w:rFonts w:asciiTheme="minorHAnsi" w:cstheme="minorBidi" w:eastAsiaTheme="minorEastAsia" w:hAnsiTheme="minorHAnsi"/>
+        <w:rFonts w:asciiTheme="minorHAnsi" w:cstheme="minorBidi" w:hAnsiTheme="minorHAnsi" w:eastAsia="黑体"/>
         <w:sz w:val="22"/>
         <w:szCs w:val="22"/>
         <w:lang w:bidi="ar-SA" w:eastAsia="en-US" w:val="en-US"/>
@@ -3518,7 +3813,7 @@
       <w:outlineLvl w:val="0"/>
     </w:pPr>
     <w:rPr>
-      <w:rFonts w:ascii="Times New Roman" w:asciiTheme="majorHAnsi" w:cstheme="majorBidi" w:eastAsia="黑体" w:eastAsiaTheme="majorEastAsia" w:hAnsi="Times New Roman" w:hAnsiTheme="majorHAnsi"/>
+      <w:rFonts w:ascii="Times New Roman" w:asciiTheme="majorHAnsi" w:cstheme="majorBidi" w:eastAsia="黑体" w:hAnsi="Times New Roman" w:hAnsiTheme="majorHAnsi"/>
       <w:b/>
       <w:bCs/>
       <w:color w:val="1F3864"/>
@@ -3542,7 +3837,7 @@
       <w:outlineLvl w:val="1"/>
     </w:pPr>
     <w:rPr>
-      <w:rFonts w:ascii="Times New Roman" w:asciiTheme="majorHAnsi" w:cstheme="majorBidi" w:eastAsia="黑体" w:eastAsiaTheme="majorEastAsia" w:hAnsi="Times New Roman" w:hAnsiTheme="majorHAnsi"/>
+      <w:rFonts w:ascii="Times New Roman" w:asciiTheme="majorHAnsi" w:cstheme="majorBidi" w:eastAsia="黑体" w:hAnsi="Times New Roman" w:hAnsiTheme="majorHAnsi"/>
       <w:b/>
       <w:bCs/>
       <w:color w:val="2E4E7E"/>
@@ -3566,7 +3861,7 @@
       <w:outlineLvl w:val="2"/>
     </w:pPr>
     <w:rPr>
-      <w:rFonts w:ascii="Times New Roman" w:asciiTheme="majorHAnsi" w:cstheme="majorBidi" w:eastAsia="黑体" w:eastAsiaTheme="majorEastAsia" w:hAnsi="Times New Roman" w:hAnsiTheme="majorHAnsi"/>
+      <w:rFonts w:ascii="Times New Roman" w:asciiTheme="majorHAnsi" w:cstheme="majorBidi" w:eastAsia="黑体" w:hAnsi="Times New Roman" w:hAnsiTheme="majorHAnsi"/>
       <w:b/>
       <w:bCs/>
       <w:color w:val="2E4E7E"/>
@@ -3590,7 +3885,7 @@
       <w:outlineLvl w:val="3"/>
     </w:pPr>
     <w:rPr>
-      <w:rFonts w:ascii="Times New Roman" w:asciiTheme="majorHAnsi" w:cstheme="majorBidi" w:eastAsia="黑体" w:eastAsiaTheme="majorEastAsia" w:hAnsi="Times New Roman" w:hAnsiTheme="majorHAnsi"/>
+      <w:rFonts w:ascii="Times New Roman" w:asciiTheme="majorHAnsi" w:cstheme="majorBidi" w:eastAsia="黑体" w:hAnsi="Times New Roman" w:hAnsiTheme="majorHAnsi"/>
       <w:b/>
       <w:bCs/>
       <w:i/>
@@ -3616,7 +3911,7 @@
       <w:outlineLvl w:val="4"/>
     </w:pPr>
     <w:rPr>
-      <w:rFonts w:ascii="Times New Roman" w:asciiTheme="majorHAnsi" w:cstheme="majorBidi" w:eastAsia="黑体" w:eastAsiaTheme="majorEastAsia" w:hAnsi="Times New Roman" w:hAnsiTheme="majorHAnsi"/>
+      <w:rFonts w:ascii="Times New Roman" w:asciiTheme="majorHAnsi" w:cstheme="majorBidi" w:eastAsia="黑体" w:hAnsi="Times New Roman" w:hAnsiTheme="majorHAnsi"/>
       <w:b/>
       <w:color w:val="333333"/>
       <w:sz w:val="22"/>
@@ -3639,7 +3934,7 @@
       <w:outlineLvl w:val="5"/>
     </w:pPr>
     <w:rPr>
-      <w:rFonts w:asciiTheme="majorHAnsi" w:cstheme="majorBidi" w:eastAsiaTheme="majorEastAsia" w:hAnsiTheme="majorHAnsi"/>
+      <w:rFonts w:asciiTheme="majorHAnsi" w:cstheme="majorBidi" w:hAnsiTheme="majorHAnsi" w:eastAsia="黑体"/>
       <w:i/>
       <w:iCs/>
       <w:color w:themeColor="accent1" w:themeShade="7F" w:val="243F60"/>
@@ -3662,7 +3957,7 @@
       <w:outlineLvl w:val="6"/>
     </w:pPr>
     <w:rPr>
-      <w:rFonts w:asciiTheme="majorHAnsi" w:cstheme="majorBidi" w:eastAsiaTheme="majorEastAsia" w:hAnsiTheme="majorHAnsi"/>
+      <w:rFonts w:asciiTheme="majorHAnsi" w:cstheme="majorBidi" w:hAnsiTheme="majorHAnsi" w:eastAsia="黑体"/>
       <w:i/>
       <w:iCs/>
       <w:color w:themeColor="text1" w:themeTint="BF" w:val="404040"/>
@@ -3685,7 +3980,7 @@
       <w:outlineLvl w:val="7"/>
     </w:pPr>
     <w:rPr>
-      <w:rFonts w:asciiTheme="majorHAnsi" w:cstheme="majorBidi" w:eastAsiaTheme="majorEastAsia" w:hAnsiTheme="majorHAnsi"/>
+      <w:rFonts w:asciiTheme="majorHAnsi" w:cstheme="majorBidi" w:hAnsiTheme="majorHAnsi" w:eastAsia="黑体"/>
       <w:color w:themeColor="accent1" w:val="4F81BD"/>
       <w:sz w:val="20"/>
       <w:szCs w:val="20"/>
@@ -3708,7 +4003,7 @@
       <w:outlineLvl w:val="8"/>
     </w:pPr>
     <w:rPr>
-      <w:rFonts w:asciiTheme="majorHAnsi" w:cstheme="majorBidi" w:eastAsiaTheme="majorEastAsia" w:hAnsiTheme="majorHAnsi"/>
+      <w:rFonts w:asciiTheme="majorHAnsi" w:cstheme="majorBidi" w:hAnsiTheme="majorHAnsi" w:eastAsia="黑体"/>
       <w:i/>
       <w:iCs/>
       <w:color w:themeColor="text1" w:themeTint="BF" w:val="404040"/>
@@ -3759,7 +4054,7 @@
     <w:uiPriority w:val="9"/>
     <w:rsid w:val="00FC693F"/>
     <w:rPr>
-      <w:rFonts w:asciiTheme="majorHAnsi" w:cstheme="majorBidi" w:eastAsiaTheme="majorEastAsia" w:hAnsiTheme="majorHAnsi"/>
+      <w:rFonts w:asciiTheme="majorHAnsi" w:cstheme="majorBidi" w:hAnsiTheme="majorHAnsi" w:eastAsia="黑体"/>
       <w:b/>
       <w:bCs/>
       <w:color w:themeColor="accent1" w:themeShade="BF" w:val="365F91"/>
@@ -3774,7 +4069,7 @@
     <w:uiPriority w:val="9"/>
     <w:rsid w:val="00FC693F"/>
     <w:rPr>
-      <w:rFonts w:asciiTheme="majorHAnsi" w:cstheme="majorBidi" w:eastAsiaTheme="majorEastAsia" w:hAnsiTheme="majorHAnsi"/>
+      <w:rFonts w:asciiTheme="majorHAnsi" w:cstheme="majorBidi" w:hAnsiTheme="majorHAnsi" w:eastAsia="黑体"/>
       <w:b/>
       <w:bCs/>
       <w:color w:themeColor="accent1" w:val="4F81BD"/>
@@ -3789,7 +4084,7 @@
     <w:uiPriority w:val="9"/>
     <w:rsid w:val="00FC693F"/>
     <w:rPr>
-      <w:rFonts w:asciiTheme="majorHAnsi" w:cstheme="majorBidi" w:eastAsiaTheme="majorEastAsia" w:hAnsiTheme="majorHAnsi"/>
+      <w:rFonts w:asciiTheme="majorHAnsi" w:cstheme="majorBidi" w:hAnsiTheme="majorHAnsi" w:eastAsia="黑体"/>
       <w:b/>
       <w:bCs/>
       <w:color w:themeColor="accent1" w:val="4F81BD"/>
@@ -3812,7 +4107,7 @@
       <w:contextualSpacing/>
     </w:pPr>
     <w:rPr>
-      <w:rFonts w:ascii="Times New Roman" w:asciiTheme="majorHAnsi" w:cstheme="majorBidi" w:eastAsia="黑体" w:eastAsiaTheme="majorEastAsia" w:hAnsi="Times New Roman" w:hAnsiTheme="majorHAnsi"/>
+      <w:rFonts w:ascii="Times New Roman" w:asciiTheme="majorHAnsi" w:cstheme="majorBidi" w:eastAsia="黑体" w:hAnsi="Times New Roman" w:hAnsiTheme="majorHAnsi"/>
       <w:b/>
       <w:color w:val="1F3864"/>
       <w:spacing w:val="5"/>
@@ -3828,7 +4123,7 @@
     <w:uiPriority w:val="10"/>
     <w:rsid w:val="00FC693F"/>
     <w:rPr>
-      <w:rFonts w:asciiTheme="majorHAnsi" w:cstheme="majorBidi" w:eastAsiaTheme="majorEastAsia" w:hAnsiTheme="majorHAnsi"/>
+      <w:rFonts w:asciiTheme="majorHAnsi" w:cstheme="majorBidi" w:hAnsiTheme="majorHAnsi" w:eastAsia="黑体"/>
       <w:color w:themeColor="text2" w:themeShade="BF" w:val="17365D"/>
       <w:spacing w:val="5"/>
       <w:kern w:val="28"/>
@@ -3850,7 +4145,7 @@
       </w:numPr>
     </w:pPr>
     <w:rPr>
-      <w:rFonts w:asciiTheme="majorHAnsi" w:cstheme="majorBidi" w:eastAsiaTheme="majorEastAsia" w:hAnsiTheme="majorHAnsi"/>
+      <w:rFonts w:asciiTheme="majorHAnsi" w:cstheme="majorBidi" w:hAnsiTheme="majorHAnsi" w:eastAsia="黑体"/>
       <w:i/>
       <w:iCs/>
       <w:color w:themeColor="accent1" w:val="4F81BD"/>
@@ -3866,7 +4161,7 @@
     <w:uiPriority w:val="11"/>
     <w:rsid w:val="00FC693F"/>
     <w:rPr>
-      <w:rFonts w:asciiTheme="majorHAnsi" w:cstheme="majorBidi" w:eastAsiaTheme="majorEastAsia" w:hAnsiTheme="majorHAnsi"/>
+      <w:rFonts w:asciiTheme="majorHAnsi" w:cstheme="majorBidi" w:hAnsiTheme="majorHAnsi" w:eastAsia="黑体"/>
       <w:i/>
       <w:iCs/>
       <w:color w:themeColor="accent1" w:val="4F81BD"/>
@@ -3933,6 +4228,7 @@
       <w:spacing w:after="120"/>
     </w:pPr>
     <w:rPr>
+      <w:rFonts w:eastAsia="黑体"/>
       <w:sz w:val="16"/>
       <w:szCs w:val="16"/>
     </w:rPr>
@@ -3944,6 +4240,7 @@
     <w:uiPriority w:val="99"/>
     <w:rsid w:val="00AA1D8D"/>
     <w:rPr>
+      <w:rFonts w:eastAsia="黑体"/>
       <w:sz w:val="16"/>
       <w:szCs w:val="16"/>
     </w:rPr>
@@ -4113,7 +4410,7 @@
       </w:tabs>
     </w:pPr>
     <w:rPr>
-      <w:rFonts w:ascii="Courier" w:hAnsi="Courier"/>
+      <w:rFonts w:ascii="Courier" w:hAnsi="Courier" w:eastAsia="黑体"/>
       <w:sz w:val="20"/>
       <w:szCs w:val="20"/>
     </w:rPr>
@@ -4125,7 +4422,7 @@
     <w:uiPriority w:val="99"/>
     <w:rsid w:val="0029639D"/>
     <w:rPr>
-      <w:rFonts w:ascii="Courier" w:hAnsi="Courier"/>
+      <w:rFonts w:ascii="Courier" w:hAnsi="Courier" w:eastAsia="黑体"/>
       <w:sz w:val="20"/>
       <w:szCs w:val="20"/>
     </w:rPr>
@@ -4161,6 +4458,7 @@
     <w:uiPriority w:val="29"/>
     <w:rsid w:val="00FC693F"/>
     <w:rPr>
+      <w:rFonts w:eastAsia="黑体"/>
       <w:i/>
       <w:iCs/>
       <w:color w:themeColor="text1" w:val="000000"/>
@@ -4174,7 +4472,7 @@
     <w:semiHidden/>
     <w:rsid w:val="00FC693F"/>
     <w:rPr>
-      <w:rFonts w:asciiTheme="majorHAnsi" w:cstheme="majorBidi" w:eastAsiaTheme="majorEastAsia" w:hAnsiTheme="majorHAnsi"/>
+      <w:rFonts w:asciiTheme="majorHAnsi" w:cstheme="majorBidi" w:hAnsiTheme="majorHAnsi" w:eastAsia="黑体"/>
       <w:b/>
       <w:bCs/>
       <w:i/>
@@ -4190,7 +4488,7 @@
     <w:semiHidden/>
     <w:rsid w:val="00FC693F"/>
     <w:rPr>
-      <w:rFonts w:asciiTheme="majorHAnsi" w:cstheme="majorBidi" w:eastAsiaTheme="majorEastAsia" w:hAnsiTheme="majorHAnsi"/>
+      <w:rFonts w:asciiTheme="majorHAnsi" w:cstheme="majorBidi" w:hAnsiTheme="majorHAnsi" w:eastAsia="黑体"/>
       <w:color w:themeColor="accent1" w:themeShade="7F" w:val="243F60"/>
     </w:rPr>
   </w:style>
@@ -4202,7 +4500,7 @@
     <w:semiHidden/>
     <w:rsid w:val="00FC693F"/>
     <w:rPr>
-      <w:rFonts w:asciiTheme="majorHAnsi" w:cstheme="majorBidi" w:eastAsiaTheme="majorEastAsia" w:hAnsiTheme="majorHAnsi"/>
+      <w:rFonts w:asciiTheme="majorHAnsi" w:cstheme="majorBidi" w:hAnsiTheme="majorHAnsi" w:eastAsia="黑体"/>
       <w:i/>
       <w:iCs/>
       <w:color w:themeColor="accent1" w:themeShade="7F" w:val="243F60"/>
@@ -4216,7 +4514,7 @@
     <w:semiHidden/>
     <w:rsid w:val="00FC693F"/>
     <w:rPr>
-      <w:rFonts w:asciiTheme="majorHAnsi" w:cstheme="majorBidi" w:eastAsiaTheme="majorEastAsia" w:hAnsiTheme="majorHAnsi"/>
+      <w:rFonts w:asciiTheme="majorHAnsi" w:cstheme="majorBidi" w:hAnsiTheme="majorHAnsi" w:eastAsia="黑体"/>
       <w:i/>
       <w:iCs/>
       <w:color w:themeColor="text1" w:themeTint="BF" w:val="404040"/>
@@ -4230,7 +4528,7 @@
     <w:semiHidden/>
     <w:rsid w:val="00FC693F"/>
     <w:rPr>
-      <w:rFonts w:asciiTheme="majorHAnsi" w:cstheme="majorBidi" w:eastAsiaTheme="majorEastAsia" w:hAnsiTheme="majorHAnsi"/>
+      <w:rFonts w:asciiTheme="majorHAnsi" w:cstheme="majorBidi" w:hAnsiTheme="majorHAnsi" w:eastAsia="黑体"/>
       <w:color w:themeColor="accent1" w:val="4F81BD"/>
       <w:sz w:val="20"/>
       <w:szCs w:val="20"/>
@@ -4244,7 +4542,7 @@
     <w:semiHidden/>
     <w:rsid w:val="00FC693F"/>
     <w:rPr>
-      <w:rFonts w:asciiTheme="majorHAnsi" w:cstheme="majorBidi" w:eastAsiaTheme="majorEastAsia" w:hAnsiTheme="majorHAnsi"/>
+      <w:rFonts w:asciiTheme="majorHAnsi" w:cstheme="majorBidi" w:hAnsiTheme="majorHAnsi" w:eastAsia="黑体"/>
       <w:i/>
       <w:iCs/>
       <w:color w:themeColor="text1" w:themeTint="BF" w:val="404040"/>
@@ -4265,6 +4563,7 @@
       <w:spacing w:line="240" w:lineRule="auto"/>
     </w:pPr>
     <w:rPr>
+      <w:rFonts w:eastAsia="黑体"/>
       <w:b/>
       <w:bCs/>
       <w:color w:themeColor="accent1" w:val="4F81BD"/>
@@ -4279,6 +4578,7 @@
     <w:qFormat/>
     <w:rsid w:val="00FC693F"/>
     <w:rPr>
+      <w:rFonts w:eastAsia="黑体"/>
       <w:b/>
       <w:bCs/>
     </w:rPr>
@@ -4290,6 +4590,7 @@
     <w:qFormat/>
     <w:rsid w:val="00FC693F"/>
     <w:rPr>
+      <w:rFonts w:eastAsia="黑体"/>
       <w:i/>
       <w:iCs/>
     </w:rPr>
@@ -4310,6 +4611,7 @@
       <w:ind w:left="936" w:right="936"/>
     </w:pPr>
     <w:rPr>
+      <w:rFonts w:eastAsia="黑体"/>
       <w:b/>
       <w:bCs/>
       <w:i/>
@@ -4324,6 +4626,7 @@
     <w:uiPriority w:val="30"/>
     <w:rsid w:val="00FC693F"/>
     <w:rPr>
+      <w:rFonts w:eastAsia="黑体"/>
       <w:b/>
       <w:bCs/>
       <w:i/>
@@ -4338,6 +4641,7 @@
     <w:qFormat/>
     <w:rsid w:val="00FC693F"/>
     <w:rPr>
+      <w:rFonts w:eastAsia="黑体"/>
       <w:i/>
       <w:iCs/>
       <w:color w:themeColor="text1" w:themeTint="7F" w:val="808080"/>
@@ -4350,6 +4654,7 @@
     <w:qFormat/>
     <w:rsid w:val="00FC693F"/>
     <w:rPr>
+      <w:rFonts w:eastAsia="黑体"/>
       <w:b/>
       <w:bCs/>
       <w:i/>
@@ -4364,6 +4669,7 @@
     <w:qFormat/>
     <w:rsid w:val="00FC693F"/>
     <w:rPr>
+      <w:rFonts w:eastAsia="黑体"/>
       <w:smallCaps/>
       <w:color w:themeColor="accent2" w:val="C0504D"/>
       <w:u w:val="single"/>
@@ -4376,6 +4682,7 @@
     <w:qFormat/>
     <w:rsid w:val="00FC693F"/>
     <w:rPr>
+      <w:rFonts w:eastAsia="黑体"/>
       <w:b/>
       <w:bCs/>
       <w:smallCaps/>
@@ -4391,6 +4698,7 @@
     <w:qFormat/>
     <w:rsid w:val="00FC693F"/>
     <w:rPr>
+      <w:rFonts w:eastAsia="黑体"/>
       <w:b/>
       <w:bCs/>
       <w:smallCaps/>
@@ -4445,6 +4753,7 @@
       <w:spacing w:after="0" w:line="240" w:lineRule="auto"/>
     </w:pPr>
     <w:rPr>
+      <w:rFonts w:eastAsia="黑体"/>
       <w:color w:themeColor="text1" w:themeShade="BF" w:val="000000"/>
     </w:rPr>
     <w:tblPr>
@@ -4467,6 +4776,7 @@
         <w:spacing w:after="0" w:before="0" w:line="240" w:lineRule="auto"/>
       </w:pPr>
       <w:rPr>
+        <w:rFonts w:eastAsia="黑体"/>
         <w:b/>
         <w:bCs/>
       </w:rPr>
@@ -4487,6 +4797,7 @@
         <w:spacing w:after="0" w:before="0" w:line="240" w:lineRule="auto"/>
       </w:pPr>
       <w:rPr>
+        <w:rFonts w:eastAsia="黑体"/>
         <w:b/>
         <w:bCs/>
       </w:rPr>
@@ -4504,12 +4815,14 @@
     </w:tblStylePr>
     <w:tblStylePr w:type="firstCol">
       <w:rPr>
+        <w:rFonts w:eastAsia="黑体"/>
         <w:b/>
         <w:bCs/>
       </w:rPr>
     </w:tblStylePr>
     <w:tblStylePr w:type="lastCol">
       <w:rPr>
+        <w:rFonts w:eastAsia="黑体"/>
         <w:b/>
         <w:bCs/>
       </w:rPr>
@@ -4548,6 +4861,7 @@
       <w:spacing w:after="0" w:line="240" w:lineRule="auto"/>
     </w:pPr>
     <w:rPr>
+      <w:rFonts w:eastAsia="黑体"/>
       <w:color w:themeColor="accent1" w:themeShade="BF" w:val="365F91"/>
     </w:rPr>
     <w:tblPr>
@@ -4570,6 +4884,7 @@
         <w:spacing w:after="0" w:before="0" w:line="240" w:lineRule="auto"/>
       </w:pPr>
       <w:rPr>
+        <w:rFonts w:eastAsia="黑体"/>
         <w:b/>
         <w:bCs/>
       </w:rPr>
@@ -4590,6 +4905,7 @@
         <w:spacing w:after="0" w:before="0" w:line="240" w:lineRule="auto"/>
       </w:pPr>
       <w:rPr>
+        <w:rFonts w:eastAsia="黑体"/>
         <w:b/>
         <w:bCs/>
       </w:rPr>
@@ -4607,12 +4923,14 @@
     </w:tblStylePr>
     <w:tblStylePr w:type="firstCol">
       <w:rPr>
+        <w:rFonts w:eastAsia="黑体"/>
         <w:b/>
         <w:bCs/>
       </w:rPr>
     </w:tblStylePr>
     <w:tblStylePr w:type="lastCol">
       <w:rPr>
+        <w:rFonts w:eastAsia="黑体"/>
         <w:b/>
         <w:bCs/>
       </w:rPr>
@@ -4651,6 +4969,7 @@
       <w:spacing w:after="0" w:line="240" w:lineRule="auto"/>
     </w:pPr>
     <w:rPr>
+      <w:rFonts w:eastAsia="黑体"/>
       <w:color w:themeColor="accent2" w:themeShade="BF" w:val="943634"/>
     </w:rPr>
     <w:tblPr>
@@ -4673,6 +4992,7 @@
         <w:spacing w:after="0" w:before="0" w:line="240" w:lineRule="auto"/>
       </w:pPr>
       <w:rPr>
+        <w:rFonts w:eastAsia="黑体"/>
         <w:b/>
         <w:bCs/>
       </w:rPr>
@@ -4693,6 +5013,7 @@
         <w:spacing w:after="0" w:before="0" w:line="240" w:lineRule="auto"/>
       </w:pPr>
       <w:rPr>
+        <w:rFonts w:eastAsia="黑体"/>
         <w:b/>
         <w:bCs/>
       </w:rPr>
@@ -4710,12 +5031,14 @@
     </w:tblStylePr>
     <w:tblStylePr w:type="firstCol">
       <w:rPr>
+        <w:rFonts w:eastAsia="黑体"/>
         <w:b/>
         <w:bCs/>
       </w:rPr>
     </w:tblStylePr>
     <w:tblStylePr w:type="lastCol">
       <w:rPr>
+        <w:rFonts w:eastAsia="黑体"/>
         <w:b/>
         <w:bCs/>
       </w:rPr>
@@ -4754,6 +5077,7 @@
       <w:spacing w:after="0" w:line="240" w:lineRule="auto"/>
     </w:pPr>
     <w:rPr>
+      <w:rFonts w:eastAsia="黑体"/>
       <w:color w:themeColor="accent3" w:themeShade="BF" w:val="76923C"/>
     </w:rPr>
     <w:tblPr>
@@ -4776,6 +5100,7 @@
         <w:spacing w:after="0" w:before="0" w:line="240" w:lineRule="auto"/>
       </w:pPr>
       <w:rPr>
+        <w:rFonts w:eastAsia="黑体"/>
         <w:b/>
         <w:bCs/>
       </w:rPr>
@@ -4796,6 +5121,7 @@
         <w:spacing w:after="0" w:before="0" w:line="240" w:lineRule="auto"/>
       </w:pPr>
       <w:rPr>
+        <w:rFonts w:eastAsia="黑体"/>
         <w:b/>
         <w:bCs/>
       </w:rPr>
@@ -4813,12 +5139,14 @@
     </w:tblStylePr>
     <w:tblStylePr w:type="firstCol">
       <w:rPr>
+        <w:rFonts w:eastAsia="黑体"/>
         <w:b/>
         <w:bCs/>
       </w:rPr>
     </w:tblStylePr>
     <w:tblStylePr w:type="lastCol">
       <w:rPr>
+        <w:rFonts w:eastAsia="黑体"/>
         <w:b/>
         <w:bCs/>
       </w:rPr>
@@ -4857,6 +5185,7 @@
       <w:spacing w:after="0" w:line="240" w:lineRule="auto"/>
     </w:pPr>
     <w:rPr>
+      <w:rFonts w:eastAsia="黑体"/>
       <w:color w:themeColor="accent4" w:themeShade="BF" w:val="5F497A"/>
     </w:rPr>
     <w:tblPr>
@@ -4879,6 +5208,7 @@
         <w:spacing w:after="0" w:before="0" w:line="240" w:lineRule="auto"/>
       </w:pPr>
       <w:rPr>
+        <w:rFonts w:eastAsia="黑体"/>
         <w:b/>
         <w:bCs/>
       </w:rPr>
@@ -4899,6 +5229,7 @@
         <w:spacing w:after="0" w:before="0" w:line="240" w:lineRule="auto"/>
       </w:pPr>
       <w:rPr>
+        <w:rFonts w:eastAsia="黑体"/>
         <w:b/>
         <w:bCs/>
       </w:rPr>
@@ -4916,12 +5247,14 @@
     </w:tblStylePr>
     <w:tblStylePr w:type="firstCol">
       <w:rPr>
+        <w:rFonts w:eastAsia="黑体"/>
         <w:b/>
         <w:bCs/>
       </w:rPr>
     </w:tblStylePr>
     <w:tblStylePr w:type="lastCol">
       <w:rPr>
+        <w:rFonts w:eastAsia="黑体"/>
         <w:b/>
         <w:bCs/>
       </w:rPr>
@@ -4960,6 +5293,7 @@
       <w:spacing w:after="0" w:line="240" w:lineRule="auto"/>
     </w:pPr>
     <w:rPr>
+      <w:rFonts w:eastAsia="黑体"/>
       <w:color w:themeColor="accent5" w:themeShade="BF" w:val="31849B"/>
     </w:rPr>
     <w:tblPr>
@@ -4982,6 +5316,7 @@
         <w:spacing w:after="0" w:before="0" w:line="240" w:lineRule="auto"/>
       </w:pPr>
       <w:rPr>
+        <w:rFonts w:eastAsia="黑体"/>
         <w:b/>
         <w:bCs/>
       </w:rPr>
@@ -5002,6 +5337,7 @@
         <w:spacing w:after="0" w:before="0" w:line="240" w:lineRule="auto"/>
       </w:pPr>
       <w:rPr>
+        <w:rFonts w:eastAsia="黑体"/>
         <w:b/>
         <w:bCs/>
       </w:rPr>
@@ -5019,12 +5355,14 @@
     </w:tblStylePr>
     <w:tblStylePr w:type="firstCol">
       <w:rPr>
+        <w:rFonts w:eastAsia="黑体"/>
         <w:b/>
         <w:bCs/>
       </w:rPr>
     </w:tblStylePr>
     <w:tblStylePr w:type="lastCol">
       <w:rPr>
+        <w:rFonts w:eastAsia="黑体"/>
         <w:b/>
         <w:bCs/>
       </w:rPr>
@@ -5063,6 +5401,7 @@
       <w:spacing w:after="0" w:line="240" w:lineRule="auto"/>
     </w:pPr>
     <w:rPr>
+      <w:rFonts w:eastAsia="黑体"/>
       <w:color w:themeColor="accent6" w:themeShade="BF" w:val="E36C0A"/>
     </w:rPr>
     <w:tblPr>
@@ -5085,6 +5424,7 @@
         <w:spacing w:after="0" w:before="0" w:line="240" w:lineRule="auto"/>
       </w:pPr>
       <w:rPr>
+        <w:rFonts w:eastAsia="黑体"/>
         <w:b/>
         <w:bCs/>
       </w:rPr>
@@ -5105,6 +5445,7 @@
         <w:spacing w:after="0" w:before="0" w:line="240" w:lineRule="auto"/>
       </w:pPr>
       <w:rPr>
+        <w:rFonts w:eastAsia="黑体"/>
         <w:b/>
         <w:bCs/>
       </w:rPr>
@@ -5122,12 +5463,14 @@
     </w:tblStylePr>
     <w:tblStylePr w:type="firstCol">
       <w:rPr>
+        <w:rFonts w:eastAsia="黑体"/>
         <w:b/>
         <w:bCs/>
       </w:rPr>
     </w:tblStylePr>
     <w:tblStylePr w:type="lastCol">
       <w:rPr>
+        <w:rFonts w:eastAsia="黑体"/>
         <w:b/>
         <w:bCs/>
       </w:rPr>
@@ -5187,6 +5530,7 @@
         <w:spacing w:after="0" w:before="0" w:line="240" w:lineRule="auto"/>
       </w:pPr>
       <w:rPr>
+        <w:rFonts w:eastAsia="黑体"/>
         <w:b/>
         <w:bCs/>
         <w:color w:themeColor="background1" w:val="FFFFFF"/>
@@ -5201,6 +5545,7 @@
         <w:spacing w:after="0" w:before="0" w:line="240" w:lineRule="auto"/>
       </w:pPr>
       <w:rPr>
+        <w:rFonts w:eastAsia="黑体"/>
         <w:b/>
         <w:bCs/>
       </w:rPr>
@@ -5216,12 +5561,14 @@
     </w:tblStylePr>
     <w:tblStylePr w:type="firstCol">
       <w:rPr>
+        <w:rFonts w:eastAsia="黑体"/>
         <w:b/>
         <w:bCs/>
       </w:rPr>
     </w:tblStylePr>
     <w:tblStylePr w:type="lastCol">
       <w:rPr>
+        <w:rFonts w:eastAsia="黑体"/>
         <w:b/>
         <w:bCs/>
       </w:rPr>
@@ -5279,6 +5626,7 @@
         <w:spacing w:after="0" w:before="0" w:line="240" w:lineRule="auto"/>
       </w:pPr>
       <w:rPr>
+        <w:rFonts w:eastAsia="黑体"/>
         <w:b/>
         <w:bCs/>
         <w:color w:themeColor="background1" w:val="FFFFFF"/>
@@ -5293,6 +5641,7 @@
         <w:spacing w:after="0" w:before="0" w:line="240" w:lineRule="auto"/>
       </w:pPr>
       <w:rPr>
+        <w:rFonts w:eastAsia="黑体"/>
         <w:b/>
         <w:bCs/>
       </w:rPr>
@@ -5308,12 +5657,14 @@
     </w:tblStylePr>
     <w:tblStylePr w:type="firstCol">
       <w:rPr>
+        <w:rFonts w:eastAsia="黑体"/>
         <w:b/>
         <w:bCs/>
       </w:rPr>
     </w:tblStylePr>
     <w:tblStylePr w:type="lastCol">
       <w:rPr>
+        <w:rFonts w:eastAsia="黑体"/>
         <w:b/>
         <w:bCs/>
       </w:rPr>
@@ -5371,6 +5722,7 @@
         <w:spacing w:after="0" w:before="0" w:line="240" w:lineRule="auto"/>
       </w:pPr>
       <w:rPr>
+        <w:rFonts w:eastAsia="黑体"/>
         <w:b/>
         <w:bCs/>
         <w:color w:themeColor="background1" w:val="FFFFFF"/>
@@ -5385,6 +5737,7 @@
         <w:spacing w:after="0" w:before="0" w:line="240" w:lineRule="auto"/>
       </w:pPr>
       <w:rPr>
+        <w:rFonts w:eastAsia="黑体"/>
         <w:b/>
         <w:bCs/>
       </w:rPr>
@@ -5400,12 +5753,14 @@
     </w:tblStylePr>
     <w:tblStylePr w:type="firstCol">
       <w:rPr>
+        <w:rFonts w:eastAsia="黑体"/>
         <w:b/>
         <w:bCs/>
       </w:rPr>
     </w:tblStylePr>
     <w:tblStylePr w:type="lastCol">
       <w:rPr>
+        <w:rFonts w:eastAsia="黑体"/>
         <w:b/>
         <w:bCs/>
       </w:rPr>
@@ -5463,6 +5818,7 @@
         <w:spacing w:after="0" w:before="0" w:line="240" w:lineRule="auto"/>
       </w:pPr>
       <w:rPr>
+        <w:rFonts w:eastAsia="黑体"/>
         <w:b/>
         <w:bCs/>
         <w:color w:themeColor="background1" w:val="FFFFFF"/>
@@ -5477,6 +5833,7 @@
         <w:spacing w:after="0" w:before="0" w:line="240" w:lineRule="auto"/>
       </w:pPr>
       <w:rPr>
+        <w:rFonts w:eastAsia="黑体"/>
         <w:b/>
         <w:bCs/>
       </w:rPr>
@@ -5492,12 +5849,14 @@
     </w:tblStylePr>
     <w:tblStylePr w:type="firstCol">
       <w:rPr>
+        <w:rFonts w:eastAsia="黑体"/>
         <w:b/>
         <w:bCs/>
       </w:rPr>
     </w:tblStylePr>
     <w:tblStylePr w:type="lastCol">
       <w:rPr>
+        <w:rFonts w:eastAsia="黑体"/>
         <w:b/>
         <w:bCs/>
       </w:rPr>
@@ -5555,6 +5914,7 @@
         <w:spacing w:after="0" w:before="0" w:line="240" w:lineRule="auto"/>
       </w:pPr>
       <w:rPr>
+        <w:rFonts w:eastAsia="黑体"/>
         <w:b/>
         <w:bCs/>
         <w:color w:themeColor="background1" w:val="FFFFFF"/>
@@ -5569,6 +5929,7 @@
         <w:spacing w:after="0" w:before="0" w:line="240" w:lineRule="auto"/>
       </w:pPr>
       <w:rPr>
+        <w:rFonts w:eastAsia="黑体"/>
         <w:b/>
         <w:bCs/>
       </w:rPr>
@@ -5584,12 +5945,14 @@
     </w:tblStylePr>
     <w:tblStylePr w:type="firstCol">
       <w:rPr>
+        <w:rFonts w:eastAsia="黑体"/>
         <w:b/>
         <w:bCs/>
       </w:rPr>
     </w:tblStylePr>
     <w:tblStylePr w:type="lastCol">
       <w:rPr>
+        <w:rFonts w:eastAsia="黑体"/>
         <w:b/>
         <w:bCs/>
       </w:rPr>
@@ -5647,6 +6010,7 @@
         <w:spacing w:after="0" w:before="0" w:line="240" w:lineRule="auto"/>
       </w:pPr>
       <w:rPr>
+        <w:rFonts w:eastAsia="黑体"/>
         <w:b/>
         <w:bCs/>
         <w:color w:themeColor="background1" w:val="FFFFFF"/>
@@ -5661,6 +6025,7 @@
         <w:spacing w:after="0" w:before="0" w:line="240" w:lineRule="auto"/>
       </w:pPr>
       <w:rPr>
+        <w:rFonts w:eastAsia="黑体"/>
         <w:b/>
         <w:bCs/>
       </w:rPr>
@@ -5676,12 +6041,14 @@
     </w:tblStylePr>
     <w:tblStylePr w:type="firstCol">
       <w:rPr>
+        <w:rFonts w:eastAsia="黑体"/>
         <w:b/>
         <w:bCs/>
       </w:rPr>
     </w:tblStylePr>
     <w:tblStylePr w:type="lastCol">
       <w:rPr>
+        <w:rFonts w:eastAsia="黑体"/>
         <w:b/>
         <w:bCs/>
       </w:rPr>
@@ -5739,6 +6106,7 @@
         <w:spacing w:after="0" w:before="0" w:line="240" w:lineRule="auto"/>
       </w:pPr>
       <w:rPr>
+        <w:rFonts w:eastAsia="黑体"/>
         <w:b/>
         <w:bCs/>
         <w:color w:themeColor="background1" w:val="FFFFFF"/>
@@ -5753,6 +6121,7 @@
         <w:spacing w:after="0" w:before="0" w:line="240" w:lineRule="auto"/>
       </w:pPr>
       <w:rPr>
+        <w:rFonts w:eastAsia="黑体"/>
         <w:b/>
         <w:bCs/>
       </w:rPr>
@@ -5768,12 +6137,14 @@
     </w:tblStylePr>
     <w:tblStylePr w:type="firstCol">
       <w:rPr>
+        <w:rFonts w:eastAsia="黑体"/>
         <w:b/>
         <w:bCs/>
       </w:rPr>
     </w:tblStylePr>
     <w:tblStylePr w:type="lastCol">
       <w:rPr>
+        <w:rFonts w:eastAsia="黑体"/>
         <w:b/>
         <w:bCs/>
       </w:rPr>
@@ -5833,7 +6204,7 @@
         <w:spacing w:after="0" w:before="0" w:line="240" w:lineRule="auto"/>
       </w:pPr>
       <w:rPr>
-        <w:rFonts w:asciiTheme="majorHAnsi" w:cstheme="majorBidi" w:eastAsiaTheme="majorEastAsia" w:hAnsiTheme="majorHAnsi"/>
+        <w:rFonts w:asciiTheme="majorHAnsi" w:cstheme="majorBidi" w:hAnsiTheme="majorHAnsi" w:eastAsia="黑体"/>
         <w:b/>
         <w:bCs/>
       </w:rPr>
@@ -5854,7 +6225,7 @@
         <w:spacing w:after="0" w:before="0" w:line="240" w:lineRule="auto"/>
       </w:pPr>
       <w:rPr>
-        <w:rFonts w:asciiTheme="majorHAnsi" w:cstheme="majorBidi" w:eastAsiaTheme="majorEastAsia" w:hAnsiTheme="majorHAnsi"/>
+        <w:rFonts w:asciiTheme="majorHAnsi" w:cstheme="majorBidi" w:hAnsiTheme="majorHAnsi" w:eastAsia="黑体"/>
         <w:b/>
         <w:bCs/>
       </w:rPr>
@@ -5872,14 +6243,14 @@
     </w:tblStylePr>
     <w:tblStylePr w:type="firstCol">
       <w:rPr>
-        <w:rFonts w:asciiTheme="majorHAnsi" w:cstheme="majorBidi" w:eastAsiaTheme="majorEastAsia" w:hAnsiTheme="majorHAnsi"/>
+        <w:rFonts w:asciiTheme="majorHAnsi" w:cstheme="majorBidi" w:hAnsiTheme="majorHAnsi" w:eastAsia="黑体"/>
         <w:b/>
         <w:bCs/>
       </w:rPr>
     </w:tblStylePr>
     <w:tblStylePr w:type="lastCol">
       <w:rPr>
-        <w:rFonts w:asciiTheme="majorHAnsi" w:cstheme="majorBidi" w:eastAsiaTheme="majorEastAsia" w:hAnsiTheme="majorHAnsi"/>
+        <w:rFonts w:asciiTheme="majorHAnsi" w:cstheme="majorBidi" w:hAnsiTheme="majorHAnsi" w:eastAsia="黑体"/>
         <w:b/>
         <w:bCs/>
       </w:rPr>
@@ -5963,7 +6334,7 @@
         <w:spacing w:after="0" w:before="0" w:line="240" w:lineRule="auto"/>
       </w:pPr>
       <w:rPr>
-        <w:rFonts w:asciiTheme="majorHAnsi" w:cstheme="majorBidi" w:eastAsiaTheme="majorEastAsia" w:hAnsiTheme="majorHAnsi"/>
+        <w:rFonts w:asciiTheme="majorHAnsi" w:cstheme="majorBidi" w:hAnsiTheme="majorHAnsi" w:eastAsia="黑体"/>
         <w:b/>
         <w:bCs/>
       </w:rPr>
@@ -5984,7 +6355,7 @@
         <w:spacing w:after="0" w:before="0" w:line="240" w:lineRule="auto"/>
       </w:pPr>
       <w:rPr>
-        <w:rFonts w:asciiTheme="majorHAnsi" w:cstheme="majorBidi" w:eastAsiaTheme="majorEastAsia" w:hAnsiTheme="majorHAnsi"/>
+        <w:rFonts w:asciiTheme="majorHAnsi" w:cstheme="majorBidi" w:hAnsiTheme="majorHAnsi" w:eastAsia="黑体"/>
         <w:b/>
         <w:bCs/>
       </w:rPr>
@@ -6002,14 +6373,14 @@
     </w:tblStylePr>
     <w:tblStylePr w:type="firstCol">
       <w:rPr>
-        <w:rFonts w:asciiTheme="majorHAnsi" w:cstheme="majorBidi" w:eastAsiaTheme="majorEastAsia" w:hAnsiTheme="majorHAnsi"/>
+        <w:rFonts w:asciiTheme="majorHAnsi" w:cstheme="majorBidi" w:hAnsiTheme="majorHAnsi" w:eastAsia="黑体"/>
         <w:b/>
         <w:bCs/>
       </w:rPr>
     </w:tblStylePr>
     <w:tblStylePr w:type="lastCol">
       <w:rPr>
-        <w:rFonts w:asciiTheme="majorHAnsi" w:cstheme="majorBidi" w:eastAsiaTheme="majorEastAsia" w:hAnsiTheme="majorHAnsi"/>
+        <w:rFonts w:asciiTheme="majorHAnsi" w:cstheme="majorBidi" w:hAnsiTheme="majorHAnsi" w:eastAsia="黑体"/>
         <w:b/>
         <w:bCs/>
       </w:rPr>
@@ -6093,7 +6464,7 @@
         <w:spacing w:after="0" w:before="0" w:line="240" w:lineRule="auto"/>
       </w:pPr>
       <w:rPr>
-        <w:rFonts w:asciiTheme="majorHAnsi" w:cstheme="majorBidi" w:eastAsiaTheme="majorEastAsia" w:hAnsiTheme="majorHAnsi"/>
+        <w:rFonts w:asciiTheme="majorHAnsi" w:cstheme="majorBidi" w:hAnsiTheme="majorHAnsi" w:eastAsia="黑体"/>
         <w:b/>
         <w:bCs/>
       </w:rPr>
@@ -6114,7 +6485,7 @@
         <w:spacing w:after="0" w:before="0" w:line="240" w:lineRule="auto"/>
       </w:pPr>
       <w:rPr>
-        <w:rFonts w:asciiTheme="majorHAnsi" w:cstheme="majorBidi" w:eastAsiaTheme="majorEastAsia" w:hAnsiTheme="majorHAnsi"/>
+        <w:rFonts w:asciiTheme="majorHAnsi" w:cstheme="majorBidi" w:hAnsiTheme="majorHAnsi" w:eastAsia="黑体"/>
         <w:b/>
         <w:bCs/>
       </w:rPr>
@@ -6132,14 +6503,14 @@
     </w:tblStylePr>
     <w:tblStylePr w:type="firstCol">
       <w:rPr>
-        <w:rFonts w:asciiTheme="majorHAnsi" w:cstheme="majorBidi" w:eastAsiaTheme="majorEastAsia" w:hAnsiTheme="majorHAnsi"/>
+        <w:rFonts w:asciiTheme="majorHAnsi" w:cstheme="majorBidi" w:hAnsiTheme="majorHAnsi" w:eastAsia="黑体"/>
         <w:b/>
         <w:bCs/>
       </w:rPr>
     </w:tblStylePr>
     <w:tblStylePr w:type="lastCol">
       <w:rPr>
-        <w:rFonts w:asciiTheme="majorHAnsi" w:cstheme="majorBidi" w:eastAsiaTheme="majorEastAsia" w:hAnsiTheme="majorHAnsi"/>
+        <w:rFonts w:asciiTheme="majorHAnsi" w:cstheme="majorBidi" w:hAnsiTheme="majorHAnsi" w:eastAsia="黑体"/>
         <w:b/>
         <w:bCs/>
       </w:rPr>
@@ -6223,7 +6594,7 @@
         <w:spacing w:after="0" w:before="0" w:line="240" w:lineRule="auto"/>
       </w:pPr>
       <w:rPr>
-        <w:rFonts w:asciiTheme="majorHAnsi" w:cstheme="majorBidi" w:eastAsiaTheme="majorEastAsia" w:hAnsiTheme="majorHAnsi"/>
+        <w:rFonts w:asciiTheme="majorHAnsi" w:cstheme="majorBidi" w:hAnsiTheme="majorHAnsi" w:eastAsia="黑体"/>
         <w:b/>
         <w:bCs/>
       </w:rPr>
@@ -6244,7 +6615,7 @@
         <w:spacing w:after="0" w:before="0" w:line="240" w:lineRule="auto"/>
       </w:pPr>
       <w:rPr>
-        <w:rFonts w:asciiTheme="majorHAnsi" w:cstheme="majorBidi" w:eastAsiaTheme="majorEastAsia" w:hAnsiTheme="majorHAnsi"/>
+        <w:rFonts w:asciiTheme="majorHAnsi" w:cstheme="majorBidi" w:hAnsiTheme="majorHAnsi" w:eastAsia="黑体"/>
         <w:b/>
         <w:bCs/>
       </w:rPr>
@@ -6262,14 +6633,14 @@
     </w:tblStylePr>
     <w:tblStylePr w:type="firstCol">
       <w:rPr>
-        <w:rFonts w:asciiTheme="majorHAnsi" w:cstheme="majorBidi" w:eastAsiaTheme="majorEastAsia" w:hAnsiTheme="majorHAnsi"/>
+        <w:rFonts w:asciiTheme="majorHAnsi" w:cstheme="majorBidi" w:hAnsiTheme="majorHAnsi" w:eastAsia="黑体"/>
         <w:b/>
         <w:bCs/>
       </w:rPr>
     </w:tblStylePr>
     <w:tblStylePr w:type="lastCol">
       <w:rPr>
-        <w:rFonts w:asciiTheme="majorHAnsi" w:cstheme="majorBidi" w:eastAsiaTheme="majorEastAsia" w:hAnsiTheme="majorHAnsi"/>
+        <w:rFonts w:asciiTheme="majorHAnsi" w:cstheme="majorBidi" w:hAnsiTheme="majorHAnsi" w:eastAsia="黑体"/>
         <w:b/>
         <w:bCs/>
       </w:rPr>
@@ -6353,7 +6724,7 @@
         <w:spacing w:after="0" w:before="0" w:line="240" w:lineRule="auto"/>
       </w:pPr>
       <w:rPr>
-        <w:rFonts w:asciiTheme="majorHAnsi" w:cstheme="majorBidi" w:eastAsiaTheme="majorEastAsia" w:hAnsiTheme="majorHAnsi"/>
+        <w:rFonts w:asciiTheme="majorHAnsi" w:cstheme="majorBidi" w:hAnsiTheme="majorHAnsi" w:eastAsia="黑体"/>
         <w:b/>
         <w:bCs/>
       </w:rPr>
@@ -6374,7 +6745,7 @@
         <w:spacing w:after="0" w:before="0" w:line="240" w:lineRule="auto"/>
       </w:pPr>
       <w:rPr>
-        <w:rFonts w:asciiTheme="majorHAnsi" w:cstheme="majorBidi" w:eastAsiaTheme="majorEastAsia" w:hAnsiTheme="majorHAnsi"/>
+        <w:rFonts w:asciiTheme="majorHAnsi" w:cstheme="majorBidi" w:hAnsiTheme="majorHAnsi" w:eastAsia="黑体"/>
         <w:b/>
         <w:bCs/>
       </w:rPr>
@@ -6392,14 +6763,14 @@
     </w:tblStylePr>
     <w:tblStylePr w:type="firstCol">
       <w:rPr>
-        <w:rFonts w:asciiTheme="majorHAnsi" w:cstheme="majorBidi" w:eastAsiaTheme="majorEastAsia" w:hAnsiTheme="majorHAnsi"/>
+        <w:rFonts w:asciiTheme="majorHAnsi" w:cstheme="majorBidi" w:hAnsiTheme="majorHAnsi" w:eastAsia="黑体"/>
         <w:b/>
         <w:bCs/>
       </w:rPr>
     </w:tblStylePr>
     <w:tblStylePr w:type="lastCol">
       <w:rPr>
-        <w:rFonts w:asciiTheme="majorHAnsi" w:cstheme="majorBidi" w:eastAsiaTheme="majorEastAsia" w:hAnsiTheme="majorHAnsi"/>
+        <w:rFonts w:asciiTheme="majorHAnsi" w:cstheme="majorBidi" w:hAnsiTheme="majorHAnsi" w:eastAsia="黑体"/>
         <w:b/>
         <w:bCs/>
       </w:rPr>
@@ -6483,7 +6854,7 @@
         <w:spacing w:after="0" w:before="0" w:line="240" w:lineRule="auto"/>
       </w:pPr>
       <w:rPr>
-        <w:rFonts w:asciiTheme="majorHAnsi" w:cstheme="majorBidi" w:eastAsiaTheme="majorEastAsia" w:hAnsiTheme="majorHAnsi"/>
+        <w:rFonts w:asciiTheme="majorHAnsi" w:cstheme="majorBidi" w:hAnsiTheme="majorHAnsi" w:eastAsia="黑体"/>
         <w:b/>
         <w:bCs/>
       </w:rPr>
@@ -6504,7 +6875,7 @@
         <w:spacing w:after="0" w:before="0" w:line="240" w:lineRule="auto"/>
       </w:pPr>
       <w:rPr>
-        <w:rFonts w:asciiTheme="majorHAnsi" w:cstheme="majorBidi" w:eastAsiaTheme="majorEastAsia" w:hAnsiTheme="majorHAnsi"/>
+        <w:rFonts w:asciiTheme="majorHAnsi" w:cstheme="majorBidi" w:hAnsiTheme="majorHAnsi" w:eastAsia="黑体"/>
         <w:b/>
         <w:bCs/>
       </w:rPr>
@@ -6522,14 +6893,14 @@
     </w:tblStylePr>
     <w:tblStylePr w:type="firstCol">
       <w:rPr>
-        <w:rFonts w:asciiTheme="majorHAnsi" w:cstheme="majorBidi" w:eastAsiaTheme="majorEastAsia" w:hAnsiTheme="majorHAnsi"/>
+        <w:rFonts w:asciiTheme="majorHAnsi" w:cstheme="majorBidi" w:hAnsiTheme="majorHAnsi" w:eastAsia="黑体"/>
         <w:b/>
         <w:bCs/>
       </w:rPr>
     </w:tblStylePr>
     <w:tblStylePr w:type="lastCol">
       <w:rPr>
-        <w:rFonts w:asciiTheme="majorHAnsi" w:cstheme="majorBidi" w:eastAsiaTheme="majorEastAsia" w:hAnsiTheme="majorHAnsi"/>
+        <w:rFonts w:asciiTheme="majorHAnsi" w:cstheme="majorBidi" w:hAnsiTheme="majorHAnsi" w:eastAsia="黑体"/>
         <w:b/>
         <w:bCs/>
       </w:rPr>
@@ -6613,7 +6984,7 @@
         <w:spacing w:after="0" w:before="0" w:line="240" w:lineRule="auto"/>
       </w:pPr>
       <w:rPr>
-        <w:rFonts w:asciiTheme="majorHAnsi" w:cstheme="majorBidi" w:eastAsiaTheme="majorEastAsia" w:hAnsiTheme="majorHAnsi"/>
+        <w:rFonts w:asciiTheme="majorHAnsi" w:cstheme="majorBidi" w:hAnsiTheme="majorHAnsi" w:eastAsia="黑体"/>
         <w:b/>
         <w:bCs/>
       </w:rPr>
@@ -6634,7 +7005,7 @@
         <w:spacing w:after="0" w:before="0" w:line="240" w:lineRule="auto"/>
       </w:pPr>
       <w:rPr>
-        <w:rFonts w:asciiTheme="majorHAnsi" w:cstheme="majorBidi" w:eastAsiaTheme="majorEastAsia" w:hAnsiTheme="majorHAnsi"/>
+        <w:rFonts w:asciiTheme="majorHAnsi" w:cstheme="majorBidi" w:hAnsiTheme="majorHAnsi" w:eastAsia="黑体"/>
         <w:b/>
         <w:bCs/>
       </w:rPr>
@@ -6652,14 +7023,14 @@
     </w:tblStylePr>
     <w:tblStylePr w:type="firstCol">
       <w:rPr>
-        <w:rFonts w:asciiTheme="majorHAnsi" w:cstheme="majorBidi" w:eastAsiaTheme="majorEastAsia" w:hAnsiTheme="majorHAnsi"/>
+        <w:rFonts w:asciiTheme="majorHAnsi" w:cstheme="majorBidi" w:hAnsiTheme="majorHAnsi" w:eastAsia="黑体"/>
         <w:b/>
         <w:bCs/>
       </w:rPr>
     </w:tblStylePr>
     <w:tblStylePr w:type="lastCol">
       <w:rPr>
-        <w:rFonts w:asciiTheme="majorHAnsi" w:cstheme="majorBidi" w:eastAsiaTheme="majorEastAsia" w:hAnsiTheme="majorHAnsi"/>
+        <w:rFonts w:asciiTheme="majorHAnsi" w:cstheme="majorBidi" w:hAnsiTheme="majorHAnsi" w:eastAsia="黑体"/>
         <w:b/>
         <w:bCs/>
       </w:rPr>
@@ -6742,6 +7113,7 @@
         <w:spacing w:after="0" w:before="0" w:line="240" w:lineRule="auto"/>
       </w:pPr>
       <w:rPr>
+        <w:rFonts w:eastAsia="黑体"/>
         <w:b/>
         <w:bCs/>
         <w:color w:themeColor="background1" w:val="FFFFFF"/>
@@ -6764,6 +7136,7 @@
         <w:spacing w:after="0" w:before="0" w:line="240" w:lineRule="auto"/>
       </w:pPr>
       <w:rPr>
+        <w:rFonts w:eastAsia="黑体"/>
         <w:b/>
         <w:bCs/>
       </w:rPr>
@@ -6781,12 +7154,14 @@
     </w:tblStylePr>
     <w:tblStylePr w:type="firstCol">
       <w:rPr>
+        <w:rFonts w:eastAsia="黑体"/>
         <w:b/>
         <w:bCs/>
       </w:rPr>
     </w:tblStylePr>
     <w:tblStylePr w:type="lastCol">
       <w:rPr>
+        <w:rFonts w:eastAsia="黑体"/>
         <w:b/>
         <w:bCs/>
       </w:rPr>
@@ -6848,6 +7223,7 @@
         <w:spacing w:after="0" w:before="0" w:line="240" w:lineRule="auto"/>
       </w:pPr>
       <w:rPr>
+        <w:rFonts w:eastAsia="黑体"/>
         <w:b/>
         <w:bCs/>
         <w:color w:themeColor="background1" w:val="FFFFFF"/>
@@ -6870,6 +7246,7 @@
         <w:spacing w:after="0" w:before="0" w:line="240" w:lineRule="auto"/>
       </w:pPr>
       <w:rPr>
+        <w:rFonts w:eastAsia="黑体"/>
         <w:b/>
         <w:bCs/>
       </w:rPr>
@@ -6887,12 +7264,14 @@
     </w:tblStylePr>
     <w:tblStylePr w:type="firstCol">
       <w:rPr>
+        <w:rFonts w:eastAsia="黑体"/>
         <w:b/>
         <w:bCs/>
       </w:rPr>
     </w:tblStylePr>
     <w:tblStylePr w:type="lastCol">
       <w:rPr>
+        <w:rFonts w:eastAsia="黑体"/>
         <w:b/>
         <w:bCs/>
       </w:rPr>
@@ -6954,6 +7333,7 @@
         <w:spacing w:after="0" w:before="0" w:line="240" w:lineRule="auto"/>
       </w:pPr>
       <w:rPr>
+        <w:rFonts w:eastAsia="黑体"/>
         <w:b/>
         <w:bCs/>
         <w:color w:themeColor="background1" w:val="FFFFFF"/>
@@ -6976,6 +7356,7 @@
         <w:spacing w:after="0" w:before="0" w:line="240" w:lineRule="auto"/>
       </w:pPr>
       <w:rPr>
+        <w:rFonts w:eastAsia="黑体"/>
         <w:b/>
         <w:bCs/>
       </w:rPr>
@@ -6993,12 +7374,14 @@
     </w:tblStylePr>
     <w:tblStylePr w:type="firstCol">
       <w:rPr>
+        <w:rFonts w:eastAsia="黑体"/>
         <w:b/>
         <w:bCs/>
       </w:rPr>
     </w:tblStylePr>
     <w:tblStylePr w:type="lastCol">
       <w:rPr>
+        <w:rFonts w:eastAsia="黑体"/>
         <w:b/>
         <w:bCs/>
       </w:rPr>
@@ -7060,6 +7443,7 @@
         <w:spacing w:after="0" w:before="0" w:line="240" w:lineRule="auto"/>
       </w:pPr>
       <w:rPr>
+        <w:rFonts w:eastAsia="黑体"/>
         <w:b/>
         <w:bCs/>
         <w:color w:themeColor="background1" w:val="FFFFFF"/>
@@ -7082,6 +7466,7 @@
         <w:spacing w:after="0" w:before="0" w:line="240" w:lineRule="auto"/>
       </w:pPr>
       <w:rPr>
+        <w:rFonts w:eastAsia="黑体"/>
         <w:b/>
         <w:bCs/>
       </w:rPr>
@@ -7099,12 +7484,14 @@
     </w:tblStylePr>
     <w:tblStylePr w:type="firstCol">
       <w:rPr>
+        <w:rFonts w:eastAsia="黑体"/>
         <w:b/>
         <w:bCs/>
       </w:rPr>
     </w:tblStylePr>
     <w:tblStylePr w:type="lastCol">
       <w:rPr>
+        <w:rFonts w:eastAsia="黑体"/>
         <w:b/>
         <w:bCs/>
       </w:rPr>
@@ -7166,6 +7553,7 @@
         <w:spacing w:after="0" w:before="0" w:line="240" w:lineRule="auto"/>
       </w:pPr>
       <w:rPr>
+        <w:rFonts w:eastAsia="黑体"/>
         <w:b/>
         <w:bCs/>
         <w:color w:themeColor="background1" w:val="FFFFFF"/>
@@ -7188,6 +7576,7 @@
         <w:spacing w:after="0" w:before="0" w:line="240" w:lineRule="auto"/>
       </w:pPr>
       <w:rPr>
+        <w:rFonts w:eastAsia="黑体"/>
         <w:b/>
         <w:bCs/>
       </w:rPr>
@@ -7205,12 +7594,14 @@
     </w:tblStylePr>
     <w:tblStylePr w:type="firstCol">
       <w:rPr>
+        <w:rFonts w:eastAsia="黑体"/>
         <w:b/>
         <w:bCs/>
       </w:rPr>
     </w:tblStylePr>
     <w:tblStylePr w:type="lastCol">
       <w:rPr>
+        <w:rFonts w:eastAsia="黑体"/>
         <w:b/>
         <w:bCs/>
       </w:rPr>
@@ -7272,6 +7663,7 @@
         <w:spacing w:after="0" w:before="0" w:line="240" w:lineRule="auto"/>
       </w:pPr>
       <w:rPr>
+        <w:rFonts w:eastAsia="黑体"/>
         <w:b/>
         <w:bCs/>
         <w:color w:themeColor="background1" w:val="FFFFFF"/>
@@ -7294,6 +7686,7 @@
         <w:spacing w:after="0" w:before="0" w:line="240" w:lineRule="auto"/>
       </w:pPr>
       <w:rPr>
+        <w:rFonts w:eastAsia="黑体"/>
         <w:b/>
         <w:bCs/>
       </w:rPr>
@@ -7311,12 +7704,14 @@
     </w:tblStylePr>
     <w:tblStylePr w:type="firstCol">
       <w:rPr>
+        <w:rFonts w:eastAsia="黑体"/>
         <w:b/>
         <w:bCs/>
       </w:rPr>
     </w:tblStylePr>
     <w:tblStylePr w:type="lastCol">
       <w:rPr>
+        <w:rFonts w:eastAsia="黑体"/>
         <w:b/>
         <w:bCs/>
       </w:rPr>
@@ -7378,6 +7773,7 @@
         <w:spacing w:after="0" w:before="0" w:line="240" w:lineRule="auto"/>
       </w:pPr>
       <w:rPr>
+        <w:rFonts w:eastAsia="黑体"/>
         <w:b/>
         <w:bCs/>
         <w:color w:themeColor="background1" w:val="FFFFFF"/>
@@ -7400,6 +7796,7 @@
         <w:spacing w:after="0" w:before="0" w:line="240" w:lineRule="auto"/>
       </w:pPr>
       <w:rPr>
+        <w:rFonts w:eastAsia="黑体"/>
         <w:b/>
         <w:bCs/>
       </w:rPr>
@@ -7417,12 +7814,14 @@
     </w:tblStylePr>
     <w:tblStylePr w:type="firstCol">
       <w:rPr>
+        <w:rFonts w:eastAsia="黑体"/>
         <w:b/>
         <w:bCs/>
       </w:rPr>
     </w:tblStylePr>
     <w:tblStylePr w:type="lastCol">
       <w:rPr>
+        <w:rFonts w:eastAsia="黑体"/>
         <w:b/>
         <w:bCs/>
       </w:rPr>
@@ -7481,6 +7880,7 @@
         <w:spacing w:after="0" w:before="0" w:line="240" w:lineRule="auto"/>
       </w:pPr>
       <w:rPr>
+        <w:rFonts w:eastAsia="黑体"/>
         <w:b/>
         <w:bCs/>
         <w:color w:themeColor="background1" w:val="FFFFFF"/>
@@ -7503,6 +7903,7 @@
         <w:spacing w:after="0" w:before="0" w:line="240" w:lineRule="auto"/>
       </w:pPr>
       <w:rPr>
+        <w:rFonts w:eastAsia="黑体"/>
         <w:color w:val="auto"/>
       </w:rPr>
       <w:tblPr/>
@@ -7520,6 +7921,7 @@
     </w:tblStylePr>
     <w:tblStylePr w:type="firstCol">
       <w:rPr>
+        <w:rFonts w:eastAsia="黑体"/>
         <w:b/>
         <w:bCs/>
         <w:color w:themeColor="background1" w:val="FFFFFF"/>
@@ -7539,6 +7941,7 @@
     </w:tblStylePr>
     <w:tblStylePr w:type="lastCol">
       <w:rPr>
+        <w:rFonts w:eastAsia="黑体"/>
         <w:b/>
         <w:bCs/>
         <w:color w:themeColor="background1" w:val="FFFFFF"/>
@@ -7587,6 +7990,7 @@
     </w:tblStylePr>
     <w:tblStylePr w:type="nwCell">
       <w:rPr>
+        <w:rFonts w:eastAsia="黑体"/>
         <w:color w:themeColor="background1" w:val="FFFFFF"/>
       </w:rPr>
       <w:tblPr/>
@@ -7630,6 +8034,7 @@
         <w:spacing w:after="0" w:before="0" w:line="240" w:lineRule="auto"/>
       </w:pPr>
       <w:rPr>
+        <w:rFonts w:eastAsia="黑体"/>
         <w:b/>
         <w:bCs/>
         <w:color w:themeColor="background1" w:val="FFFFFF"/>
@@ -7652,6 +8057,7 @@
         <w:spacing w:after="0" w:before="0" w:line="240" w:lineRule="auto"/>
       </w:pPr>
       <w:rPr>
+        <w:rFonts w:eastAsia="黑体"/>
         <w:color w:val="auto"/>
       </w:rPr>
       <w:tblPr/>
@@ -7669,6 +8075,7 @@
     </w:tblStylePr>
     <w:tblStylePr w:type="firstCol">
       <w:rPr>
+        <w:rFonts w:eastAsia="黑体"/>
         <w:b/>
         <w:bCs/>
         <w:color w:themeColor="background1" w:val="FFFFFF"/>
@@ -7688,6 +8095,7 @@
     </w:tblStylePr>
     <w:tblStylePr w:type="lastCol">
       <w:rPr>
+        <w:rFonts w:eastAsia="黑体"/>
         <w:b/>
         <w:bCs/>
         <w:color w:themeColor="background1" w:val="FFFFFF"/>
@@ -7736,6 +8144,7 @@
     </w:tblStylePr>
     <w:tblStylePr w:type="nwCell">
       <w:rPr>
+        <w:rFonts w:eastAsia="黑体"/>
         <w:color w:themeColor="background1" w:val="FFFFFF"/>
       </w:rPr>
       <w:tblPr/>
@@ -7779,6 +8188,7 @@
         <w:spacing w:after="0" w:before="0" w:line="240" w:lineRule="auto"/>
       </w:pPr>
       <w:rPr>
+        <w:rFonts w:eastAsia="黑体"/>
         <w:b/>
         <w:bCs/>
         <w:color w:themeColor="background1" w:val="FFFFFF"/>
@@ -7801,6 +8211,7 @@
         <w:spacing w:after="0" w:before="0" w:line="240" w:lineRule="auto"/>
       </w:pPr>
       <w:rPr>
+        <w:rFonts w:eastAsia="黑体"/>
         <w:color w:val="auto"/>
       </w:rPr>
       <w:tblPr/>
@@ -7818,6 +8229,7 @@
     </w:tblStylePr>
     <w:tblStylePr w:type="firstCol">
       <w:rPr>
+        <w:rFonts w:eastAsia="黑体"/>
         <w:b/>
         <w:bCs/>
         <w:color w:themeColor="background1" w:val="FFFFFF"/>
@@ -7837,6 +8249,7 @@
     </w:tblStylePr>
     <w:tblStylePr w:type="lastCol">
       <w:rPr>
+        <w:rFonts w:eastAsia="黑体"/>
         <w:b/>
         <w:bCs/>
         <w:color w:themeColor="background1" w:val="FFFFFF"/>
@@ -7885,6 +8298,7 @@
     </w:tblStylePr>
     <w:tblStylePr w:type="nwCell">
       <w:rPr>
+        <w:rFonts w:eastAsia="黑体"/>
         <w:color w:themeColor="background1" w:val="FFFFFF"/>
       </w:rPr>
       <w:tblPr/>
@@ -7928,6 +8342,7 @@
         <w:spacing w:after="0" w:before="0" w:line="240" w:lineRule="auto"/>
       </w:pPr>
       <w:rPr>
+        <w:rFonts w:eastAsia="黑体"/>
         <w:b/>
         <w:bCs/>
         <w:color w:themeColor="background1" w:val="FFFFFF"/>
@@ -7950,6 +8365,7 @@
         <w:spacing w:after="0" w:before="0" w:line="240" w:lineRule="auto"/>
       </w:pPr>
       <w:rPr>
+        <w:rFonts w:eastAsia="黑体"/>
         <w:color w:val="auto"/>
       </w:rPr>
       <w:tblPr/>
@@ -7967,6 +8383,7 @@
     </w:tblStylePr>
     <w:tblStylePr w:type="firstCol">
       <w:rPr>
+        <w:rFonts w:eastAsia="黑体"/>
         <w:b/>
         <w:bCs/>
         <w:color w:themeColor="background1" w:val="FFFFFF"/>
@@ -7986,6 +8403,7 @@
     </w:tblStylePr>
     <w:tblStylePr w:type="lastCol">
       <w:rPr>
+        <w:rFonts w:eastAsia="黑体"/>
         <w:b/>
         <w:bCs/>
         <w:color w:themeColor="background1" w:val="FFFFFF"/>
@@ -8034,6 +8452,7 @@
     </w:tblStylePr>
     <w:tblStylePr w:type="nwCell">
       <w:rPr>
+        <w:rFonts w:eastAsia="黑体"/>
         <w:color w:themeColor="background1" w:val="FFFFFF"/>
       </w:rPr>
       <w:tblPr/>
@@ -8077,6 +8496,7 @@
         <w:spacing w:after="0" w:before="0" w:line="240" w:lineRule="auto"/>
       </w:pPr>
       <w:rPr>
+        <w:rFonts w:eastAsia="黑体"/>
         <w:b/>
         <w:bCs/>
         <w:color w:themeColor="background1" w:val="FFFFFF"/>
@@ -8099,6 +8519,7 @@
         <w:spacing w:after="0" w:before="0" w:line="240" w:lineRule="auto"/>
       </w:pPr>
       <w:rPr>
+        <w:rFonts w:eastAsia="黑体"/>
         <w:color w:val="auto"/>
       </w:rPr>
       <w:tblPr/>
@@ -8116,6 +8537,7 @@
     </w:tblStylePr>
     <w:tblStylePr w:type="firstCol">
       <w:rPr>
+        <w:rFonts w:eastAsia="黑体"/>
         <w:b/>
         <w:bCs/>
         <w:color w:themeColor="background1" w:val="FFFFFF"/>
@@ -8135,6 +8557,7 @@
     </w:tblStylePr>
     <w:tblStylePr w:type="lastCol">
       <w:rPr>
+        <w:rFonts w:eastAsia="黑体"/>
         <w:b/>
         <w:bCs/>
         <w:color w:themeColor="background1" w:val="FFFFFF"/>
@@ -8183,6 +8606,7 @@
     </w:tblStylePr>
     <w:tblStylePr w:type="nwCell">
       <w:rPr>
+        <w:rFonts w:eastAsia="黑体"/>
         <w:color w:themeColor="background1" w:val="FFFFFF"/>
       </w:rPr>
       <w:tblPr/>
@@ -8226,6 +8650,7 @@
         <w:spacing w:after="0" w:before="0" w:line="240" w:lineRule="auto"/>
       </w:pPr>
       <w:rPr>
+        <w:rFonts w:eastAsia="黑体"/>
         <w:b/>
         <w:bCs/>
         <w:color w:themeColor="background1" w:val="FFFFFF"/>
@@ -8248,6 +8673,7 @@
         <w:spacing w:after="0" w:before="0" w:line="240" w:lineRule="auto"/>
       </w:pPr>
       <w:rPr>
+        <w:rFonts w:eastAsia="黑体"/>
         <w:color w:val="auto"/>
       </w:rPr>
       <w:tblPr/>
@@ -8265,6 +8691,7 @@
     </w:tblStylePr>
     <w:tblStylePr w:type="firstCol">
       <w:rPr>
+        <w:rFonts w:eastAsia="黑体"/>
         <w:b/>
         <w:bCs/>
         <w:color w:themeColor="background1" w:val="FFFFFF"/>
@@ -8284,6 +8711,7 @@
     </w:tblStylePr>
     <w:tblStylePr w:type="lastCol">
       <w:rPr>
+        <w:rFonts w:eastAsia="黑体"/>
         <w:b/>
         <w:bCs/>
         <w:color w:themeColor="background1" w:val="FFFFFF"/>
@@ -8332,6 +8760,7 @@
     </w:tblStylePr>
     <w:tblStylePr w:type="nwCell">
       <w:rPr>
+        <w:rFonts w:eastAsia="黑体"/>
         <w:color w:themeColor="background1" w:val="FFFFFF"/>
       </w:rPr>
       <w:tblPr/>
@@ -8375,6 +8804,7 @@
         <w:spacing w:after="0" w:before="0" w:line="240" w:lineRule="auto"/>
       </w:pPr>
       <w:rPr>
+        <w:rFonts w:eastAsia="黑体"/>
         <w:b/>
         <w:bCs/>
         <w:color w:themeColor="background1" w:val="FFFFFF"/>
@@ -8397,6 +8827,7 @@
         <w:spacing w:after="0" w:before="0" w:line="240" w:lineRule="auto"/>
       </w:pPr>
       <w:rPr>
+        <w:rFonts w:eastAsia="黑体"/>
         <w:color w:val="auto"/>
       </w:rPr>
       <w:tblPr/>
@@ -8414,6 +8845,7 @@
     </w:tblStylePr>
     <w:tblStylePr w:type="firstCol">
       <w:rPr>
+        <w:rFonts w:eastAsia="黑体"/>
         <w:b/>
         <w:bCs/>
         <w:color w:themeColor="background1" w:val="FFFFFF"/>
@@ -8433,6 +8865,7 @@
     </w:tblStylePr>
     <w:tblStylePr w:type="lastCol">
       <w:rPr>
+        <w:rFonts w:eastAsia="黑体"/>
         <w:b/>
         <w:bCs/>
         <w:color w:themeColor="background1" w:val="FFFFFF"/>
@@ -8481,6 +8914,7 @@
     </w:tblStylePr>
     <w:tblStylePr w:type="nwCell">
       <w:rPr>
+        <w:rFonts w:eastAsia="黑体"/>
         <w:color w:themeColor="background1" w:val="FFFFFF"/>
       </w:rPr>
       <w:tblPr/>
@@ -8505,6 +8939,7 @@
       <w:spacing w:after="0" w:line="240" w:lineRule="auto"/>
     </w:pPr>
     <w:rPr>
+      <w:rFonts w:eastAsia="黑体"/>
       <w:color w:themeColor="text1" w:val="000000"/>
     </w:rPr>
     <w:tblPr>
@@ -8524,7 +8959,7 @@
     </w:tblPr>
     <w:tblStylePr w:type="firstRow">
       <w:rPr>
-        <w:rFonts w:asciiTheme="majorHAnsi" w:cstheme="majorBidi" w:eastAsiaTheme="majorEastAsia" w:hAnsiTheme="majorHAnsi"/>
+        <w:rFonts w:asciiTheme="majorHAnsi" w:cstheme="majorBidi" w:hAnsiTheme="majorHAnsi" w:eastAsia="黑体"/>
       </w:rPr>
       <w:tblPr/>
       <w:tcPr>
@@ -8536,6 +8971,7 @@
     </w:tblStylePr>
     <w:tblStylePr w:type="lastRow">
       <w:rPr>
+        <w:rFonts w:eastAsia="黑体"/>
         <w:b/>
         <w:bCs/>
         <w:color w:themeColor="text2" w:val="1F497D"/>
@@ -8550,12 +8986,14 @@
     </w:tblStylePr>
     <w:tblStylePr w:type="firstCol">
       <w:rPr>
+        <w:rFonts w:eastAsia="黑体"/>
         <w:b/>
         <w:bCs/>
       </w:rPr>
     </w:tblStylePr>
     <w:tblStylePr w:type="lastCol">
       <w:rPr>
+        <w:rFonts w:eastAsia="黑体"/>
         <w:b/>
         <w:bCs/>
       </w:rPr>
@@ -8589,6 +9027,7 @@
       <w:spacing w:after="0" w:line="240" w:lineRule="auto"/>
     </w:pPr>
     <w:rPr>
+      <w:rFonts w:eastAsia="黑体"/>
       <w:color w:themeColor="text1" w:val="000000"/>
     </w:rPr>
     <w:tblPr>
@@ -8608,7 +9047,7 @@
     </w:tblPr>
     <w:tblStylePr w:type="firstRow">
       <w:rPr>
-        <w:rFonts w:asciiTheme="majorHAnsi" w:cstheme="majorBidi" w:eastAsiaTheme="majorEastAsia" w:hAnsiTheme="majorHAnsi"/>
+        <w:rFonts w:asciiTheme="majorHAnsi" w:cstheme="majorBidi" w:hAnsiTheme="majorHAnsi" w:eastAsia="黑体"/>
       </w:rPr>
       <w:tblPr/>
       <w:tcPr>
@@ -8620,6 +9059,7 @@
     </w:tblStylePr>
     <w:tblStylePr w:type="lastRow">
       <w:rPr>
+        <w:rFonts w:eastAsia="黑体"/>
         <w:b/>
         <w:bCs/>
         <w:color w:themeColor="text2" w:val="1F497D"/>
@@ -8634,12 +9074,14 @@
     </w:tblStylePr>
     <w:tblStylePr w:type="firstCol">
       <w:rPr>
+        <w:rFonts w:eastAsia="黑体"/>
         <w:b/>
         <w:bCs/>
       </w:rPr>
     </w:tblStylePr>
     <w:tblStylePr w:type="lastCol">
       <w:rPr>
+        <w:rFonts w:eastAsia="黑体"/>
         <w:b/>
         <w:bCs/>
       </w:rPr>
@@ -8673,6 +9115,7 @@
       <w:spacing w:after="0" w:line="240" w:lineRule="auto"/>
     </w:pPr>
     <w:rPr>
+      <w:rFonts w:eastAsia="黑体"/>
       <w:color w:themeColor="text1" w:val="000000"/>
     </w:rPr>
     <w:tblPr>
@@ -8692,7 +9135,7 @@
     </w:tblPr>
     <w:tblStylePr w:type="firstRow">
       <w:rPr>
-        <w:rFonts w:asciiTheme="majorHAnsi" w:cstheme="majorBidi" w:eastAsiaTheme="majorEastAsia" w:hAnsiTheme="majorHAnsi"/>
+        <w:rFonts w:asciiTheme="majorHAnsi" w:cstheme="majorBidi" w:hAnsiTheme="majorHAnsi" w:eastAsia="黑体"/>
       </w:rPr>
       <w:tblPr/>
       <w:tcPr>
@@ -8704,6 +9147,7 @@
     </w:tblStylePr>
     <w:tblStylePr w:type="lastRow">
       <w:rPr>
+        <w:rFonts w:eastAsia="黑体"/>
         <w:b/>
         <w:bCs/>
         <w:color w:themeColor="text2" w:val="1F497D"/>
@@ -8718,12 +9162,14 @@
     </w:tblStylePr>
     <w:tblStylePr w:type="firstCol">
       <w:rPr>
+        <w:rFonts w:eastAsia="黑体"/>
         <w:b/>
         <w:bCs/>
       </w:rPr>
     </w:tblStylePr>
     <w:tblStylePr w:type="lastCol">
       <w:rPr>
+        <w:rFonts w:eastAsia="黑体"/>
         <w:b/>
         <w:bCs/>
       </w:rPr>
@@ -8757,6 +9203,7 @@
       <w:spacing w:after="0" w:line="240" w:lineRule="auto"/>
     </w:pPr>
     <w:rPr>
+      <w:rFonts w:eastAsia="黑体"/>
       <w:color w:themeColor="text1" w:val="000000"/>
     </w:rPr>
     <w:tblPr>
@@ -8776,7 +9223,7 @@
     </w:tblPr>
     <w:tblStylePr w:type="firstRow">
       <w:rPr>
-        <w:rFonts w:asciiTheme="majorHAnsi" w:cstheme="majorBidi" w:eastAsiaTheme="majorEastAsia" w:hAnsiTheme="majorHAnsi"/>
+        <w:rFonts w:asciiTheme="majorHAnsi" w:cstheme="majorBidi" w:hAnsiTheme="majorHAnsi" w:eastAsia="黑体"/>
       </w:rPr>
       <w:tblPr/>
       <w:tcPr>
@@ -8788,6 +9235,7 @@
     </w:tblStylePr>
     <w:tblStylePr w:type="lastRow">
       <w:rPr>
+        <w:rFonts w:eastAsia="黑体"/>
         <w:b/>
         <w:bCs/>
         <w:color w:themeColor="text2" w:val="1F497D"/>
@@ -8802,12 +9250,14 @@
     </w:tblStylePr>
     <w:tblStylePr w:type="firstCol">
       <w:rPr>
+        <w:rFonts w:eastAsia="黑体"/>
         <w:b/>
         <w:bCs/>
       </w:rPr>
     </w:tblStylePr>
     <w:tblStylePr w:type="lastCol">
       <w:rPr>
+        <w:rFonts w:eastAsia="黑体"/>
         <w:b/>
         <w:bCs/>
       </w:rPr>
@@ -8841,6 +9291,7 @@
       <w:spacing w:after="0" w:line="240" w:lineRule="auto"/>
     </w:pPr>
     <w:rPr>
+      <w:rFonts w:eastAsia="黑体"/>
       <w:color w:themeColor="text1" w:val="000000"/>
     </w:rPr>
     <w:tblPr>
@@ -8860,7 +9311,7 @@
     </w:tblPr>
     <w:tblStylePr w:type="firstRow">
       <w:rPr>
-        <w:rFonts w:asciiTheme="majorHAnsi" w:cstheme="majorBidi" w:eastAsiaTheme="majorEastAsia" w:hAnsiTheme="majorHAnsi"/>
+        <w:rFonts w:asciiTheme="majorHAnsi" w:cstheme="majorBidi" w:hAnsiTheme="majorHAnsi" w:eastAsia="黑体"/>
       </w:rPr>
       <w:tblPr/>
       <w:tcPr>
@@ -8872,6 +9323,7 @@
     </w:tblStylePr>
     <w:tblStylePr w:type="lastRow">
       <w:rPr>
+        <w:rFonts w:eastAsia="黑体"/>
         <w:b/>
         <w:bCs/>
         <w:color w:themeColor="text2" w:val="1F497D"/>
@@ -8886,12 +9338,14 @@
     </w:tblStylePr>
     <w:tblStylePr w:type="firstCol">
       <w:rPr>
+        <w:rFonts w:eastAsia="黑体"/>
         <w:b/>
         <w:bCs/>
       </w:rPr>
     </w:tblStylePr>
     <w:tblStylePr w:type="lastCol">
       <w:rPr>
+        <w:rFonts w:eastAsia="黑体"/>
         <w:b/>
         <w:bCs/>
       </w:rPr>
@@ -8925,6 +9379,7 @@
       <w:spacing w:after="0" w:line="240" w:lineRule="auto"/>
     </w:pPr>
     <w:rPr>
+      <w:rFonts w:eastAsia="黑体"/>
       <w:color w:themeColor="text1" w:val="000000"/>
     </w:rPr>
     <w:tblPr>
@@ -8944,7 +9399,7 @@
     </w:tblPr>
     <w:tblStylePr w:type="firstRow">
       <w:rPr>
-        <w:rFonts w:asciiTheme="majorHAnsi" w:cstheme="majorBidi" w:eastAsiaTheme="majorEastAsia" w:hAnsiTheme="majorHAnsi"/>
+        <w:rFonts w:asciiTheme="majorHAnsi" w:cstheme="majorBidi" w:hAnsiTheme="majorHAnsi" w:eastAsia="黑体"/>
       </w:rPr>
       <w:tblPr/>
       <w:tcPr>
@@ -8956,6 +9411,7 @@
     </w:tblStylePr>
     <w:tblStylePr w:type="lastRow">
       <w:rPr>
+        <w:rFonts w:eastAsia="黑体"/>
         <w:b/>
         <w:bCs/>
         <w:color w:themeColor="text2" w:val="1F497D"/>
@@ -8970,12 +9426,14 @@
     </w:tblStylePr>
     <w:tblStylePr w:type="firstCol">
       <w:rPr>
+        <w:rFonts w:eastAsia="黑体"/>
         <w:b/>
         <w:bCs/>
       </w:rPr>
     </w:tblStylePr>
     <w:tblStylePr w:type="lastCol">
       <w:rPr>
+        <w:rFonts w:eastAsia="黑体"/>
         <w:b/>
         <w:bCs/>
       </w:rPr>
@@ -9009,6 +9467,7 @@
       <w:spacing w:after="0" w:line="240" w:lineRule="auto"/>
     </w:pPr>
     <w:rPr>
+      <w:rFonts w:eastAsia="黑体"/>
       <w:color w:themeColor="text1" w:val="000000"/>
     </w:rPr>
     <w:tblPr>
@@ -9028,7 +9487,7 @@
     </w:tblPr>
     <w:tblStylePr w:type="firstRow">
       <w:rPr>
-        <w:rFonts w:asciiTheme="majorHAnsi" w:cstheme="majorBidi" w:eastAsiaTheme="majorEastAsia" w:hAnsiTheme="majorHAnsi"/>
+        <w:rFonts w:asciiTheme="majorHAnsi" w:cstheme="majorBidi" w:hAnsiTheme="majorHAnsi" w:eastAsia="黑体"/>
       </w:rPr>
       <w:tblPr/>
       <w:tcPr>
@@ -9040,6 +9499,7 @@
     </w:tblStylePr>
     <w:tblStylePr w:type="lastRow">
       <w:rPr>
+        <w:rFonts w:eastAsia="黑体"/>
         <w:b/>
         <w:bCs/>
         <w:color w:themeColor="text2" w:val="1F497D"/>
@@ -9054,12 +9514,14 @@
     </w:tblStylePr>
     <w:tblStylePr w:type="firstCol">
       <w:rPr>
+        <w:rFonts w:eastAsia="黑体"/>
         <w:b/>
         <w:bCs/>
       </w:rPr>
     </w:tblStylePr>
     <w:tblStylePr w:type="lastCol">
       <w:rPr>
+        <w:rFonts w:eastAsia="黑体"/>
         <w:b/>
         <w:bCs/>
       </w:rPr>
@@ -9093,7 +9555,7 @@
       <w:spacing w:after="0" w:line="240" w:lineRule="auto"/>
     </w:pPr>
     <w:rPr>
-      <w:rFonts w:asciiTheme="majorHAnsi" w:cstheme="majorBidi" w:eastAsiaTheme="majorEastAsia" w:hAnsiTheme="majorHAnsi"/>
+      <w:rFonts w:asciiTheme="majorHAnsi" w:cstheme="majorBidi" w:hAnsiTheme="majorHAnsi" w:eastAsia="黑体"/>
       <w:color w:themeColor="text1" w:val="000000"/>
     </w:rPr>
     <w:tblPr>
@@ -9115,6 +9577,7 @@
     </w:tblPr>
     <w:tblStylePr w:type="firstRow">
       <w:rPr>
+        <w:rFonts w:eastAsia="黑体"/>
         <w:sz w:val="24"/>
         <w:szCs w:val="24"/>
       </w:rPr>
@@ -9221,7 +9684,7 @@
       <w:spacing w:after="0" w:line="240" w:lineRule="auto"/>
     </w:pPr>
     <w:rPr>
-      <w:rFonts w:asciiTheme="majorHAnsi" w:cstheme="majorBidi" w:eastAsiaTheme="majorEastAsia" w:hAnsiTheme="majorHAnsi"/>
+      <w:rFonts w:asciiTheme="majorHAnsi" w:cstheme="majorBidi" w:hAnsiTheme="majorHAnsi" w:eastAsia="黑体"/>
       <w:color w:themeColor="text1" w:val="000000"/>
     </w:rPr>
     <w:tblPr>
@@ -9243,6 +9706,7 @@
     </w:tblPr>
     <w:tblStylePr w:type="firstRow">
       <w:rPr>
+        <w:rFonts w:eastAsia="黑体"/>
         <w:sz w:val="24"/>
         <w:szCs w:val="24"/>
       </w:rPr>
@@ -9349,7 +9813,7 @@
       <w:spacing w:after="0" w:line="240" w:lineRule="auto"/>
     </w:pPr>
     <w:rPr>
-      <w:rFonts w:asciiTheme="majorHAnsi" w:cstheme="majorBidi" w:eastAsiaTheme="majorEastAsia" w:hAnsiTheme="majorHAnsi"/>
+      <w:rFonts w:asciiTheme="majorHAnsi" w:cstheme="majorBidi" w:hAnsiTheme="majorHAnsi" w:eastAsia="黑体"/>
       <w:color w:themeColor="text1" w:val="000000"/>
     </w:rPr>
     <w:tblPr>
@@ -9371,6 +9835,7 @@
     </w:tblPr>
     <w:tblStylePr w:type="firstRow">
       <w:rPr>
+        <w:rFonts w:eastAsia="黑体"/>
         <w:sz w:val="24"/>
         <w:szCs w:val="24"/>
       </w:rPr>
@@ -9477,7 +9942,7 @@
       <w:spacing w:after="0" w:line="240" w:lineRule="auto"/>
     </w:pPr>
     <w:rPr>
-      <w:rFonts w:asciiTheme="majorHAnsi" w:cstheme="majorBidi" w:eastAsiaTheme="majorEastAsia" w:hAnsiTheme="majorHAnsi"/>
+      <w:rFonts w:asciiTheme="majorHAnsi" w:cstheme="majorBidi" w:hAnsiTheme="majorHAnsi" w:eastAsia="黑体"/>
       <w:color w:themeColor="text1" w:val="000000"/>
     </w:rPr>
     <w:tblPr>
@@ -9499,6 +9964,7 @@
     </w:tblPr>
     <w:tblStylePr w:type="firstRow">
       <w:rPr>
+        <w:rFonts w:eastAsia="黑体"/>
         <w:sz w:val="24"/>
         <w:szCs w:val="24"/>
       </w:rPr>
@@ -9605,7 +10071,7 @@
       <w:spacing w:after="0" w:line="240" w:lineRule="auto"/>
     </w:pPr>
     <w:rPr>
-      <w:rFonts w:asciiTheme="majorHAnsi" w:cstheme="majorBidi" w:eastAsiaTheme="majorEastAsia" w:hAnsiTheme="majorHAnsi"/>
+      <w:rFonts w:asciiTheme="majorHAnsi" w:cstheme="majorBidi" w:hAnsiTheme="majorHAnsi" w:eastAsia="黑体"/>
       <w:color w:themeColor="text1" w:val="000000"/>
     </w:rPr>
     <w:tblPr>
@@ -9627,6 +10093,7 @@
     </w:tblPr>
     <w:tblStylePr w:type="firstRow">
       <w:rPr>
+        <w:rFonts w:eastAsia="黑体"/>
         <w:sz w:val="24"/>
         <w:szCs w:val="24"/>
       </w:rPr>
@@ -9733,7 +10200,7 @@
       <w:spacing w:after="0" w:line="240" w:lineRule="auto"/>
     </w:pPr>
     <w:rPr>
-      <w:rFonts w:asciiTheme="majorHAnsi" w:cstheme="majorBidi" w:eastAsiaTheme="majorEastAsia" w:hAnsiTheme="majorHAnsi"/>
+      <w:rFonts w:asciiTheme="majorHAnsi" w:cstheme="majorBidi" w:hAnsiTheme="majorHAnsi" w:eastAsia="黑体"/>
       <w:color w:themeColor="text1" w:val="000000"/>
     </w:rPr>
     <w:tblPr>
@@ -9755,6 +10222,7 @@
     </w:tblPr>
     <w:tblStylePr w:type="firstRow">
       <w:rPr>
+        <w:rFonts w:eastAsia="黑体"/>
         <w:sz w:val="24"/>
         <w:szCs w:val="24"/>
       </w:rPr>
@@ -9861,7 +10329,7 @@
       <w:spacing w:after="0" w:line="240" w:lineRule="auto"/>
     </w:pPr>
     <w:rPr>
-      <w:rFonts w:asciiTheme="majorHAnsi" w:cstheme="majorBidi" w:eastAsiaTheme="majorEastAsia" w:hAnsiTheme="majorHAnsi"/>
+      <w:rFonts w:asciiTheme="majorHAnsi" w:cstheme="majorBidi" w:hAnsiTheme="majorHAnsi" w:eastAsia="黑体"/>
       <w:color w:themeColor="text1" w:val="000000"/>
     </w:rPr>
     <w:tblPr>
@@ -9883,6 +10351,7 @@
     </w:tblPr>
     <w:tblStylePr w:type="firstRow">
       <w:rPr>
+        <w:rFonts w:eastAsia="黑体"/>
         <w:sz w:val="24"/>
         <w:szCs w:val="24"/>
       </w:rPr>
@@ -10012,12 +10481,14 @@
     </w:tcPr>
     <w:tblStylePr w:type="firstRow">
       <w:rPr>
+        <w:rFonts w:eastAsia="黑体"/>
         <w:b/>
         <w:bCs/>
       </w:rPr>
     </w:tblStylePr>
     <w:tblStylePr w:type="lastRow">
       <w:rPr>
+        <w:rFonts w:eastAsia="黑体"/>
         <w:b/>
         <w:bCs/>
       </w:rPr>
@@ -10030,12 +10501,14 @@
     </w:tblStylePr>
     <w:tblStylePr w:type="firstCol">
       <w:rPr>
+        <w:rFonts w:eastAsia="黑体"/>
         <w:b/>
         <w:bCs/>
       </w:rPr>
     </w:tblStylePr>
     <w:tblStylePr w:type="lastCol">
       <w:rPr>
+        <w:rFonts w:eastAsia="黑体"/>
         <w:b/>
         <w:bCs/>
       </w:rPr>
@@ -10085,12 +10558,14 @@
     </w:tcPr>
     <w:tblStylePr w:type="firstRow">
       <w:rPr>
+        <w:rFonts w:eastAsia="黑体"/>
         <w:b/>
         <w:bCs/>
       </w:rPr>
     </w:tblStylePr>
     <w:tblStylePr w:type="lastRow">
       <w:rPr>
+        <w:rFonts w:eastAsia="黑体"/>
         <w:b/>
         <w:bCs/>
       </w:rPr>
@@ -10103,12 +10578,14 @@
     </w:tblStylePr>
     <w:tblStylePr w:type="firstCol">
       <w:rPr>
+        <w:rFonts w:eastAsia="黑体"/>
         <w:b/>
         <w:bCs/>
       </w:rPr>
     </w:tblStylePr>
     <w:tblStylePr w:type="lastCol">
       <w:rPr>
+        <w:rFonts w:eastAsia="黑体"/>
         <w:b/>
         <w:bCs/>
       </w:rPr>
@@ -10158,12 +10635,14 @@
     </w:tcPr>
     <w:tblStylePr w:type="firstRow">
       <w:rPr>
+        <w:rFonts w:eastAsia="黑体"/>
         <w:b/>
         <w:bCs/>
       </w:rPr>
     </w:tblStylePr>
     <w:tblStylePr w:type="lastRow">
       <w:rPr>
+        <w:rFonts w:eastAsia="黑体"/>
         <w:b/>
         <w:bCs/>
       </w:rPr>
@@ -10176,12 +10655,14 @@
     </w:tblStylePr>
     <w:tblStylePr w:type="firstCol">
       <w:rPr>
+        <w:rFonts w:eastAsia="黑体"/>
         <w:b/>
         <w:bCs/>
       </w:rPr>
     </w:tblStylePr>
     <w:tblStylePr w:type="lastCol">
       <w:rPr>
+        <w:rFonts w:eastAsia="黑体"/>
         <w:b/>
         <w:bCs/>
       </w:rPr>
@@ -10231,12 +10712,14 @@
     </w:tcPr>
     <w:tblStylePr w:type="firstRow">
       <w:rPr>
+        <w:rFonts w:eastAsia="黑体"/>
         <w:b/>
         <w:bCs/>
       </w:rPr>
     </w:tblStylePr>
     <w:tblStylePr w:type="lastRow">
       <w:rPr>
+        <w:rFonts w:eastAsia="黑体"/>
         <w:b/>
         <w:bCs/>
       </w:rPr>
@@ -10249,12 +10732,14 @@
     </w:tblStylePr>
     <w:tblStylePr w:type="firstCol">
       <w:rPr>
+        <w:rFonts w:eastAsia="黑体"/>
         <w:b/>
         <w:bCs/>
       </w:rPr>
     </w:tblStylePr>
     <w:tblStylePr w:type="lastCol">
       <w:rPr>
+        <w:rFonts w:eastAsia="黑体"/>
         <w:b/>
         <w:bCs/>
       </w:rPr>
@@ -10304,12 +10789,14 @@
     </w:tcPr>
     <w:tblStylePr w:type="firstRow">
       <w:rPr>
+        <w:rFonts w:eastAsia="黑体"/>
         <w:b/>
         <w:bCs/>
       </w:rPr>
     </w:tblStylePr>
     <w:tblStylePr w:type="lastRow">
       <w:rPr>
+        <w:rFonts w:eastAsia="黑体"/>
         <w:b/>
         <w:bCs/>
       </w:rPr>
@@ -10322,12 +10809,14 @@
     </w:tblStylePr>
     <w:tblStylePr w:type="firstCol">
       <w:rPr>
+        <w:rFonts w:eastAsia="黑体"/>
         <w:b/>
         <w:bCs/>
       </w:rPr>
     </w:tblStylePr>
     <w:tblStylePr w:type="lastCol">
       <w:rPr>
+        <w:rFonts w:eastAsia="黑体"/>
         <w:b/>
         <w:bCs/>
       </w:rPr>
@@ -10377,12 +10866,14 @@
     </w:tcPr>
     <w:tblStylePr w:type="firstRow">
       <w:rPr>
+        <w:rFonts w:eastAsia="黑体"/>
         <w:b/>
         <w:bCs/>
       </w:rPr>
     </w:tblStylePr>
     <w:tblStylePr w:type="lastRow">
       <w:rPr>
+        <w:rFonts w:eastAsia="黑体"/>
         <w:b/>
         <w:bCs/>
       </w:rPr>
@@ -10395,12 +10886,14 @@
     </w:tblStylePr>
     <w:tblStylePr w:type="firstCol">
       <w:rPr>
+        <w:rFonts w:eastAsia="黑体"/>
         <w:b/>
         <w:bCs/>
       </w:rPr>
     </w:tblStylePr>
     <w:tblStylePr w:type="lastCol">
       <w:rPr>
+        <w:rFonts w:eastAsia="黑体"/>
         <w:b/>
         <w:bCs/>
       </w:rPr>
@@ -10450,12 +10943,14 @@
     </w:tcPr>
     <w:tblStylePr w:type="firstRow">
       <w:rPr>
+        <w:rFonts w:eastAsia="黑体"/>
         <w:b/>
         <w:bCs/>
       </w:rPr>
     </w:tblStylePr>
     <w:tblStylePr w:type="lastRow">
       <w:rPr>
+        <w:rFonts w:eastAsia="黑体"/>
         <w:b/>
         <w:bCs/>
       </w:rPr>
@@ -10468,12 +10963,14 @@
     </w:tblStylePr>
     <w:tblStylePr w:type="firstCol">
       <w:rPr>
+        <w:rFonts w:eastAsia="黑体"/>
         <w:b/>
         <w:bCs/>
       </w:rPr>
     </w:tblStylePr>
     <w:tblStylePr w:type="lastCol">
       <w:rPr>
+        <w:rFonts w:eastAsia="黑体"/>
         <w:b/>
         <w:bCs/>
       </w:rPr>
@@ -10500,7 +10997,7 @@
       <w:spacing w:after="0" w:line="240" w:lineRule="auto"/>
     </w:pPr>
     <w:rPr>
-      <w:rFonts w:asciiTheme="majorHAnsi" w:cstheme="majorBidi" w:eastAsiaTheme="majorEastAsia" w:hAnsiTheme="majorHAnsi"/>
+      <w:rFonts w:asciiTheme="majorHAnsi" w:cstheme="majorBidi" w:hAnsiTheme="majorHAnsi" w:eastAsia="黑体"/>
       <w:color w:themeColor="text1" w:val="000000"/>
     </w:rPr>
     <w:tblPr>
@@ -10527,6 +11024,7 @@
     </w:tcPr>
     <w:tblStylePr w:type="firstRow">
       <w:rPr>
+        <w:rFonts w:eastAsia="黑体"/>
         <w:b/>
         <w:bCs/>
         <w:color w:themeColor="text1" w:val="000000"/>
@@ -10538,6 +11036,7 @@
     </w:tblStylePr>
     <w:tblStylePr w:type="lastRow">
       <w:rPr>
+        <w:rFonts w:eastAsia="黑体"/>
         <w:b/>
         <w:bCs/>
         <w:color w:themeColor="text1" w:val="000000"/>
@@ -10557,6 +11056,7 @@
     </w:tblStylePr>
     <w:tblStylePr w:type="firstCol">
       <w:rPr>
+        <w:rFonts w:eastAsia="黑体"/>
         <w:b/>
         <w:bCs/>
         <w:color w:themeColor="text1" w:val="000000"/>
@@ -10576,6 +11076,7 @@
     </w:tblStylePr>
     <w:tblStylePr w:type="lastCol">
       <w:rPr>
+        <w:rFonts w:eastAsia="黑体"/>
         <w:b w:val="0"/>
         <w:bCs w:val="0"/>
         <w:color w:themeColor="text1" w:val="000000"/>
@@ -10625,7 +11126,7 @@
       <w:spacing w:after="0" w:line="240" w:lineRule="auto"/>
     </w:pPr>
     <w:rPr>
-      <w:rFonts w:asciiTheme="majorHAnsi" w:cstheme="majorBidi" w:eastAsiaTheme="majorEastAsia" w:hAnsiTheme="majorHAnsi"/>
+      <w:rFonts w:asciiTheme="majorHAnsi" w:cstheme="majorBidi" w:hAnsiTheme="majorHAnsi" w:eastAsia="黑体"/>
       <w:color w:themeColor="text1" w:val="000000"/>
     </w:rPr>
     <w:tblPr>
@@ -10652,6 +11153,7 @@
     </w:tcPr>
     <w:tblStylePr w:type="firstRow">
       <w:rPr>
+        <w:rFonts w:eastAsia="黑体"/>
         <w:b/>
         <w:bCs/>
         <w:color w:themeColor="text1" w:val="000000"/>
@@ -10663,6 +11165,7 @@
     </w:tblStylePr>
     <w:tblStylePr w:type="lastRow">
       <w:rPr>
+        <w:rFonts w:eastAsia="黑体"/>
         <w:b/>
         <w:bCs/>
         <w:color w:themeColor="text1" w:val="000000"/>
@@ -10682,6 +11185,7 @@
     </w:tblStylePr>
     <w:tblStylePr w:type="firstCol">
       <w:rPr>
+        <w:rFonts w:eastAsia="黑体"/>
         <w:b/>
         <w:bCs/>
         <w:color w:themeColor="text1" w:val="000000"/>
@@ -10701,6 +11205,7 @@
     </w:tblStylePr>
     <w:tblStylePr w:type="lastCol">
       <w:rPr>
+        <w:rFonts w:eastAsia="黑体"/>
         <w:b w:val="0"/>
         <w:bCs w:val="0"/>
         <w:color w:themeColor="text1" w:val="000000"/>
@@ -10750,7 +11255,7 @@
       <w:spacing w:after="0" w:line="240" w:lineRule="auto"/>
     </w:pPr>
     <w:rPr>
-      <w:rFonts w:asciiTheme="majorHAnsi" w:cstheme="majorBidi" w:eastAsiaTheme="majorEastAsia" w:hAnsiTheme="majorHAnsi"/>
+      <w:rFonts w:asciiTheme="majorHAnsi" w:cstheme="majorBidi" w:hAnsiTheme="majorHAnsi" w:eastAsia="黑体"/>
       <w:color w:themeColor="text1" w:val="000000"/>
     </w:rPr>
     <w:tblPr>
@@ -10777,6 +11282,7 @@
     </w:tcPr>
     <w:tblStylePr w:type="firstRow">
       <w:rPr>
+        <w:rFonts w:eastAsia="黑体"/>
         <w:b/>
         <w:bCs/>
         <w:color w:themeColor="text1" w:val="000000"/>
@@ -10788,6 +11294,7 @@
     </w:tblStylePr>
     <w:tblStylePr w:type="lastRow">
       <w:rPr>
+        <w:rFonts w:eastAsia="黑体"/>
         <w:b/>
         <w:bCs/>
         <w:color w:themeColor="text1" w:val="000000"/>
@@ -10807,6 +11314,7 @@
     </w:tblStylePr>
     <w:tblStylePr w:type="firstCol">
       <w:rPr>
+        <w:rFonts w:eastAsia="黑体"/>
         <w:b/>
         <w:bCs/>
         <w:color w:themeColor="text1" w:val="000000"/>
@@ -10826,6 +11334,7 @@
     </w:tblStylePr>
     <w:tblStylePr w:type="lastCol">
       <w:rPr>
+        <w:rFonts w:eastAsia="黑体"/>
         <w:b w:val="0"/>
         <w:bCs w:val="0"/>
         <w:color w:themeColor="text1" w:val="000000"/>
@@ -10875,7 +11384,7 @@
       <w:spacing w:after="0" w:line="240" w:lineRule="auto"/>
     </w:pPr>
     <w:rPr>
-      <w:rFonts w:asciiTheme="majorHAnsi" w:cstheme="majorBidi" w:eastAsiaTheme="majorEastAsia" w:hAnsiTheme="majorHAnsi"/>
+      <w:rFonts w:asciiTheme="majorHAnsi" w:cstheme="majorBidi" w:hAnsiTheme="majorHAnsi" w:eastAsia="黑体"/>
       <w:color w:themeColor="text1" w:val="000000"/>
     </w:rPr>
     <w:tblPr>
@@ -10902,6 +11411,7 @@
     </w:tcPr>
     <w:tblStylePr w:type="firstRow">
       <w:rPr>
+        <w:rFonts w:eastAsia="黑体"/>
         <w:b/>
         <w:bCs/>
         <w:color w:themeColor="text1" w:val="000000"/>
@@ -10913,6 +11423,7 @@
     </w:tblStylePr>
     <w:tblStylePr w:type="lastRow">
       <w:rPr>
+        <w:rFonts w:eastAsia="黑体"/>
         <w:b/>
         <w:bCs/>
         <w:color w:themeColor="text1" w:val="000000"/>
@@ -10932,6 +11443,7 @@
     </w:tblStylePr>
     <w:tblStylePr w:type="firstCol">
       <w:rPr>
+        <w:rFonts w:eastAsia="黑体"/>
         <w:b/>
         <w:bCs/>
         <w:color w:themeColor="text1" w:val="000000"/>
@@ -10951,6 +11463,7 @@
     </w:tblStylePr>
     <w:tblStylePr w:type="lastCol">
       <w:rPr>
+        <w:rFonts w:eastAsia="黑体"/>
         <w:b w:val="0"/>
         <w:bCs w:val="0"/>
         <w:color w:themeColor="text1" w:val="000000"/>
@@ -11000,7 +11513,7 @@
       <w:spacing w:after="0" w:line="240" w:lineRule="auto"/>
     </w:pPr>
     <w:rPr>
-      <w:rFonts w:asciiTheme="majorHAnsi" w:cstheme="majorBidi" w:eastAsiaTheme="majorEastAsia" w:hAnsiTheme="majorHAnsi"/>
+      <w:rFonts w:asciiTheme="majorHAnsi" w:cstheme="majorBidi" w:hAnsiTheme="majorHAnsi" w:eastAsia="黑体"/>
       <w:color w:themeColor="text1" w:val="000000"/>
     </w:rPr>
     <w:tblPr>
@@ -11027,6 +11540,7 @@
     </w:tcPr>
     <w:tblStylePr w:type="firstRow">
       <w:rPr>
+        <w:rFonts w:eastAsia="黑体"/>
         <w:b/>
         <w:bCs/>
         <w:color w:themeColor="text1" w:val="000000"/>
@@ -11038,6 +11552,7 @@
     </w:tblStylePr>
     <w:tblStylePr w:type="lastRow">
       <w:rPr>
+        <w:rFonts w:eastAsia="黑体"/>
         <w:b/>
         <w:bCs/>
         <w:color w:themeColor="text1" w:val="000000"/>
@@ -11057,6 +11572,7 @@
     </w:tblStylePr>
     <w:tblStylePr w:type="firstCol">
       <w:rPr>
+        <w:rFonts w:eastAsia="黑体"/>
         <w:b/>
         <w:bCs/>
         <w:color w:themeColor="text1" w:val="000000"/>
@@ -11076,6 +11592,7 @@
     </w:tblStylePr>
     <w:tblStylePr w:type="lastCol">
       <w:rPr>
+        <w:rFonts w:eastAsia="黑体"/>
         <w:b w:val="0"/>
         <w:bCs w:val="0"/>
         <w:color w:themeColor="text1" w:val="000000"/>
@@ -11125,7 +11642,7 @@
       <w:spacing w:after="0" w:line="240" w:lineRule="auto"/>
     </w:pPr>
     <w:rPr>
-      <w:rFonts w:asciiTheme="majorHAnsi" w:cstheme="majorBidi" w:eastAsiaTheme="majorEastAsia" w:hAnsiTheme="majorHAnsi"/>
+      <w:rFonts w:asciiTheme="majorHAnsi" w:cstheme="majorBidi" w:hAnsiTheme="majorHAnsi" w:eastAsia="黑体"/>
       <w:color w:themeColor="text1" w:val="000000"/>
     </w:rPr>
     <w:tblPr>
@@ -11152,6 +11669,7 @@
     </w:tcPr>
     <w:tblStylePr w:type="firstRow">
       <w:rPr>
+        <w:rFonts w:eastAsia="黑体"/>
         <w:b/>
         <w:bCs/>
         <w:color w:themeColor="text1" w:val="000000"/>
@@ -11163,6 +11681,7 @@
     </w:tblStylePr>
     <w:tblStylePr w:type="lastRow">
       <w:rPr>
+        <w:rFonts w:eastAsia="黑体"/>
         <w:b/>
         <w:bCs/>
         <w:color w:themeColor="text1" w:val="000000"/>
@@ -11182,6 +11701,7 @@
     </w:tblStylePr>
     <w:tblStylePr w:type="firstCol">
       <w:rPr>
+        <w:rFonts w:eastAsia="黑体"/>
         <w:b/>
         <w:bCs/>
         <w:color w:themeColor="text1" w:val="000000"/>
@@ -11201,6 +11721,7 @@
     </w:tblStylePr>
     <w:tblStylePr w:type="lastCol">
       <w:rPr>
+        <w:rFonts w:eastAsia="黑体"/>
         <w:b w:val="0"/>
         <w:bCs w:val="0"/>
         <w:color w:themeColor="text1" w:val="000000"/>
@@ -11250,7 +11771,7 @@
       <w:spacing w:after="0" w:line="240" w:lineRule="auto"/>
     </w:pPr>
     <w:rPr>
-      <w:rFonts w:asciiTheme="majorHAnsi" w:cstheme="majorBidi" w:eastAsiaTheme="majorEastAsia" w:hAnsiTheme="majorHAnsi"/>
+      <w:rFonts w:asciiTheme="majorHAnsi" w:cstheme="majorBidi" w:hAnsiTheme="majorHAnsi" w:eastAsia="黑体"/>
       <w:color w:themeColor="text1" w:val="000000"/>
     </w:rPr>
     <w:tblPr>
@@ -11277,6 +11798,7 @@
     </w:tcPr>
     <w:tblStylePr w:type="firstRow">
       <w:rPr>
+        <w:rFonts w:eastAsia="黑体"/>
         <w:b/>
         <w:bCs/>
         <w:color w:themeColor="text1" w:val="000000"/>
@@ -11288,6 +11810,7 @@
     </w:tblStylePr>
     <w:tblStylePr w:type="lastRow">
       <w:rPr>
+        <w:rFonts w:eastAsia="黑体"/>
         <w:b/>
         <w:bCs/>
         <w:color w:themeColor="text1" w:val="000000"/>
@@ -11307,6 +11830,7 @@
     </w:tblStylePr>
     <w:tblStylePr w:type="firstCol">
       <w:rPr>
+        <w:rFonts w:eastAsia="黑体"/>
         <w:b/>
         <w:bCs/>
         <w:color w:themeColor="text1" w:val="000000"/>
@@ -11326,6 +11850,7 @@
     </w:tblStylePr>
     <w:tblStylePr w:type="lastCol">
       <w:rPr>
+        <w:rFonts w:eastAsia="黑体"/>
         <w:b w:val="0"/>
         <w:bCs w:val="0"/>
         <w:color w:themeColor="text1" w:val="000000"/>
@@ -11398,6 +11923,7 @@
     </w:tcPr>
     <w:tblStylePr w:type="firstRow">
       <w:rPr>
+        <w:rFonts w:eastAsia="黑体"/>
         <w:b/>
         <w:bCs/>
         <w:i w:val="0"/>
@@ -11419,6 +11945,7 @@
     </w:tblStylePr>
     <w:tblStylePr w:type="lastRow">
       <w:rPr>
+        <w:rFonts w:eastAsia="黑体"/>
         <w:b/>
         <w:bCs/>
         <w:i w:val="0"/>
@@ -11440,6 +11967,7 @@
     </w:tblStylePr>
     <w:tblStylePr w:type="firstCol">
       <w:rPr>
+        <w:rFonts w:eastAsia="黑体"/>
         <w:b/>
         <w:bCs/>
         <w:i w:val="0"/>
@@ -11459,6 +11987,7 @@
     </w:tblStylePr>
     <w:tblStylePr w:type="lastCol">
       <w:rPr>
+        <w:rFonts w:eastAsia="黑体"/>
         <w:b/>
         <w:bCs/>
         <w:i w:val="0"/>
@@ -11539,6 +12068,7 @@
     </w:tcPr>
     <w:tblStylePr w:type="firstRow">
       <w:rPr>
+        <w:rFonts w:eastAsia="黑体"/>
         <w:b/>
         <w:bCs/>
         <w:i w:val="0"/>
@@ -11560,6 +12090,7 @@
     </w:tblStylePr>
     <w:tblStylePr w:type="lastRow">
       <w:rPr>
+        <w:rFonts w:eastAsia="黑体"/>
         <w:b/>
         <w:bCs/>
         <w:i w:val="0"/>
@@ -11581,6 +12112,7 @@
     </w:tblStylePr>
     <w:tblStylePr w:type="firstCol">
       <w:rPr>
+        <w:rFonts w:eastAsia="黑体"/>
         <w:b/>
         <w:bCs/>
         <w:i w:val="0"/>
@@ -11600,6 +12132,7 @@
     </w:tblStylePr>
     <w:tblStylePr w:type="lastCol">
       <w:rPr>
+        <w:rFonts w:eastAsia="黑体"/>
         <w:b/>
         <w:bCs/>
         <w:i w:val="0"/>
@@ -11680,6 +12213,7 @@
     </w:tcPr>
     <w:tblStylePr w:type="firstRow">
       <w:rPr>
+        <w:rFonts w:eastAsia="黑体"/>
         <w:b/>
         <w:bCs/>
         <w:i w:val="0"/>
@@ -11701,6 +12235,7 @@
     </w:tblStylePr>
     <w:tblStylePr w:type="lastRow">
       <w:rPr>
+        <w:rFonts w:eastAsia="黑体"/>
         <w:b/>
         <w:bCs/>
         <w:i w:val="0"/>
@@ -11722,6 +12257,7 @@
     </w:tblStylePr>
     <w:tblStylePr w:type="firstCol">
       <w:rPr>
+        <w:rFonts w:eastAsia="黑体"/>
         <w:b/>
         <w:bCs/>
         <w:i w:val="0"/>
@@ -11741,6 +12277,7 @@
     </w:tblStylePr>
     <w:tblStylePr w:type="lastCol">
       <w:rPr>
+        <w:rFonts w:eastAsia="黑体"/>
         <w:b/>
         <w:bCs/>
         <w:i w:val="0"/>
@@ -11821,6 +12358,7 @@
     </w:tcPr>
     <w:tblStylePr w:type="firstRow">
       <w:rPr>
+        <w:rFonts w:eastAsia="黑体"/>
         <w:b/>
         <w:bCs/>
         <w:i w:val="0"/>
@@ -11842,6 +12380,7 @@
     </w:tblStylePr>
     <w:tblStylePr w:type="lastRow">
       <w:rPr>
+        <w:rFonts w:eastAsia="黑体"/>
         <w:b/>
         <w:bCs/>
         <w:i w:val="0"/>
@@ -11863,6 +12402,7 @@
     </w:tblStylePr>
     <w:tblStylePr w:type="firstCol">
       <w:rPr>
+        <w:rFonts w:eastAsia="黑体"/>
         <w:b/>
         <w:bCs/>
         <w:i w:val="0"/>
@@ -11882,6 +12422,7 @@
     </w:tblStylePr>
     <w:tblStylePr w:type="lastCol">
       <w:rPr>
+        <w:rFonts w:eastAsia="黑体"/>
         <w:b/>
         <w:bCs/>
         <w:i w:val="0"/>
@@ -11962,6 +12503,7 @@
     </w:tcPr>
     <w:tblStylePr w:type="firstRow">
       <w:rPr>
+        <w:rFonts w:eastAsia="黑体"/>
         <w:b/>
         <w:bCs/>
         <w:i w:val="0"/>
@@ -11983,6 +12525,7 @@
     </w:tblStylePr>
     <w:tblStylePr w:type="lastRow">
       <w:rPr>
+        <w:rFonts w:eastAsia="黑体"/>
         <w:b/>
         <w:bCs/>
         <w:i w:val="0"/>
@@ -12004,6 +12547,7 @@
     </w:tblStylePr>
     <w:tblStylePr w:type="firstCol">
       <w:rPr>
+        <w:rFonts w:eastAsia="黑体"/>
         <w:b/>
         <w:bCs/>
         <w:i w:val="0"/>
@@ -12023,6 +12567,7 @@
     </w:tblStylePr>
     <w:tblStylePr w:type="lastCol">
       <w:rPr>
+        <w:rFonts w:eastAsia="黑体"/>
         <w:b/>
         <w:bCs/>
         <w:i w:val="0"/>
@@ -12103,6 +12648,7 @@
     </w:tcPr>
     <w:tblStylePr w:type="firstRow">
       <w:rPr>
+        <w:rFonts w:eastAsia="黑体"/>
         <w:b/>
         <w:bCs/>
         <w:i w:val="0"/>
@@ -12124,6 +12670,7 @@
     </w:tblStylePr>
     <w:tblStylePr w:type="lastRow">
       <w:rPr>
+        <w:rFonts w:eastAsia="黑体"/>
         <w:b/>
         <w:bCs/>
         <w:i w:val="0"/>
@@ -12145,6 +12692,7 @@
     </w:tblStylePr>
     <w:tblStylePr w:type="firstCol">
       <w:rPr>
+        <w:rFonts w:eastAsia="黑体"/>
         <w:b/>
         <w:bCs/>
         <w:i w:val="0"/>
@@ -12164,6 +12712,7 @@
     </w:tblStylePr>
     <w:tblStylePr w:type="lastCol">
       <w:rPr>
+        <w:rFonts w:eastAsia="黑体"/>
         <w:b/>
         <w:bCs/>
         <w:i w:val="0"/>
@@ -12244,6 +12793,7 @@
     </w:tcPr>
     <w:tblStylePr w:type="firstRow">
       <w:rPr>
+        <w:rFonts w:eastAsia="黑体"/>
         <w:b/>
         <w:bCs/>
         <w:i w:val="0"/>
@@ -12265,6 +12815,7 @@
     </w:tblStylePr>
     <w:tblStylePr w:type="lastRow">
       <w:rPr>
+        <w:rFonts w:eastAsia="黑体"/>
         <w:b/>
         <w:bCs/>
         <w:i w:val="0"/>
@@ -12286,6 +12837,7 @@
     </w:tblStylePr>
     <w:tblStylePr w:type="firstCol">
       <w:rPr>
+        <w:rFonts w:eastAsia="黑体"/>
         <w:b/>
         <w:bCs/>
         <w:i w:val="0"/>
@@ -12305,6 +12857,7 @@
     </w:tblStylePr>
     <w:tblStylePr w:type="lastCol">
       <w:rPr>
+        <w:rFonts w:eastAsia="黑体"/>
         <w:b/>
         <w:bCs/>
         <w:i w:val="0"/>
@@ -12362,6 +12915,7 @@
       <w:spacing w:after="0" w:line="240" w:lineRule="auto"/>
     </w:pPr>
     <w:rPr>
+      <w:rFonts w:eastAsia="黑体"/>
       <w:color w:themeColor="background1" w:val="FFFFFF"/>
     </w:rPr>
     <w:tblPr>
@@ -12380,6 +12934,7 @@
     </w:tcPr>
     <w:tblStylePr w:type="firstRow">
       <w:rPr>
+        <w:rFonts w:eastAsia="黑体"/>
         <w:b/>
         <w:bCs/>
       </w:rPr>
@@ -12476,6 +13031,7 @@
       <w:spacing w:after="0" w:line="240" w:lineRule="auto"/>
     </w:pPr>
     <w:rPr>
+      <w:rFonts w:eastAsia="黑体"/>
       <w:color w:themeColor="background1" w:val="FFFFFF"/>
     </w:rPr>
     <w:tblPr>
@@ -12494,6 +13050,7 @@
     </w:tcPr>
     <w:tblStylePr w:type="firstRow">
       <w:rPr>
+        <w:rFonts w:eastAsia="黑体"/>
         <w:b/>
         <w:bCs/>
       </w:rPr>
@@ -12590,6 +13147,7 @@
       <w:spacing w:after="0" w:line="240" w:lineRule="auto"/>
     </w:pPr>
     <w:rPr>
+      <w:rFonts w:eastAsia="黑体"/>
       <w:color w:themeColor="background1" w:val="FFFFFF"/>
     </w:rPr>
     <w:tblPr>
@@ -12608,6 +13166,7 @@
     </w:tcPr>
     <w:tblStylePr w:type="firstRow">
       <w:rPr>
+        <w:rFonts w:eastAsia="黑体"/>
         <w:b/>
         <w:bCs/>
       </w:rPr>
@@ -12704,6 +13263,7 @@
       <w:spacing w:after="0" w:line="240" w:lineRule="auto"/>
     </w:pPr>
     <w:rPr>
+      <w:rFonts w:eastAsia="黑体"/>
       <w:color w:themeColor="background1" w:val="FFFFFF"/>
     </w:rPr>
     <w:tblPr>
@@ -12722,6 +13282,7 @@
     </w:tcPr>
     <w:tblStylePr w:type="firstRow">
       <w:rPr>
+        <w:rFonts w:eastAsia="黑体"/>
         <w:b/>
         <w:bCs/>
       </w:rPr>
@@ -12818,6 +13379,7 @@
       <w:spacing w:after="0" w:line="240" w:lineRule="auto"/>
     </w:pPr>
     <w:rPr>
+      <w:rFonts w:eastAsia="黑体"/>
       <w:color w:themeColor="background1" w:val="FFFFFF"/>
     </w:rPr>
     <w:tblPr>
@@ -12836,6 +13398,7 @@
     </w:tcPr>
     <w:tblStylePr w:type="firstRow">
       <w:rPr>
+        <w:rFonts w:eastAsia="黑体"/>
         <w:b/>
         <w:bCs/>
       </w:rPr>
@@ -12932,6 +13495,7 @@
       <w:spacing w:after="0" w:line="240" w:lineRule="auto"/>
     </w:pPr>
     <w:rPr>
+      <w:rFonts w:eastAsia="黑体"/>
       <w:color w:themeColor="background1" w:val="FFFFFF"/>
     </w:rPr>
     <w:tblPr>
@@ -12950,6 +13514,7 @@
     </w:tcPr>
     <w:tblStylePr w:type="firstRow">
       <w:rPr>
+        <w:rFonts w:eastAsia="黑体"/>
         <w:b/>
         <w:bCs/>
       </w:rPr>
@@ -13046,6 +13611,7 @@
       <w:spacing w:after="0" w:line="240" w:lineRule="auto"/>
     </w:pPr>
     <w:rPr>
+      <w:rFonts w:eastAsia="黑体"/>
       <w:color w:themeColor="background1" w:val="FFFFFF"/>
     </w:rPr>
     <w:tblPr>
@@ -13064,6 +13630,7 @@
     </w:tcPr>
     <w:tblStylePr w:type="firstRow">
       <w:rPr>
+        <w:rFonts w:eastAsia="黑体"/>
         <w:b/>
         <w:bCs/>
       </w:rPr>
@@ -13160,6 +13727,7 @@
       <w:spacing w:after="0" w:line="240" w:lineRule="auto"/>
     </w:pPr>
     <w:rPr>
+      <w:rFonts w:eastAsia="黑体"/>
       <w:color w:themeColor="text1" w:val="000000"/>
     </w:rPr>
     <w:tblPr>
@@ -13186,6 +13754,7 @@
     </w:tcPr>
     <w:tblStylePr w:type="firstRow">
       <w:rPr>
+        <w:rFonts w:eastAsia="黑体"/>
         <w:b/>
         <w:bCs/>
       </w:rPr>
@@ -13204,6 +13773,7 @@
     </w:tblStylePr>
     <w:tblStylePr w:type="lastRow">
       <w:rPr>
+        <w:rFonts w:eastAsia="黑体"/>
         <w:b/>
         <w:bCs/>
         <w:color w:themeColor="background1" w:val="FFFFFF"/>
@@ -13218,6 +13788,7 @@
     </w:tblStylePr>
     <w:tblStylePr w:type="firstCol">
       <w:rPr>
+        <w:rFonts w:eastAsia="黑体"/>
         <w:color w:themeColor="background1" w:val="FFFFFF"/>
       </w:rPr>
       <w:tblPr/>
@@ -13235,6 +13806,7 @@
     </w:tblStylePr>
     <w:tblStylePr w:type="lastCol">
       <w:rPr>
+        <w:rFonts w:eastAsia="黑体"/>
         <w:color w:themeColor="background1" w:val="FFFFFF"/>
       </w:rPr>
       <w:tblPr/>
@@ -13264,11 +13836,13 @@
     </w:tblStylePr>
     <w:tblStylePr w:type="neCell">
       <w:rPr>
+        <w:rFonts w:eastAsia="黑体"/>
         <w:color w:themeColor="text1" w:val="000000"/>
       </w:rPr>
     </w:tblStylePr>
     <w:tblStylePr w:type="nwCell">
       <w:rPr>
+        <w:rFonts w:eastAsia="黑体"/>
         <w:color w:themeColor="text1" w:val="000000"/>
       </w:rPr>
     </w:tblStylePr>
@@ -13282,6 +13856,7 @@
       <w:spacing w:after="0" w:line="240" w:lineRule="auto"/>
     </w:pPr>
     <w:rPr>
+      <w:rFonts w:eastAsia="黑体"/>
       <w:color w:themeColor="text1" w:val="000000"/>
     </w:rPr>
     <w:tblPr>
@@ -13308,6 +13883,7 @@
     </w:tcPr>
     <w:tblStylePr w:type="firstRow">
       <w:rPr>
+        <w:rFonts w:eastAsia="黑体"/>
         <w:b/>
         <w:bCs/>
       </w:rPr>
@@ -13326,6 +13902,7 @@
     </w:tblStylePr>
     <w:tblStylePr w:type="lastRow">
       <w:rPr>
+        <w:rFonts w:eastAsia="黑体"/>
         <w:b/>
         <w:bCs/>
         <w:color w:themeColor="background1" w:val="FFFFFF"/>
@@ -13340,6 +13917,7 @@
     </w:tblStylePr>
     <w:tblStylePr w:type="firstCol">
       <w:rPr>
+        <w:rFonts w:eastAsia="黑体"/>
         <w:color w:themeColor="background1" w:val="FFFFFF"/>
       </w:rPr>
       <w:tblPr/>
@@ -13357,6 +13935,7 @@
     </w:tblStylePr>
     <w:tblStylePr w:type="lastCol">
       <w:rPr>
+        <w:rFonts w:eastAsia="黑体"/>
         <w:color w:themeColor="background1" w:val="FFFFFF"/>
       </w:rPr>
       <w:tblPr/>
@@ -13386,11 +13965,13 @@
     </w:tblStylePr>
     <w:tblStylePr w:type="neCell">
       <w:rPr>
+        <w:rFonts w:eastAsia="黑体"/>
         <w:color w:themeColor="text1" w:val="000000"/>
       </w:rPr>
     </w:tblStylePr>
     <w:tblStylePr w:type="nwCell">
       <w:rPr>
+        <w:rFonts w:eastAsia="黑体"/>
         <w:color w:themeColor="text1" w:val="000000"/>
       </w:rPr>
     </w:tblStylePr>
@@ -13404,6 +13985,7 @@
       <w:spacing w:after="0" w:line="240" w:lineRule="auto"/>
     </w:pPr>
     <w:rPr>
+      <w:rFonts w:eastAsia="黑体"/>
       <w:color w:themeColor="text1" w:val="000000"/>
     </w:rPr>
     <w:tblPr>
@@ -13430,6 +14012,7 @@
     </w:tcPr>
     <w:tblStylePr w:type="firstRow">
       <w:rPr>
+        <w:rFonts w:eastAsia="黑体"/>
         <w:b/>
         <w:bCs/>
       </w:rPr>
@@ -13448,6 +14031,7 @@
     </w:tblStylePr>
     <w:tblStylePr w:type="lastRow">
       <w:rPr>
+        <w:rFonts w:eastAsia="黑体"/>
         <w:b/>
         <w:bCs/>
         <w:color w:themeColor="background1" w:val="FFFFFF"/>
@@ -13462,6 +14046,7 @@
     </w:tblStylePr>
     <w:tblStylePr w:type="firstCol">
       <w:rPr>
+        <w:rFonts w:eastAsia="黑体"/>
         <w:color w:themeColor="background1" w:val="FFFFFF"/>
       </w:rPr>
       <w:tblPr/>
@@ -13479,6 +14064,7 @@
     </w:tblStylePr>
     <w:tblStylePr w:type="lastCol">
       <w:rPr>
+        <w:rFonts w:eastAsia="黑体"/>
         <w:color w:themeColor="background1" w:val="FFFFFF"/>
       </w:rPr>
       <w:tblPr/>
@@ -13508,11 +14094,13 @@
     </w:tblStylePr>
     <w:tblStylePr w:type="neCell">
       <w:rPr>
+        <w:rFonts w:eastAsia="黑体"/>
         <w:color w:themeColor="text1" w:val="000000"/>
       </w:rPr>
     </w:tblStylePr>
     <w:tblStylePr w:type="nwCell">
       <w:rPr>
+        <w:rFonts w:eastAsia="黑体"/>
         <w:color w:themeColor="text1" w:val="000000"/>
       </w:rPr>
     </w:tblStylePr>
@@ -13526,6 +14114,7 @@
       <w:spacing w:after="0" w:line="240" w:lineRule="auto"/>
     </w:pPr>
     <w:rPr>
+      <w:rFonts w:eastAsia="黑体"/>
       <w:color w:themeColor="text1" w:val="000000"/>
     </w:rPr>
     <w:tblPr>
@@ -13552,6 +14141,7 @@
     </w:tcPr>
     <w:tblStylePr w:type="firstRow">
       <w:rPr>
+        <w:rFonts w:eastAsia="黑体"/>
         <w:b/>
         <w:bCs/>
       </w:rPr>
@@ -13570,6 +14160,7 @@
     </w:tblStylePr>
     <w:tblStylePr w:type="lastRow">
       <w:rPr>
+        <w:rFonts w:eastAsia="黑体"/>
         <w:b/>
         <w:bCs/>
         <w:color w:themeColor="background1" w:val="FFFFFF"/>
@@ -13584,6 +14175,7 @@
     </w:tblStylePr>
     <w:tblStylePr w:type="firstCol">
       <w:rPr>
+        <w:rFonts w:eastAsia="黑体"/>
         <w:color w:themeColor="background1" w:val="FFFFFF"/>
       </w:rPr>
       <w:tblPr/>
@@ -13601,6 +14193,7 @@
     </w:tblStylePr>
     <w:tblStylePr w:type="lastCol">
       <w:rPr>
+        <w:rFonts w:eastAsia="黑体"/>
         <w:color w:themeColor="background1" w:val="FFFFFF"/>
       </w:rPr>
       <w:tblPr/>
@@ -13638,6 +14231,7 @@
       <w:spacing w:after="0" w:line="240" w:lineRule="auto"/>
     </w:pPr>
     <w:rPr>
+      <w:rFonts w:eastAsia="黑体"/>
       <w:color w:themeColor="text1" w:val="000000"/>
     </w:rPr>
     <w:tblPr>
@@ -13664,6 +14258,7 @@
     </w:tcPr>
     <w:tblStylePr w:type="firstRow">
       <w:rPr>
+        <w:rFonts w:eastAsia="黑体"/>
         <w:b/>
         <w:bCs/>
       </w:rPr>
@@ -13682,6 +14277,7 @@
     </w:tblStylePr>
     <w:tblStylePr w:type="lastRow">
       <w:rPr>
+        <w:rFonts w:eastAsia="黑体"/>
         <w:b/>
         <w:bCs/>
         <w:color w:themeColor="background1" w:val="FFFFFF"/>
@@ -13696,6 +14292,7 @@
     </w:tblStylePr>
     <w:tblStylePr w:type="firstCol">
       <w:rPr>
+        <w:rFonts w:eastAsia="黑体"/>
         <w:color w:themeColor="background1" w:val="FFFFFF"/>
       </w:rPr>
       <w:tblPr/>
@@ -13713,6 +14310,7 @@
     </w:tblStylePr>
     <w:tblStylePr w:type="lastCol">
       <w:rPr>
+        <w:rFonts w:eastAsia="黑体"/>
         <w:color w:themeColor="background1" w:val="FFFFFF"/>
       </w:rPr>
       <w:tblPr/>
@@ -13742,11 +14340,13 @@
     </w:tblStylePr>
     <w:tblStylePr w:type="neCell">
       <w:rPr>
+        <w:rFonts w:eastAsia="黑体"/>
         <w:color w:themeColor="text1" w:val="000000"/>
       </w:rPr>
     </w:tblStylePr>
     <w:tblStylePr w:type="nwCell">
       <w:rPr>
+        <w:rFonts w:eastAsia="黑体"/>
         <w:color w:themeColor="text1" w:val="000000"/>
       </w:rPr>
     </w:tblStylePr>
@@ -13760,6 +14360,7 @@
       <w:spacing w:after="0" w:line="240" w:lineRule="auto"/>
     </w:pPr>
     <w:rPr>
+      <w:rFonts w:eastAsia="黑体"/>
       <w:color w:themeColor="text1" w:val="000000"/>
     </w:rPr>
     <w:tblPr>
@@ -13786,6 +14387,7 @@
     </w:tcPr>
     <w:tblStylePr w:type="firstRow">
       <w:rPr>
+        <w:rFonts w:eastAsia="黑体"/>
         <w:b/>
         <w:bCs/>
       </w:rPr>
@@ -13804,6 +14406,7 @@
     </w:tblStylePr>
     <w:tblStylePr w:type="lastRow">
       <w:rPr>
+        <w:rFonts w:eastAsia="黑体"/>
         <w:b/>
         <w:bCs/>
         <w:color w:themeColor="background1" w:val="FFFFFF"/>
@@ -13818,6 +14421,7 @@
     </w:tblStylePr>
     <w:tblStylePr w:type="firstCol">
       <w:rPr>
+        <w:rFonts w:eastAsia="黑体"/>
         <w:color w:themeColor="background1" w:val="FFFFFF"/>
       </w:rPr>
       <w:tblPr/>
@@ -13835,6 +14439,7 @@
     </w:tblStylePr>
     <w:tblStylePr w:type="lastCol">
       <w:rPr>
+        <w:rFonts w:eastAsia="黑体"/>
         <w:color w:themeColor="background1" w:val="FFFFFF"/>
       </w:rPr>
       <w:tblPr/>
@@ -13864,11 +14469,13 @@
     </w:tblStylePr>
     <w:tblStylePr w:type="neCell">
       <w:rPr>
+        <w:rFonts w:eastAsia="黑体"/>
         <w:color w:themeColor="text1" w:val="000000"/>
       </w:rPr>
     </w:tblStylePr>
     <w:tblStylePr w:type="nwCell">
       <w:rPr>
+        <w:rFonts w:eastAsia="黑体"/>
         <w:color w:themeColor="text1" w:val="000000"/>
       </w:rPr>
     </w:tblStylePr>
@@ -13882,6 +14489,7 @@
       <w:spacing w:after="0" w:line="240" w:lineRule="auto"/>
     </w:pPr>
     <w:rPr>
+      <w:rFonts w:eastAsia="黑体"/>
       <w:color w:themeColor="text1" w:val="000000"/>
     </w:rPr>
     <w:tblPr>
@@ -13908,6 +14516,7 @@
     </w:tcPr>
     <w:tblStylePr w:type="firstRow">
       <w:rPr>
+        <w:rFonts w:eastAsia="黑体"/>
         <w:b/>
         <w:bCs/>
       </w:rPr>
@@ -13926,6 +14535,7 @@
     </w:tblStylePr>
     <w:tblStylePr w:type="lastRow">
       <w:rPr>
+        <w:rFonts w:eastAsia="黑体"/>
         <w:b/>
         <w:bCs/>
         <w:color w:themeColor="background1" w:val="FFFFFF"/>
@@ -13940,6 +14550,7 @@
     </w:tblStylePr>
     <w:tblStylePr w:type="firstCol">
       <w:rPr>
+        <w:rFonts w:eastAsia="黑体"/>
         <w:color w:themeColor="background1" w:val="FFFFFF"/>
       </w:rPr>
       <w:tblPr/>
@@ -13957,6 +14568,7 @@
     </w:tblStylePr>
     <w:tblStylePr w:type="lastCol">
       <w:rPr>
+        <w:rFonts w:eastAsia="黑体"/>
         <w:color w:themeColor="background1" w:val="FFFFFF"/>
       </w:rPr>
       <w:tblPr/>
@@ -13986,11 +14598,13 @@
     </w:tblStylePr>
     <w:tblStylePr w:type="neCell">
       <w:rPr>
+        <w:rFonts w:eastAsia="黑体"/>
         <w:color w:themeColor="text1" w:val="000000"/>
       </w:rPr>
     </w:tblStylePr>
     <w:tblStylePr w:type="nwCell">
       <w:rPr>
+        <w:rFonts w:eastAsia="黑体"/>
         <w:color w:themeColor="text1" w:val="000000"/>
       </w:rPr>
     </w:tblStylePr>
@@ -14004,6 +14618,7 @@
       <w:spacing w:after="0" w:line="240" w:lineRule="auto"/>
     </w:pPr>
     <w:rPr>
+      <w:rFonts w:eastAsia="黑体"/>
       <w:color w:themeColor="text1" w:val="000000"/>
     </w:rPr>
     <w:tblPr>
@@ -14022,6 +14637,7 @@
     </w:tcPr>
     <w:tblStylePr w:type="firstRow">
       <w:rPr>
+        <w:rFonts w:eastAsia="黑体"/>
         <w:b/>
         <w:bCs/>
         <w:color w:themeColor="background1" w:val="FFFFFF"/>
@@ -14036,6 +14652,7 @@
     </w:tblStylePr>
     <w:tblStylePr w:type="lastRow">
       <w:rPr>
+        <w:rFonts w:eastAsia="黑体"/>
         <w:b/>
         <w:bCs/>
         <w:color w:themeColor="accent2" w:themeShade="CC" w:val="9E3A38"/>
@@ -14050,12 +14667,14 @@
     </w:tblStylePr>
     <w:tblStylePr w:type="firstCol">
       <w:rPr>
+        <w:rFonts w:eastAsia="黑体"/>
         <w:b/>
         <w:bCs/>
       </w:rPr>
     </w:tblStylePr>
     <w:tblStylePr w:type="lastCol">
       <w:rPr>
+        <w:rFonts w:eastAsia="黑体"/>
         <w:b/>
         <w:bCs/>
       </w:rPr>
@@ -14090,6 +14709,7 @@
       <w:spacing w:after="0" w:line="240" w:lineRule="auto"/>
     </w:pPr>
     <w:rPr>
+      <w:rFonts w:eastAsia="黑体"/>
       <w:color w:themeColor="text1" w:val="000000"/>
     </w:rPr>
     <w:tblPr>
@@ -14108,6 +14728,7 @@
     </w:tcPr>
     <w:tblStylePr w:type="firstRow">
       <w:rPr>
+        <w:rFonts w:eastAsia="黑体"/>
         <w:b/>
         <w:bCs/>
         <w:color w:themeColor="background1" w:val="FFFFFF"/>
@@ -14122,6 +14743,7 @@
     </w:tblStylePr>
     <w:tblStylePr w:type="lastRow">
       <w:rPr>
+        <w:rFonts w:eastAsia="黑体"/>
         <w:b/>
         <w:bCs/>
         <w:color w:themeColor="accent2" w:themeShade="CC" w:val="9E3A38"/>
@@ -14136,12 +14758,14 @@
     </w:tblStylePr>
     <w:tblStylePr w:type="firstCol">
       <w:rPr>
+        <w:rFonts w:eastAsia="黑体"/>
         <w:b/>
         <w:bCs/>
       </w:rPr>
     </w:tblStylePr>
     <w:tblStylePr w:type="lastCol">
       <w:rPr>
+        <w:rFonts w:eastAsia="黑体"/>
         <w:b/>
         <w:bCs/>
       </w:rPr>
@@ -14176,6 +14800,7 @@
       <w:spacing w:after="0" w:line="240" w:lineRule="auto"/>
     </w:pPr>
     <w:rPr>
+      <w:rFonts w:eastAsia="黑体"/>
       <w:color w:themeColor="text1" w:val="000000"/>
     </w:rPr>
     <w:tblPr>
@@ -14194,6 +14819,7 @@
     </w:tcPr>
     <w:tblStylePr w:type="firstRow">
       <w:rPr>
+        <w:rFonts w:eastAsia="黑体"/>
         <w:b/>
         <w:bCs/>
         <w:color w:themeColor="background1" w:val="FFFFFF"/>
@@ -14208,6 +14834,7 @@
     </w:tblStylePr>
     <w:tblStylePr w:type="lastRow">
       <w:rPr>
+        <w:rFonts w:eastAsia="黑体"/>
         <w:b/>
         <w:bCs/>
         <w:color w:themeColor="accent2" w:themeShade="CC" w:val="9E3A38"/>
@@ -14222,12 +14849,14 @@
     </w:tblStylePr>
     <w:tblStylePr w:type="firstCol">
       <w:rPr>
+        <w:rFonts w:eastAsia="黑体"/>
         <w:b/>
         <w:bCs/>
       </w:rPr>
     </w:tblStylePr>
     <w:tblStylePr w:type="lastCol">
       <w:rPr>
+        <w:rFonts w:eastAsia="黑体"/>
         <w:b/>
         <w:bCs/>
       </w:rPr>
@@ -14262,6 +14891,7 @@
       <w:spacing w:after="0" w:line="240" w:lineRule="auto"/>
     </w:pPr>
     <w:rPr>
+      <w:rFonts w:eastAsia="黑体"/>
       <w:color w:themeColor="text1" w:val="000000"/>
     </w:rPr>
     <w:tblPr>
@@ -14280,6 +14910,7 @@
     </w:tcPr>
     <w:tblStylePr w:type="firstRow">
       <w:rPr>
+        <w:rFonts w:eastAsia="黑体"/>
         <w:b/>
         <w:bCs/>
         <w:color w:themeColor="background1" w:val="FFFFFF"/>
@@ -14294,6 +14925,7 @@
     </w:tblStylePr>
     <w:tblStylePr w:type="lastRow">
       <w:rPr>
+        <w:rFonts w:eastAsia="黑体"/>
         <w:b/>
         <w:bCs/>
         <w:color w:themeColor="accent4" w:themeShade="CC" w:val="664E82"/>
@@ -14308,12 +14940,14 @@
     </w:tblStylePr>
     <w:tblStylePr w:type="firstCol">
       <w:rPr>
+        <w:rFonts w:eastAsia="黑体"/>
         <w:b/>
         <w:bCs/>
       </w:rPr>
     </w:tblStylePr>
     <w:tblStylePr w:type="lastCol">
       <w:rPr>
+        <w:rFonts w:eastAsia="黑体"/>
         <w:b/>
         <w:bCs/>
       </w:rPr>
@@ -14348,6 +14982,7 @@
       <w:spacing w:after="0" w:line="240" w:lineRule="auto"/>
     </w:pPr>
     <w:rPr>
+      <w:rFonts w:eastAsia="黑体"/>
       <w:color w:themeColor="text1" w:val="000000"/>
     </w:rPr>
     <w:tblPr>
@@ -14366,6 +15001,7 @@
     </w:tcPr>
     <w:tblStylePr w:type="firstRow">
       <w:rPr>
+        <w:rFonts w:eastAsia="黑体"/>
         <w:b/>
         <w:bCs/>
         <w:color w:themeColor="background1" w:val="FFFFFF"/>
@@ -14380,6 +15016,7 @@
     </w:tblStylePr>
     <w:tblStylePr w:type="lastRow">
       <w:rPr>
+        <w:rFonts w:eastAsia="黑体"/>
         <w:b/>
         <w:bCs/>
         <w:color w:themeColor="accent3" w:themeShade="CC" w:val="7E9C40"/>
@@ -14394,12 +15031,14 @@
     </w:tblStylePr>
     <w:tblStylePr w:type="firstCol">
       <w:rPr>
+        <w:rFonts w:eastAsia="黑体"/>
         <w:b/>
         <w:bCs/>
       </w:rPr>
     </w:tblStylePr>
     <w:tblStylePr w:type="lastCol">
       <w:rPr>
+        <w:rFonts w:eastAsia="黑体"/>
         <w:b/>
         <w:bCs/>
       </w:rPr>
@@ -14434,6 +15073,7 @@
       <w:spacing w:after="0" w:line="240" w:lineRule="auto"/>
     </w:pPr>
     <w:rPr>
+      <w:rFonts w:eastAsia="黑体"/>
       <w:color w:themeColor="text1" w:val="000000"/>
     </w:rPr>
     <w:tblPr>
@@ -14452,6 +15092,7 @@
     </w:tcPr>
     <w:tblStylePr w:type="firstRow">
       <w:rPr>
+        <w:rFonts w:eastAsia="黑体"/>
         <w:b/>
         <w:bCs/>
         <w:color w:themeColor="background1" w:val="FFFFFF"/>
@@ -14466,6 +15107,7 @@
     </w:tblStylePr>
     <w:tblStylePr w:type="lastRow">
       <w:rPr>
+        <w:rFonts w:eastAsia="黑体"/>
         <w:b/>
         <w:bCs/>
         <w:color w:themeColor="accent6" w:themeShade="CC" w:val="F2730A"/>
@@ -14480,12 +15122,14 @@
     </w:tblStylePr>
     <w:tblStylePr w:type="firstCol">
       <w:rPr>
+        <w:rFonts w:eastAsia="黑体"/>
         <w:b/>
         <w:bCs/>
       </w:rPr>
     </w:tblStylePr>
     <w:tblStylePr w:type="lastCol">
       <w:rPr>
+        <w:rFonts w:eastAsia="黑体"/>
         <w:b/>
         <w:bCs/>
       </w:rPr>
@@ -14520,6 +15164,7 @@
       <w:spacing w:after="0" w:line="240" w:lineRule="auto"/>
     </w:pPr>
     <w:rPr>
+      <w:rFonts w:eastAsia="黑体"/>
       <w:color w:themeColor="text1" w:val="000000"/>
     </w:rPr>
     <w:tblPr>
@@ -14538,6 +15183,7 @@
     </w:tcPr>
     <w:tblStylePr w:type="firstRow">
       <w:rPr>
+        <w:rFonts w:eastAsia="黑体"/>
         <w:b/>
         <w:bCs/>
         <w:color w:themeColor="background1" w:val="FFFFFF"/>
@@ -14552,6 +15198,7 @@
     </w:tblStylePr>
     <w:tblStylePr w:type="lastRow">
       <w:rPr>
+        <w:rFonts w:eastAsia="黑体"/>
         <w:b/>
         <w:bCs/>
         <w:color w:themeColor="accent5" w:themeShade="CC" w:val="348DA5"/>
@@ -14566,12 +15213,14 @@
     </w:tblStylePr>
     <w:tblStylePr w:type="firstCol">
       <w:rPr>
+        <w:rFonts w:eastAsia="黑体"/>
         <w:b/>
         <w:bCs/>
       </w:rPr>
     </w:tblStylePr>
     <w:tblStylePr w:type="lastCol">
       <w:rPr>
+        <w:rFonts w:eastAsia="黑体"/>
         <w:b/>
         <w:bCs/>
       </w:rPr>
@@ -14606,6 +15255,7 @@
       <w:spacing w:after="0" w:line="240" w:lineRule="auto"/>
     </w:pPr>
     <w:rPr>
+      <w:rFonts w:eastAsia="黑体"/>
       <w:color w:themeColor="text1" w:val="000000"/>
     </w:rPr>
     <w:tblPr>
@@ -14627,6 +15277,7 @@
     </w:tcPr>
     <w:tblStylePr w:type="firstRow">
       <w:rPr>
+        <w:rFonts w:eastAsia="黑体"/>
         <w:b/>
         <w:bCs/>
       </w:rPr>
@@ -14637,6 +15288,7 @@
     </w:tblStylePr>
     <w:tblStylePr w:type="lastRow">
       <w:rPr>
+        <w:rFonts w:eastAsia="黑体"/>
         <w:b/>
         <w:bCs/>
         <w:color w:themeColor="text1" w:val="000000"/>
@@ -14648,6 +15300,7 @@
     </w:tblStylePr>
     <w:tblStylePr w:type="firstCol">
       <w:rPr>
+        <w:rFonts w:eastAsia="黑体"/>
         <w:color w:themeColor="background1" w:val="FFFFFF"/>
       </w:rPr>
       <w:tblPr/>
@@ -14657,6 +15310,7 @@
     </w:tblStylePr>
     <w:tblStylePr w:type="lastCol">
       <w:rPr>
+        <w:rFonts w:eastAsia="黑体"/>
         <w:color w:themeColor="background1" w:val="FFFFFF"/>
       </w:rPr>
       <w:tblPr/>
@@ -14686,6 +15340,7 @@
       <w:spacing w:after="0" w:line="240" w:lineRule="auto"/>
     </w:pPr>
     <w:rPr>
+      <w:rFonts w:eastAsia="黑体"/>
       <w:color w:themeColor="text1" w:val="000000"/>
     </w:rPr>
     <w:tblPr>
@@ -14707,6 +15362,7 @@
     </w:tcPr>
     <w:tblStylePr w:type="firstRow">
       <w:rPr>
+        <w:rFonts w:eastAsia="黑体"/>
         <w:b/>
         <w:bCs/>
       </w:rPr>
@@ -14717,6 +15373,7 @@
     </w:tblStylePr>
     <w:tblStylePr w:type="lastRow">
       <w:rPr>
+        <w:rFonts w:eastAsia="黑体"/>
         <w:b/>
         <w:bCs/>
         <w:color w:themeColor="text1" w:val="000000"/>
@@ -14728,6 +15385,7 @@
     </w:tblStylePr>
     <w:tblStylePr w:type="firstCol">
       <w:rPr>
+        <w:rFonts w:eastAsia="黑体"/>
         <w:color w:themeColor="background1" w:val="FFFFFF"/>
       </w:rPr>
       <w:tblPr/>
@@ -14737,6 +15395,7 @@
     </w:tblStylePr>
     <w:tblStylePr w:type="lastCol">
       <w:rPr>
+        <w:rFonts w:eastAsia="黑体"/>
         <w:color w:themeColor="background1" w:val="FFFFFF"/>
       </w:rPr>
       <w:tblPr/>
@@ -14766,6 +15425,7 @@
       <w:spacing w:after="0" w:line="240" w:lineRule="auto"/>
     </w:pPr>
     <w:rPr>
+      <w:rFonts w:eastAsia="黑体"/>
       <w:color w:themeColor="text1" w:val="000000"/>
     </w:rPr>
     <w:tblPr>
@@ -14787,6 +15447,7 @@
     </w:tcPr>
     <w:tblStylePr w:type="firstRow">
       <w:rPr>
+        <w:rFonts w:eastAsia="黑体"/>
         <w:b/>
         <w:bCs/>
       </w:rPr>
@@ -14797,6 +15458,7 @@
     </w:tblStylePr>
     <w:tblStylePr w:type="lastRow">
       <w:rPr>
+        <w:rFonts w:eastAsia="黑体"/>
         <w:b/>
         <w:bCs/>
         <w:color w:themeColor="text1" w:val="000000"/>
@@ -14808,6 +15470,7 @@
     </w:tblStylePr>
     <w:tblStylePr w:type="firstCol">
       <w:rPr>
+        <w:rFonts w:eastAsia="黑体"/>
         <w:color w:themeColor="background1" w:val="FFFFFF"/>
       </w:rPr>
       <w:tblPr/>
@@ -14817,6 +15480,7 @@
     </w:tblStylePr>
     <w:tblStylePr w:type="lastCol">
       <w:rPr>
+        <w:rFonts w:eastAsia="黑体"/>
         <w:color w:themeColor="background1" w:val="FFFFFF"/>
       </w:rPr>
       <w:tblPr/>
@@ -14846,6 +15510,7 @@
       <w:spacing w:after="0" w:line="240" w:lineRule="auto"/>
     </w:pPr>
     <w:rPr>
+      <w:rFonts w:eastAsia="黑体"/>
       <w:color w:themeColor="text1" w:val="000000"/>
     </w:rPr>
     <w:tblPr>
@@ -14867,6 +15532,7 @@
     </w:tcPr>
     <w:tblStylePr w:type="firstRow">
       <w:rPr>
+        <w:rFonts w:eastAsia="黑体"/>
         <w:b/>
         <w:bCs/>
       </w:rPr>
@@ -14877,6 +15543,7 @@
     </w:tblStylePr>
     <w:tblStylePr w:type="lastRow">
       <w:rPr>
+        <w:rFonts w:eastAsia="黑体"/>
         <w:b/>
         <w:bCs/>
         <w:color w:themeColor="text1" w:val="000000"/>
@@ -14888,6 +15555,7 @@
     </w:tblStylePr>
     <w:tblStylePr w:type="firstCol">
       <w:rPr>
+        <w:rFonts w:eastAsia="黑体"/>
         <w:color w:themeColor="background1" w:val="FFFFFF"/>
       </w:rPr>
       <w:tblPr/>
@@ -14897,6 +15565,7 @@
     </w:tblStylePr>
     <w:tblStylePr w:type="lastCol">
       <w:rPr>
+        <w:rFonts w:eastAsia="黑体"/>
         <w:color w:themeColor="background1" w:val="FFFFFF"/>
       </w:rPr>
       <w:tblPr/>
@@ -14926,6 +15595,7 @@
       <w:spacing w:after="0" w:line="240" w:lineRule="auto"/>
     </w:pPr>
     <w:rPr>
+      <w:rFonts w:eastAsia="黑体"/>
       <w:color w:themeColor="text1" w:val="000000"/>
     </w:rPr>
     <w:tblPr>
@@ -14947,6 +15617,7 @@
     </w:tcPr>
     <w:tblStylePr w:type="firstRow">
       <w:rPr>
+        <w:rFonts w:eastAsia="黑体"/>
         <w:b/>
         <w:bCs/>
       </w:rPr>
@@ -14957,6 +15628,7 @@
     </w:tblStylePr>
     <w:tblStylePr w:type="lastRow">
       <w:rPr>
+        <w:rFonts w:eastAsia="黑体"/>
         <w:b/>
         <w:bCs/>
         <w:color w:themeColor="text1" w:val="000000"/>
@@ -14968,6 +15640,7 @@
     </w:tblStylePr>
     <w:tblStylePr w:type="firstCol">
       <w:rPr>
+        <w:rFonts w:eastAsia="黑体"/>
         <w:color w:themeColor="background1" w:val="FFFFFF"/>
       </w:rPr>
       <w:tblPr/>
@@ -14977,6 +15650,7 @@
     </w:tblStylePr>
     <w:tblStylePr w:type="lastCol">
       <w:rPr>
+        <w:rFonts w:eastAsia="黑体"/>
         <w:color w:themeColor="background1" w:val="FFFFFF"/>
       </w:rPr>
       <w:tblPr/>
@@ -15006,6 +15680,7 @@
       <w:spacing w:after="0" w:line="240" w:lineRule="auto"/>
     </w:pPr>
     <w:rPr>
+      <w:rFonts w:eastAsia="黑体"/>
       <w:color w:themeColor="text1" w:val="000000"/>
     </w:rPr>
     <w:tblPr>
@@ -15027,6 +15702,7 @@
     </w:tcPr>
     <w:tblStylePr w:type="firstRow">
       <w:rPr>
+        <w:rFonts w:eastAsia="黑体"/>
         <w:b/>
         <w:bCs/>
       </w:rPr>
@@ -15037,6 +15713,7 @@
     </w:tblStylePr>
     <w:tblStylePr w:type="lastRow">
       <w:rPr>
+        <w:rFonts w:eastAsia="黑体"/>
         <w:b/>
         <w:bCs/>
         <w:color w:themeColor="text1" w:val="000000"/>
@@ -15048,6 +15725,7 @@
     </w:tblStylePr>
     <w:tblStylePr w:type="firstCol">
       <w:rPr>
+        <w:rFonts w:eastAsia="黑体"/>
         <w:color w:themeColor="background1" w:val="FFFFFF"/>
       </w:rPr>
       <w:tblPr/>
@@ -15057,6 +15735,7 @@
     </w:tblStylePr>
     <w:tblStylePr w:type="lastCol">
       <w:rPr>
+        <w:rFonts w:eastAsia="黑体"/>
         <w:color w:themeColor="background1" w:val="FFFFFF"/>
       </w:rPr>
       <w:tblPr/>
@@ -15086,6 +15765,7 @@
       <w:spacing w:after="0" w:line="240" w:lineRule="auto"/>
     </w:pPr>
     <w:rPr>
+      <w:rFonts w:eastAsia="黑体"/>
       <w:color w:themeColor="text1" w:val="000000"/>
     </w:rPr>
     <w:tblPr>
@@ -15107,6 +15787,7 @@
     </w:tcPr>
     <w:tblStylePr w:type="firstRow">
       <w:rPr>
+        <w:rFonts w:eastAsia="黑体"/>
         <w:b/>
         <w:bCs/>
       </w:rPr>
@@ -15117,6 +15798,7 @@
     </w:tblStylePr>
     <w:tblStylePr w:type="lastRow">
       <w:rPr>
+        <w:rFonts w:eastAsia="黑体"/>
         <w:b/>
         <w:bCs/>
         <w:color w:themeColor="text1" w:val="000000"/>
@@ -15128,6 +15810,7 @@
     </w:tblStylePr>
     <w:tblStylePr w:type="firstCol">
       <w:rPr>
+        <w:rFonts w:eastAsia="黑体"/>
         <w:color w:themeColor="background1" w:val="FFFFFF"/>
       </w:rPr>
       <w:tblPr/>
@@ -15137,6 +15820,7 @@
     </w:tblStylePr>
     <w:tblStylePr w:type="lastCol">
       <w:rPr>
+        <w:rFonts w:eastAsia="黑体"/>
         <w:color w:themeColor="background1" w:val="FFFFFF"/>
       </w:rPr>
       <w:tblPr/>
@@ -15169,6 +15853,7 @@
     <w:name w:val="KeywordTok"/>
     <w:basedOn w:val="VerbatimChar"/>
     <w:rPr>
+      <w:rFonts w:eastAsia="黑体"/>
       <w:b/>
       <w:color w:val="007020"/>
     </w:rPr>
@@ -15177,6 +15862,7 @@
     <w:name w:val="DataTypeTok"/>
     <w:basedOn w:val="VerbatimChar"/>
     <w:rPr>
+      <w:rFonts w:eastAsia="黑体"/>
       <w:color w:val="902000"/>
     </w:rPr>
   </w:style>
@@ -15184,6 +15870,7 @@
     <w:name w:val="DecValTok"/>
     <w:basedOn w:val="VerbatimChar"/>
     <w:rPr>
+      <w:rFonts w:eastAsia="黑体"/>
       <w:color w:val="40a070"/>
     </w:rPr>
   </w:style>
@@ -15191,6 +15878,7 @@
     <w:name w:val="BaseNTok"/>
     <w:basedOn w:val="VerbatimChar"/>
     <w:rPr>
+      <w:rFonts w:eastAsia="黑体"/>
       <w:color w:val="40a070"/>
     </w:rPr>
   </w:style>
@@ -15198,6 +15886,7 @@
     <w:name w:val="FloatTok"/>
     <w:basedOn w:val="VerbatimChar"/>
     <w:rPr>
+      <w:rFonts w:eastAsia="黑体"/>
       <w:color w:val="40a070"/>
     </w:rPr>
   </w:style>
@@ -15205,6 +15894,7 @@
     <w:name w:val="ConstantTok"/>
     <w:basedOn w:val="VerbatimChar"/>
     <w:rPr>
+      <w:rFonts w:eastAsia="黑体"/>
       <w:color w:val="880000"/>
     </w:rPr>
   </w:style>
@@ -15212,6 +15902,7 @@
     <w:name w:val="CharTok"/>
     <w:basedOn w:val="VerbatimChar"/>
     <w:rPr>
+      <w:rFonts w:eastAsia="黑体"/>
       <w:color w:val="4070a0"/>
     </w:rPr>
   </w:style>
@@ -15219,6 +15910,7 @@
     <w:name w:val="SpecialCharTok"/>
     <w:basedOn w:val="VerbatimChar"/>
     <w:rPr>
+      <w:rFonts w:eastAsia="黑体"/>
       <w:color w:val="4070a0"/>
     </w:rPr>
   </w:style>
@@ -15226,6 +15918,7 @@
     <w:name w:val="StringTok"/>
     <w:basedOn w:val="VerbatimChar"/>
     <w:rPr>
+      <w:rFonts w:eastAsia="黑体"/>
       <w:color w:val="4070a0"/>
     </w:rPr>
   </w:style>
@@ -15233,6 +15926,7 @@
     <w:name w:val="VerbatimStringTok"/>
     <w:basedOn w:val="VerbatimChar"/>
     <w:rPr>
+      <w:rFonts w:eastAsia="黑体"/>
       <w:color w:val="4070a0"/>
     </w:rPr>
   </w:style>
@@ -15240,6 +15934,7 @@
     <w:name w:val="SpecialStringTok"/>
     <w:basedOn w:val="VerbatimChar"/>
     <w:rPr>
+      <w:rFonts w:eastAsia="黑体"/>
       <w:color w:val="bb6688"/>
     </w:rPr>
   </w:style>
@@ -15247,6 +15942,7 @@
     <w:name w:val="ImportTok"/>
     <w:basedOn w:val="VerbatimChar"/>
     <w:rPr>
+      <w:rFonts w:eastAsia="黑体"/>
       <w:b/>
       <w:color w:val="008000"/>
     </w:rPr>
@@ -15255,6 +15951,7 @@
     <w:name w:val="CommentTok"/>
     <w:basedOn w:val="VerbatimChar"/>
     <w:rPr>
+      <w:rFonts w:eastAsia="黑体"/>
       <w:i/>
       <w:color w:val="60a0b0"/>
     </w:rPr>
@@ -15263,6 +15960,7 @@
     <w:name w:val="DocumentationTok"/>
     <w:basedOn w:val="VerbatimChar"/>
     <w:rPr>
+      <w:rFonts w:eastAsia="黑体"/>
       <w:i/>
       <w:color w:val="ba2121"/>
     </w:rPr>
@@ -15271,6 +15969,7 @@
     <w:name w:val="AnnotationTok"/>
     <w:basedOn w:val="VerbatimChar"/>
     <w:rPr>
+      <w:rFonts w:eastAsia="黑体"/>
       <w:b/>
       <w:i/>
       <w:color w:val="60a0b0"/>
@@ -15280,6 +15979,7 @@
     <w:name w:val="CommentVarTok"/>
     <w:basedOn w:val="VerbatimChar"/>
     <w:rPr>
+      <w:rFonts w:eastAsia="黑体"/>
       <w:b/>
       <w:i/>
       <w:color w:val="60a0b0"/>
@@ -15289,6 +15989,7 @@
     <w:name w:val="OtherTok"/>
     <w:basedOn w:val="VerbatimChar"/>
     <w:rPr>
+      <w:rFonts w:eastAsia="黑体"/>
       <w:color w:val="007020"/>
     </w:rPr>
   </w:style>
@@ -15296,6 +15997,7 @@
     <w:name w:val="FunctionTok"/>
     <w:basedOn w:val="VerbatimChar"/>
     <w:rPr>
+      <w:rFonts w:eastAsia="黑体"/>
       <w:color w:val="06287e"/>
     </w:rPr>
   </w:style>
@@ -15303,6 +16005,7 @@
     <w:name w:val="VariableTok"/>
     <w:basedOn w:val="VerbatimChar"/>
     <w:rPr>
+      <w:rFonts w:eastAsia="黑体"/>
       <w:color w:val="19177c"/>
     </w:rPr>
   </w:style>
@@ -15310,6 +16013,7 @@
     <w:name w:val="ControlFlowTok"/>
     <w:basedOn w:val="VerbatimChar"/>
     <w:rPr>
+      <w:rFonts w:eastAsia="黑体"/>
       <w:b/>
       <w:color w:val="007020"/>
     </w:rPr>
@@ -15318,6 +16022,7 @@
     <w:name w:val="OperatorTok"/>
     <w:basedOn w:val="VerbatimChar"/>
     <w:rPr>
+      <w:rFonts w:eastAsia="黑体"/>
       <w:color w:val="666666"/>
     </w:rPr>
   </w:style>
@@ -15325,18 +16030,22 @@
     <w:name w:val="BuiltInTok"/>
     <w:basedOn w:val="VerbatimChar"/>
     <w:rPr>
+      <w:rFonts w:eastAsia="黑体"/>
       <w:color w:val="008000"/>
     </w:rPr>
   </w:style>
   <w:style w:type="character" w:customStyle="1" w:styleId="ExtensionTok">
     <w:name w:val="ExtensionTok"/>
     <w:basedOn w:val="VerbatimChar"/>
-    <w:rPr/>
+    <w:rPr>
+      <w:rFonts w:eastAsia="黑体"/>
+    </w:rPr>
   </w:style>
   <w:style w:type="character" w:customStyle="1" w:styleId="PreprocessorTok">
     <w:name w:val="PreprocessorTok"/>
     <w:basedOn w:val="VerbatimChar"/>
     <w:rPr>
+      <w:rFonts w:eastAsia="黑体"/>
       <w:color w:val="bc7a00"/>
     </w:rPr>
   </w:style>
@@ -15344,18 +16053,22 @@
     <w:name w:val="AttributeTok"/>
     <w:basedOn w:val="VerbatimChar"/>
     <w:rPr>
+      <w:rFonts w:eastAsia="黑体"/>
       <w:color w:val="7d9029"/>
     </w:rPr>
   </w:style>
   <w:style w:type="character" w:customStyle="1" w:styleId="RegionMarkerTok">
     <w:name w:val="RegionMarkerTok"/>
     <w:basedOn w:val="VerbatimChar"/>
-    <w:rPr/>
+    <w:rPr>
+      <w:rFonts w:eastAsia="黑体"/>
+    </w:rPr>
   </w:style>
   <w:style w:type="character" w:customStyle="1" w:styleId="InformationTok">
     <w:name w:val="InformationTok"/>
     <w:basedOn w:val="VerbatimChar"/>
     <w:rPr>
+      <w:rFonts w:eastAsia="黑体"/>
       <w:b/>
       <w:i/>
       <w:color w:val="60a0b0"/>
@@ -15365,6 +16078,7 @@
     <w:name w:val="WarningTok"/>
     <w:basedOn w:val="VerbatimChar"/>
     <w:rPr>
+      <w:rFonts w:eastAsia="黑体"/>
       <w:b/>
       <w:i/>
       <w:color w:val="60a0b0"/>
@@ -15374,6 +16088,7 @@
     <w:name w:val="AlertTok"/>
     <w:basedOn w:val="VerbatimChar"/>
     <w:rPr>
+      <w:rFonts w:eastAsia="黑体"/>
       <w:b/>
       <w:color w:val="ff0000"/>
     </w:rPr>
@@ -15382,6 +16097,7 @@
     <w:name w:val="ErrorTok"/>
     <w:basedOn w:val="VerbatimChar"/>
     <w:rPr>
+      <w:rFonts w:eastAsia="黑体"/>
       <w:b/>
       <w:color w:val="ff0000"/>
     </w:rPr>
@@ -15389,7 +16105,9 @@
   <w:style w:type="character" w:customStyle="1" w:styleId="NormalTok">
     <w:name w:val="NormalTok"/>
     <w:basedOn w:val="VerbatimChar"/>
-    <w:rPr/>
+    <w:rPr>
+      <w:rFonts w:eastAsia="黑体"/>
+    </w:rPr>
   </w:style>
 </w:styles>
 </file>
@@ -15438,12 +16156,12 @@
     <a:fontScheme name="Office">
       <a:majorFont>
         <a:latin typeface="Calibri"/>
-        <a:ea typeface=""/>
+        <a:ea typeface="黑体"/>
         <a:cs typeface=""/>
         <a:font script="Jpan" typeface="ＭＳ ゴシック"/>
         <a:font script="Hang" typeface="맑은 고딕"/>
-        <a:font script="Hans" typeface="宋体"/>
-        <a:font script="Hant" typeface="新細明體"/>
+        <a:font script="Hans" typeface="黑体"/>
+        <a:font script="Hant" typeface="黑体"/>
         <a:font script="Arab" typeface="Times New Roman"/>
         <a:font script="Hebr" typeface="Times New Roman"/>
         <a:font script="Thai" typeface="Angsana New"/>
@@ -15473,12 +16191,12 @@
       </a:majorFont>
       <a:minorFont>
         <a:latin typeface="Cambria"/>
-        <a:ea typeface=""/>
+        <a:ea typeface="黑体"/>
         <a:cs typeface=""/>
         <a:font script="Jpan" typeface="ＭＳ 明朝"/>
         <a:font script="Hang" typeface="맑은 고딕"/>
-        <a:font script="Hans" typeface="宋体"/>
-        <a:font script="Hant" typeface="新細明體"/>
+        <a:font script="Hans" typeface="黑体"/>
+        <a:font script="Hant" typeface="黑体"/>
         <a:font script="Arab" typeface="Arial"/>
         <a:font script="Hebr" typeface="Arial"/>
         <a:font script="Thai" typeface="Cordia New"/>

--- a/01-电源电路/03-整流滤波电路/π型滤波电路/π型滤波电路.docx
+++ b/01-电源电路/03-整流滤波电路/π型滤波电路/π型滤波电路.docx
@@ -3085,7 +3085,7 @@
           <w:color w:val="555555"/>
           <w:sz w:val="21"/>
         </w:rPr>
-        <w:t>材料收集者：杜文杰，WX手机：19519196569，QQ:3478827729</w:t>
+        <w:t>材料收集者：杜文杰，微信/手机：19519196569，QQ:3478827729</w:t>
       </w:r>
     </w:p>
     <w:sectPr>
